--- a/docs/BYNATIONALITY/Гречанки.docx
+++ b/docs/BYNATIONALITY/Гречанки.docx
@@ -1,6 +1,6 @@
 
 <file path=word/document.xml><?xml version="1.0" encoding="utf-8"?>
-<w:document xmlns:wpc="http://schemas.microsoft.com/office/word/2010/wordprocessingCanvas" xmlns:cx="http://schemas.microsoft.com/office/drawing/2014/chartex" xmlns:cx1="http://schemas.microsoft.com/office/drawing/2015/9/8/chartex" xmlns:cx2="http://schemas.microsoft.com/office/drawing/2015/10/21/chartex" xmlns:cx3="http://schemas.microsoft.com/office/drawing/2016/5/9/chartex" xmlns:cx4="http://schemas.microsoft.com/office/drawing/2016/5/10/chartex" xmlns:cx5="http://schemas.microsoft.com/office/drawing/2016/5/11/chartex" xmlns:cx6="http://schemas.microsoft.com/office/drawing/2016/5/12/chartex" xmlns:cx7="http://schemas.microsoft.com/office/drawing/2016/5/13/chartex" xmlns:cx8="http://schemas.microsoft.com/office/drawing/2016/5/14/chartex" xmlns:mc="http://schemas.openxmlformats.org/markup-compatibility/2006" xmlns:aink="http://schemas.microsoft.com/office/drawing/2016/ink" xmlns:am3d="http://schemas.microsoft.com/office/drawing/2017/model3d" xmlns:o="urn:schemas-microsoft-com:office:office" xmlns:oel="http://schemas.microsoft.com/office/2019/extlst" xmlns:r="http://schemas.openxmlformats.org/officeDocument/2006/relationships" xmlns:m="http://schemas.openxmlformats.org/officeDocument/2006/math" xmlns:v="urn:schemas-microsoft-com:vml" xmlns:wp14="http://schemas.microsoft.com/office/word/2010/wordprocessingDrawing" xmlns:wp="http://schemas.openxmlformats.org/drawingml/2006/wordprocessingDrawing" xmlns:w10="urn:schemas-microsoft-com:office:word" xmlns:w="http://schemas.openxmlformats.org/wordprocessingml/2006/main" xmlns:w14="http://schemas.microsoft.com/office/word/2010/wordml" xmlns:w15="http://schemas.microsoft.com/office/word/2012/wordml" xmlns:w16cex="http://schemas.microsoft.com/office/word/2018/wordml/cex" xmlns:w16cid="http://schemas.microsoft.com/office/word/2016/wordml/cid" xmlns:w16="http://schemas.microsoft.com/office/word/2018/wordml" xmlns:w16du="http://schemas.microsoft.com/office/word/2023/wordml/word16du" xmlns:w16sdtdh="http://schemas.microsoft.com/office/word/2020/wordml/sdtdatahash" xmlns:w16se="http://schemas.microsoft.com/office/word/2015/wordml/symex" xmlns:wpg="http://schemas.microsoft.com/office/word/2010/wordprocessingGroup" xmlns:wpi="http://schemas.microsoft.com/office/word/2010/wordprocessingInk" xmlns:wne="http://schemas.microsoft.com/office/word/2006/wordml" xmlns:wps="http://schemas.microsoft.com/office/word/2010/wordprocessingShape" mc:Ignorable="w14 w15 w16se w16cid w16 w16cex w16sdtdh w16du wp14">
+<w:document xmlns:wpc="http://schemas.microsoft.com/office/word/2010/wordprocessingCanvas" xmlns:cx="http://schemas.microsoft.com/office/drawing/2014/chartex" xmlns:cx1="http://schemas.microsoft.com/office/drawing/2015/9/8/chartex" xmlns:cx2="http://schemas.microsoft.com/office/drawing/2015/10/21/chartex" xmlns:cx3="http://schemas.microsoft.com/office/drawing/2016/5/9/chartex" xmlns:cx4="http://schemas.microsoft.com/office/drawing/2016/5/10/chartex" xmlns:cx5="http://schemas.microsoft.com/office/drawing/2016/5/11/chartex" xmlns:cx6="http://schemas.microsoft.com/office/drawing/2016/5/12/chartex" xmlns:cx7="http://schemas.microsoft.com/office/drawing/2016/5/13/chartex" xmlns:cx8="http://schemas.microsoft.com/office/drawing/2016/5/14/chartex" xmlns:mc="http://schemas.openxmlformats.org/markup-compatibility/2006" xmlns:aink="http://schemas.microsoft.com/office/drawing/2016/ink" xmlns:am3d="http://schemas.microsoft.com/office/drawing/2017/model3d" xmlns:o="urn:schemas-microsoft-com:office:office" xmlns:oel="http://schemas.microsoft.com/office/2019/extlst" xmlns:r="http://schemas.openxmlformats.org/officeDocument/2006/relationships" xmlns:m="http://schemas.openxmlformats.org/officeDocument/2006/math" xmlns:v="urn:schemas-microsoft-com:vml" xmlns:wp14="http://schemas.microsoft.com/office/word/2010/wordprocessingDrawing" xmlns:wp="http://schemas.openxmlformats.org/drawingml/2006/wordprocessingDrawing" xmlns:w10="urn:schemas-microsoft-com:office:word" xmlns:w="http://schemas.openxmlformats.org/wordprocessingml/2006/main" xmlns:w14="http://schemas.microsoft.com/office/word/2010/wordml" xmlns:w15="http://schemas.microsoft.com/office/word/2012/wordml" xmlns:w16cex="http://schemas.microsoft.com/office/word/2018/wordml/cex" xmlns:w16cid="http://schemas.microsoft.com/office/word/2016/wordml/cid" xmlns:w16="http://schemas.microsoft.com/office/word/2018/wordml" xmlns:w16du="http://schemas.microsoft.com/office/word/2023/wordml/word16du" xmlns:w16sdtdh="http://schemas.microsoft.com/office/word/2020/wordml/sdtdatahash" xmlns:w16sdtfl="http://schemas.microsoft.com/office/word/2024/wordml/sdtformatlock" xmlns:w16se="http://schemas.microsoft.com/office/word/2015/wordml/symex" xmlns:wpg="http://schemas.microsoft.com/office/word/2010/wordprocessingGroup" xmlns:wpi="http://schemas.microsoft.com/office/word/2010/wordprocessingInk" xmlns:wne="http://schemas.microsoft.com/office/word/2006/wordml" xmlns:wps="http://schemas.microsoft.com/office/word/2010/wordprocessingShape" mc:Ignorable="w14 w15 w16se w16cid w16 w16cex w16sdtdh w16sdtfl w16du wp14">
   <w:body>
     <w:p>
       <w:pPr>
@@ -106,8 +106,9 @@
           <w:bCs/>
           <w:sz w:val="18"/>
           <w:szCs w:val="18"/>
+          <w:lang w:val="ru-RU"/>
         </w:rPr>
-        <w:t>5</w:t>
+        <w:t>6</w:t>
       </w:r>
       <w:r>
         <w:rPr>
@@ -255,8 +256,9 @@
                 <w:rFonts w:ascii="Arial" w:hAnsi="Arial" w:cs="Arial"/>
                 <w:sz w:val="16"/>
                 <w:szCs w:val="16"/>
-              </w:rPr>
-              <w:t>5</w:t>
+                <w:lang w:val="ru-RU"/>
+              </w:rPr>
+              <w:t>6</w:t>
             </w:r>
             <w:r>
               <w:rPr>
@@ -294,202 +296,35 @@
               </w:rPr>
               <w:t xml:space="preserve"> </w:t>
             </w:r>
-            <w:proofErr w:type="spellStart"/>
             <w:r>
               <w:rPr>
                 <w:rFonts w:ascii="Arial" w:hAnsi="Arial" w:cs="Arial"/>
                 <w:sz w:val="16"/>
                 <w:szCs w:val="16"/>
                 <w:shd w:val="clear" w:color="auto" w:fill="FFFFFF"/>
-              </w:rPr>
-              <w:t>Из</w:t>
-            </w:r>
-            <w:proofErr w:type="spellEnd"/>
+                <w:lang w:val="ru-RU"/>
+              </w:rPr>
+              <w:t>Из них: расстреляны – 13</w:t>
+            </w:r>
             <w:r>
               <w:rPr>
                 <w:rFonts w:ascii="Arial" w:hAnsi="Arial" w:cs="Arial"/>
                 <w:sz w:val="16"/>
                 <w:szCs w:val="16"/>
                 <w:shd w:val="clear" w:color="auto" w:fill="FFFFFF"/>
-              </w:rPr>
-              <w:t xml:space="preserve"> </w:t>
-            </w:r>
-            <w:proofErr w:type="spellStart"/>
+                <w:lang w:val="ru-RU"/>
+              </w:rPr>
+              <w:t>9</w:t>
+            </w:r>
             <w:r>
               <w:rPr>
                 <w:rFonts w:ascii="Arial" w:hAnsi="Arial" w:cs="Arial"/>
                 <w:sz w:val="16"/>
                 <w:szCs w:val="16"/>
                 <w:shd w:val="clear" w:color="auto" w:fill="FFFFFF"/>
-              </w:rPr>
-              <w:t>них</w:t>
-            </w:r>
-            <w:proofErr w:type="spellEnd"/>
-            <w:r>
-              <w:rPr>
-                <w:rFonts w:ascii="Arial" w:hAnsi="Arial" w:cs="Arial"/>
-                <w:sz w:val="16"/>
-                <w:szCs w:val="16"/>
-                <w:shd w:val="clear" w:color="auto" w:fill="FFFFFF"/>
-              </w:rPr>
-              <w:t xml:space="preserve">: </w:t>
-            </w:r>
-            <w:proofErr w:type="spellStart"/>
-            <w:r>
-              <w:rPr>
-                <w:rFonts w:ascii="Arial" w:hAnsi="Arial" w:cs="Arial"/>
-                <w:sz w:val="16"/>
-                <w:szCs w:val="16"/>
-                <w:shd w:val="clear" w:color="auto" w:fill="FFFFFF"/>
-              </w:rPr>
-              <w:t>расстреляны</w:t>
-            </w:r>
-            <w:proofErr w:type="spellEnd"/>
-            <w:r>
-              <w:rPr>
-                <w:rFonts w:ascii="Arial" w:hAnsi="Arial" w:cs="Arial"/>
-                <w:sz w:val="16"/>
-                <w:szCs w:val="16"/>
-                <w:shd w:val="clear" w:color="auto" w:fill="FFFFFF"/>
-              </w:rPr>
-              <w:t xml:space="preserve"> – 13</w:t>
-            </w:r>
-            <w:r>
-              <w:rPr>
-                <w:rFonts w:ascii="Arial" w:hAnsi="Arial" w:cs="Arial"/>
-                <w:sz w:val="16"/>
-                <w:szCs w:val="16"/>
-                <w:shd w:val="clear" w:color="auto" w:fill="FFFFFF"/>
-                <w:lang w:val="ru-RU"/>
-              </w:rPr>
-              <w:t>8</w:t>
-            </w:r>
-            <w:r>
-              <w:rPr>
-                <w:rFonts w:ascii="Arial" w:hAnsi="Arial" w:cs="Arial"/>
-                <w:sz w:val="16"/>
-                <w:szCs w:val="16"/>
-                <w:shd w:val="clear" w:color="auto" w:fill="FFFFFF"/>
-              </w:rPr>
-              <w:t xml:space="preserve">; </w:t>
-            </w:r>
-            <w:proofErr w:type="spellStart"/>
-            <w:r>
-              <w:rPr>
-                <w:rFonts w:ascii="Arial" w:hAnsi="Arial" w:cs="Arial"/>
-                <w:sz w:val="16"/>
-                <w:szCs w:val="16"/>
-                <w:shd w:val="clear" w:color="auto" w:fill="FFFFFF"/>
-              </w:rPr>
-              <w:t>умерли</w:t>
-            </w:r>
-            <w:proofErr w:type="spellEnd"/>
-            <w:r>
-              <w:rPr>
-                <w:rFonts w:ascii="Arial" w:hAnsi="Arial" w:cs="Arial"/>
-                <w:sz w:val="16"/>
-                <w:szCs w:val="16"/>
-                <w:shd w:val="clear" w:color="auto" w:fill="FFFFFF"/>
-              </w:rPr>
-              <w:t xml:space="preserve"> в </w:t>
-            </w:r>
-            <w:proofErr w:type="spellStart"/>
-            <w:r>
-              <w:rPr>
-                <w:rFonts w:ascii="Arial" w:hAnsi="Arial" w:cs="Arial"/>
-                <w:sz w:val="16"/>
-                <w:szCs w:val="16"/>
-                <w:shd w:val="clear" w:color="auto" w:fill="FFFFFF"/>
-              </w:rPr>
-              <w:t>заключении</w:t>
-            </w:r>
-            <w:proofErr w:type="spellEnd"/>
-            <w:r>
-              <w:rPr>
-                <w:rFonts w:ascii="Arial" w:hAnsi="Arial" w:cs="Arial"/>
-                <w:sz w:val="16"/>
-                <w:szCs w:val="16"/>
-                <w:shd w:val="clear" w:color="auto" w:fill="FFFFFF"/>
-              </w:rPr>
-              <w:t xml:space="preserve"> – 5; </w:t>
-            </w:r>
-            <w:proofErr w:type="spellStart"/>
-            <w:r>
-              <w:rPr>
-                <w:rFonts w:ascii="Arial" w:hAnsi="Arial" w:cs="Arial"/>
-                <w:sz w:val="16"/>
-                <w:szCs w:val="16"/>
-                <w:shd w:val="clear" w:color="auto" w:fill="FFFFFF"/>
-              </w:rPr>
-              <w:t>умерли</w:t>
-            </w:r>
-            <w:proofErr w:type="spellEnd"/>
-            <w:r>
-              <w:rPr>
-                <w:rFonts w:ascii="Arial" w:hAnsi="Arial" w:cs="Arial"/>
-                <w:sz w:val="16"/>
-                <w:szCs w:val="16"/>
-                <w:shd w:val="clear" w:color="auto" w:fill="FFFFFF"/>
-              </w:rPr>
-              <w:t xml:space="preserve"> </w:t>
-            </w:r>
-            <w:proofErr w:type="spellStart"/>
-            <w:r>
-              <w:rPr>
-                <w:rFonts w:ascii="Arial" w:hAnsi="Arial" w:cs="Arial"/>
-                <w:sz w:val="16"/>
-                <w:szCs w:val="16"/>
-                <w:shd w:val="clear" w:color="auto" w:fill="FFFFFF"/>
-              </w:rPr>
-              <w:t>на</w:t>
-            </w:r>
-            <w:proofErr w:type="spellEnd"/>
-            <w:r>
-              <w:rPr>
-                <w:rFonts w:ascii="Arial" w:hAnsi="Arial" w:cs="Arial"/>
-                <w:sz w:val="16"/>
-                <w:szCs w:val="16"/>
-                <w:shd w:val="clear" w:color="auto" w:fill="FFFFFF"/>
-              </w:rPr>
-              <w:t xml:space="preserve"> </w:t>
-            </w:r>
-            <w:proofErr w:type="spellStart"/>
-            <w:r>
-              <w:rPr>
-                <w:rFonts w:ascii="Arial" w:hAnsi="Arial" w:cs="Arial"/>
-                <w:sz w:val="16"/>
-                <w:szCs w:val="16"/>
-                <w:shd w:val="clear" w:color="auto" w:fill="FFFFFF"/>
-              </w:rPr>
-              <w:t>спецпоселении</w:t>
-            </w:r>
-            <w:proofErr w:type="spellEnd"/>
-            <w:r>
-              <w:rPr>
-                <w:rFonts w:ascii="Arial" w:hAnsi="Arial" w:cs="Arial"/>
-                <w:sz w:val="16"/>
-                <w:szCs w:val="16"/>
-                <w:shd w:val="clear" w:color="auto" w:fill="FFFFFF"/>
-              </w:rPr>
-              <w:t xml:space="preserve"> </w:t>
-            </w:r>
-            <w:r>
-              <w:rPr>
-                <w:rFonts w:ascii="Arial" w:hAnsi="Arial" w:cs="Arial"/>
-                <w:sz w:val="16"/>
-                <w:szCs w:val="16"/>
-                <w:shd w:val="clear" w:color="auto" w:fill="FFFFFF"/>
-              </w:rPr>
-              <w:t>–</w:t>
-            </w:r>
-            <w:r>
-              <w:rPr>
-                <w:rFonts w:ascii="Arial" w:hAnsi="Arial" w:cs="Arial"/>
-                <w:sz w:val="16"/>
-                <w:szCs w:val="16"/>
-                <w:shd w:val="clear" w:color="auto" w:fill="FFFFFF"/>
-              </w:rPr>
-              <w:t xml:space="preserve"> 2</w:t>
+                <w:lang w:val="ru-RU"/>
+              </w:rPr>
+              <w:t>; умерли в заключении – 5; умерли на спецпоселении – 2</w:t>
             </w:r>
             <w:r>
               <w:rPr>
@@ -626,44 +461,72 @@
                 <w:rFonts w:ascii="Arial" w:hAnsi="Arial" w:cs="Arial"/>
                 <w:sz w:val="16"/>
                 <w:szCs w:val="16"/>
-              </w:rPr>
-              <w:t>43</w:t>
-            </w:r>
-            <w:r>
-              <w:rPr>
-                <w:rFonts w:ascii="Arial" w:hAnsi="Arial" w:cs="Arial"/>
-                <w:sz w:val="16"/>
-                <w:szCs w:val="16"/>
-                <w:lang w:val="ru-RU"/>
-              </w:rPr>
-              <w:t xml:space="preserve"> </w:t>
-            </w:r>
-            <w:r>
-              <w:rPr>
-                <w:rFonts w:ascii="Arial" w:hAnsi="Arial" w:cs="Arial"/>
-                <w:sz w:val="16"/>
-                <w:szCs w:val="16"/>
-                <w:lang w:val="ru-RU"/>
-              </w:rPr>
-              <w:t>погибшие</w:t>
-            </w:r>
-            <w:r>
-              <w:rPr>
-                <w:rFonts w:ascii="Arial" w:hAnsi="Arial" w:cs="Arial"/>
-                <w:sz w:val="16"/>
-                <w:szCs w:val="16"/>
-                <w:lang w:val="ru-RU"/>
-              </w:rPr>
-              <w:t xml:space="preserve"> гречан</w:t>
-            </w:r>
-            <w:r>
-              <w:rPr>
-                <w:rFonts w:ascii="Arial" w:hAnsi="Arial" w:cs="Arial"/>
-                <w:sz w:val="16"/>
-                <w:szCs w:val="16"/>
-                <w:lang w:val="ru-RU"/>
-              </w:rPr>
-              <w:t>ки –</w:t>
+                <w:lang w:val="ru-RU"/>
+              </w:rPr>
+              <w:t>4</w:t>
+            </w:r>
+            <w:r>
+              <w:rPr>
+                <w:rFonts w:ascii="Arial" w:hAnsi="Arial" w:cs="Arial"/>
+                <w:sz w:val="16"/>
+                <w:szCs w:val="16"/>
+                <w:lang w:val="ru-RU"/>
+              </w:rPr>
+              <w:t>6</w:t>
+            </w:r>
+            <w:r>
+              <w:rPr>
+                <w:rFonts w:ascii="Arial" w:hAnsi="Arial" w:cs="Arial"/>
+                <w:sz w:val="16"/>
+                <w:szCs w:val="16"/>
+                <w:lang w:val="ru-RU"/>
+              </w:rPr>
+              <w:t xml:space="preserve"> </w:t>
+            </w:r>
+            <w:r>
+              <w:rPr>
+                <w:rFonts w:ascii="Arial" w:hAnsi="Arial" w:cs="Arial"/>
+                <w:sz w:val="16"/>
+                <w:szCs w:val="16"/>
+                <w:lang w:val="ru-RU"/>
+              </w:rPr>
+              <w:t>погибши</w:t>
+            </w:r>
+            <w:r>
+              <w:rPr>
+                <w:rFonts w:ascii="Arial" w:hAnsi="Arial" w:cs="Arial"/>
+                <w:sz w:val="16"/>
+                <w:szCs w:val="16"/>
+                <w:lang w:val="ru-RU"/>
+              </w:rPr>
+              <w:t xml:space="preserve"> </w:t>
+            </w:r>
+            <w:r>
+              <w:rPr>
+                <w:rFonts w:ascii="Arial" w:hAnsi="Arial" w:cs="Arial"/>
+                <w:sz w:val="16"/>
+                <w:szCs w:val="16"/>
+                <w:lang w:val="ru-RU"/>
+              </w:rPr>
+              <w:t>гречан</w:t>
+            </w:r>
+            <w:r>
+              <w:rPr>
+                <w:rFonts w:ascii="Arial" w:hAnsi="Arial" w:cs="Arial"/>
+                <w:sz w:val="16"/>
+                <w:szCs w:val="16"/>
+                <w:lang w:val="ru-RU"/>
+              </w:rPr>
+              <w:t>ок</w:t>
+            </w:r>
+            <w:r>
+              <w:rPr>
+                <w:rFonts w:ascii="Arial" w:hAnsi="Arial" w:cs="Arial"/>
+                <w:sz w:val="16"/>
+                <w:szCs w:val="16"/>
+                <w:lang w:val="ru-RU"/>
+              </w:rPr>
+              <w:t xml:space="preserve"> –</w:t>
             </w:r>
             <w:r>
               <w:rPr>
@@ -692,7 +555,27 @@
                 <w:szCs w:val="16"/>
                 <w:lang w:val="ru-RU"/>
               </w:rPr>
-              <w:t xml:space="preserve"> которые составляют 0,05% от общего числа греков проживавших на тот момент в СССР</w:t>
+              <w:t xml:space="preserve"> которые составляют 0,05% от общего числа </w:t>
+            </w:r>
+            <w:proofErr w:type="gramStart"/>
+            <w:r>
+              <w:rPr>
+                <w:rFonts w:ascii="Arial" w:hAnsi="Arial" w:cs="Arial"/>
+                <w:sz w:val="16"/>
+                <w:szCs w:val="16"/>
+                <w:lang w:val="ru-RU"/>
+              </w:rPr>
+              <w:t>греков</w:t>
+            </w:r>
+            <w:proofErr w:type="gramEnd"/>
+            <w:r>
+              <w:rPr>
+                <w:rFonts w:ascii="Arial" w:hAnsi="Arial" w:cs="Arial"/>
+                <w:sz w:val="16"/>
+                <w:szCs w:val="16"/>
+                <w:lang w:val="ru-RU"/>
+              </w:rPr>
+              <w:t xml:space="preserve"> проживавших на тот момент в СССР</w:t>
             </w:r>
             <w:r>
               <w:rPr>
@@ -729,7 +612,7 @@
                 <w:szCs w:val="16"/>
                 <w:lang w:val="ru-RU"/>
               </w:rPr>
-              <w:t>5</w:t>
+              <w:t>6</w:t>
             </w:r>
             <w:r>
               <w:rPr>
@@ -811,7 +694,25 @@
                 <w:szCs w:val="16"/>
                 <w:lang w:val="ru-RU"/>
               </w:rPr>
-              <w:t>119 (88%)</w:t>
+              <w:t>1</w:t>
+            </w:r>
+            <w:r>
+              <w:rPr>
+                <w:rFonts w:ascii="Arial" w:hAnsi="Arial" w:cs="Arial"/>
+                <w:sz w:val="16"/>
+                <w:szCs w:val="16"/>
+                <w:lang w:val="ru-RU"/>
+              </w:rPr>
+              <w:t>20</w:t>
+            </w:r>
+            <w:r>
+              <w:rPr>
+                <w:rFonts w:ascii="Arial" w:hAnsi="Arial" w:cs="Arial"/>
+                <w:sz w:val="16"/>
+                <w:szCs w:val="16"/>
+                <w:lang w:val="ru-RU"/>
+              </w:rPr>
+              <w:t xml:space="preserve"> (88%)</w:t>
             </w:r>
             <w:r>
               <w:rPr>
@@ -884,7 +785,25 @@
                 <w:szCs w:val="16"/>
                 <w:lang w:val="ru-RU"/>
               </w:rPr>
-              <w:t>26 (19%)</w:t>
+              <w:t>2</w:t>
+            </w:r>
+            <w:r>
+              <w:rPr>
+                <w:rFonts w:ascii="Arial" w:hAnsi="Arial" w:cs="Arial"/>
+                <w:sz w:val="16"/>
+                <w:szCs w:val="16"/>
+                <w:lang w:val="ru-RU"/>
+              </w:rPr>
+              <w:t>5</w:t>
+            </w:r>
+            <w:r>
+              <w:rPr>
+                <w:rFonts w:ascii="Arial" w:hAnsi="Arial" w:cs="Arial"/>
+                <w:sz w:val="16"/>
+                <w:szCs w:val="16"/>
+                <w:lang w:val="ru-RU"/>
+              </w:rPr>
+              <w:t xml:space="preserve"> (19%)</w:t>
             </w:r>
             <w:r>
               <w:rPr>
@@ -1023,7 +942,25 @@
                 <w:szCs w:val="16"/>
                 <w:lang w:val="ru-RU"/>
               </w:rPr>
-              <w:t xml:space="preserve">79 (59%) – расстреляны по решению </w:t>
+              <w:t>7</w:t>
+            </w:r>
+            <w:r>
+              <w:rPr>
+                <w:rFonts w:ascii="Arial" w:hAnsi="Arial" w:cs="Arial"/>
+                <w:sz w:val="16"/>
+                <w:szCs w:val="16"/>
+                <w:lang w:val="ru-RU"/>
+              </w:rPr>
+              <w:t>8</w:t>
+            </w:r>
+            <w:r>
+              <w:rPr>
+                <w:rFonts w:ascii="Arial" w:hAnsi="Arial" w:cs="Arial"/>
+                <w:sz w:val="16"/>
+                <w:szCs w:val="16"/>
+                <w:lang w:val="ru-RU"/>
+              </w:rPr>
+              <w:t xml:space="preserve"> (59%) – расстреляны по решению </w:t>
             </w:r>
             <w:r>
               <w:rPr>
@@ -1982,8 +1919,6 @@
             <w:pPr>
               <w:rPr>
                 <w:rFonts w:ascii="Arial" w:hAnsi="Arial" w:cs="Arial"/>
-                <w:b/>
-                <w:bCs/>
                 <w:sz w:val="16"/>
                 <w:szCs w:val="16"/>
                 <w:lang w:val="ru-RU"/>
@@ -2019,7 +1954,16 @@
                 <w:szCs w:val="16"/>
                 <w:lang w:val="ru-RU"/>
               </w:rPr>
-              <w:t>24</w:t>
+              <w:t>2</w:t>
+            </w:r>
+            <w:r>
+              <w:rPr>
+                <w:rFonts w:ascii="Arial" w:hAnsi="Arial" w:cs="Arial"/>
+                <w:sz w:val="16"/>
+                <w:szCs w:val="16"/>
+                <w:lang w:val="ru-RU"/>
+              </w:rPr>
+              <w:t>6</w:t>
             </w:r>
             <w:r>
               <w:rPr>
@@ -2064,7 +2008,7 @@
                 <w:szCs w:val="16"/>
                 <w:lang w:val="ru-RU"/>
               </w:rPr>
-              <w:t>3</w:t>
+              <w:t>5</w:t>
             </w:r>
             <w:r>
               <w:rPr>
@@ -2120,1632 +2064,114 @@
               </w:rPr>
               <w:t>.</w:t>
             </w:r>
+          </w:p>
+          <w:p>
+            <w:pPr>
+              <w:rPr>
+                <w:rFonts w:ascii="Arial" w:hAnsi="Arial" w:cs="Arial"/>
+                <w:sz w:val="16"/>
+                <w:szCs w:val="16"/>
+                <w:lang w:val="ru-RU"/>
+              </w:rPr>
+            </w:pPr>
+          </w:p>
+          <w:p>
+            <w:pPr>
+              <w:rPr>
+                <w:rFonts w:ascii="Arial" w:hAnsi="Arial" w:cs="Arial"/>
+                <w:b/>
+                <w:bCs/>
+                <w:sz w:val="16"/>
+                <w:szCs w:val="16"/>
+                <w:lang w:val="ru-RU"/>
+              </w:rPr>
+            </w:pPr>
           </w:p>
         </w:tc>
       </w:tr>
     </w:tbl>
     <w:p>
       <w:pPr>
+        <w:jc w:val="center"/>
+        <w:rPr>
+          <w:rFonts w:ascii="Arial" w:hAnsi="Arial" w:cs="Arial"/>
+          <w:b/>
+          <w:bCs/>
+          <w:sz w:val="16"/>
+          <w:szCs w:val="16"/>
+          <w:lang w:val="ru-RU"/>
+        </w:rPr>
+      </w:pPr>
+      <w:r>
+        <w:rPr>
+          <w:rFonts w:ascii="Arial" w:hAnsi="Arial" w:cs="Arial"/>
+          <w:b/>
+          <w:bCs/>
+          <w:sz w:val="16"/>
+          <w:szCs w:val="16"/>
+          <w:lang w:val="ru-RU"/>
+        </w:rPr>
+        <w:t>ЧИСЛЕННОСТЬ РАССТРЕЛЯННЫХ ЖЕНЩИН ПО ГОДАМ с 19</w:t>
+      </w:r>
+      <w:r>
+        <w:rPr>
+          <w:rFonts w:ascii="Arial" w:hAnsi="Arial" w:cs="Arial"/>
+          <w:b/>
+          <w:bCs/>
+          <w:sz w:val="16"/>
+          <w:szCs w:val="16"/>
+          <w:lang w:val="ru-RU"/>
+        </w:rPr>
+        <w:t>18</w:t>
+      </w:r>
+      <w:r>
+        <w:rPr>
+          <w:rFonts w:ascii="Arial" w:hAnsi="Arial" w:cs="Arial"/>
+          <w:b/>
+          <w:bCs/>
+          <w:sz w:val="16"/>
+          <w:szCs w:val="16"/>
+          <w:lang w:val="ru-RU"/>
+        </w:rPr>
+        <w:t xml:space="preserve"> по 1942 гг.</w:t>
+      </w:r>
+    </w:p>
+    <w:p>
+      <w:pPr>
+        <w:jc w:val="center"/>
         <w:rPr>
           <w:rFonts w:hint="eastAsia"/>
           <w:lang w:val="ru-RU"/>
         </w:rPr>
       </w:pPr>
+      <w:r>
+        <w:rPr>
+          <w:noProof/>
+        </w:rPr>
+        <w:drawing>
+          <wp:inline distT="0" distB="0" distL="0" distR="0" wp14:anchorId="5169DEAF" wp14:editId="6590BD02">
+            <wp:extent cx="4423543" cy="1898431"/>
+            <wp:effectExtent l="0" t="0" r="15240" b="6985"/>
+            <wp:docPr id="1259099750" name="Chart 1">
+              <a:extLst xmlns:a="http://schemas.openxmlformats.org/drawingml/2006/main">
+                <a:ext uri="{FF2B5EF4-FFF2-40B4-BE49-F238E27FC236}">
+                  <a16:creationId xmlns:a16="http://schemas.microsoft.com/office/drawing/2014/main" id="{DB22657A-D87D-4CC4-9852-3A31BBA92845}"/>
+                </a:ext>
+              </a:extLst>
+            </wp:docPr>
+            <wp:cNvGraphicFramePr/>
+            <a:graphic xmlns:a="http://schemas.openxmlformats.org/drawingml/2006/main">
+              <a:graphicData uri="http://schemas.openxmlformats.org/drawingml/2006/chart">
+                <c:chart xmlns:c="http://schemas.openxmlformats.org/drawingml/2006/chart" xmlns:r="http://schemas.openxmlformats.org/officeDocument/2006/relationships" r:id="rId7"/>
+              </a:graphicData>
+            </a:graphic>
+          </wp:inline>
+        </w:drawing>
+      </w:r>
     </w:p>
-    <w:tbl>
-      <w:tblPr>
-        <w:tblW w:w="10990" w:type="dxa"/>
-        <w:tblInd w:w="-453" w:type="dxa"/>
-        <w:tblLayout w:type="fixed"/>
-        <w:tblCellMar>
-          <w:top w:w="28" w:type="dxa"/>
-          <w:left w:w="28" w:type="dxa"/>
-          <w:bottom w:w="28" w:type="dxa"/>
-          <w:right w:w="28" w:type="dxa"/>
-        </w:tblCellMar>
-        <w:tblLook w:val="0000" w:firstRow="0" w:lastRow="0" w:firstColumn="0" w:lastColumn="0" w:noHBand="0" w:noVBand="0"/>
-      </w:tblPr>
-      <w:tblGrid>
-        <w:gridCol w:w="1121"/>
-        <w:gridCol w:w="766"/>
-        <w:gridCol w:w="327"/>
-        <w:gridCol w:w="1093"/>
-        <w:gridCol w:w="395"/>
-        <w:gridCol w:w="698"/>
-        <w:gridCol w:w="1093"/>
-        <w:gridCol w:w="23"/>
-        <w:gridCol w:w="1070"/>
-        <w:gridCol w:w="744"/>
-        <w:gridCol w:w="349"/>
-        <w:gridCol w:w="1093"/>
-        <w:gridCol w:w="372"/>
-        <w:gridCol w:w="721"/>
-        <w:gridCol w:w="1094"/>
-        <w:gridCol w:w="31"/>
-      </w:tblGrid>
-      <w:tr>
-        <w:trPr>
-          <w:gridAfter w:val="1"/>
-          <w:wAfter w:w="31" w:type="dxa"/>
-        </w:trPr>
-        <w:tc>
-          <w:tcPr>
-            <w:tcW w:w="10959" w:type="dxa"/>
-            <w:gridSpan w:val="15"/>
-            <w:tcBorders>
-              <w:top w:val="double" w:sz="1" w:space="0" w:color="808080"/>
-              <w:left w:val="double" w:sz="1" w:space="0" w:color="808080"/>
-              <w:bottom w:val="double" w:sz="1" w:space="0" w:color="808080"/>
-              <w:right w:val="double" w:sz="2" w:space="0" w:color="808080"/>
-            </w:tcBorders>
-            <w:shd w:val="clear" w:color="auto" w:fill="auto"/>
-            <w:vAlign w:val="center"/>
-          </w:tcPr>
-          <w:p>
-            <w:pPr>
-              <w:pStyle w:val="TableContents"/>
-              <w:snapToGrid w:val="0"/>
-              <w:jc w:val="center"/>
-              <w:rPr>
-                <w:rFonts w:ascii="Arial" w:hAnsi="Arial" w:cs="Arial"/>
-                <w:b/>
-                <w:bCs/>
-                <w:sz w:val="16"/>
-                <w:szCs w:val="16"/>
-                <w:lang w:val="ru-RU"/>
-              </w:rPr>
-            </w:pPr>
-            <w:r>
-              <w:rPr>
-                <w:rFonts w:ascii="Arial" w:hAnsi="Arial" w:cs="Arial"/>
-                <w:b/>
-                <w:bCs/>
-                <w:sz w:val="16"/>
-                <w:szCs w:val="16"/>
-                <w:lang w:val="ru-RU"/>
-              </w:rPr>
-              <w:t>ЧИСЛЕННОСТЬ РАССТРЕЛЯННЫХ ЖЕНЩИН ПО ГОДАМ с 19</w:t>
-            </w:r>
-            <w:r>
-              <w:rPr>
-                <w:rFonts w:ascii="Arial" w:hAnsi="Arial" w:cs="Arial"/>
-                <w:b/>
-                <w:bCs/>
-                <w:sz w:val="16"/>
-                <w:szCs w:val="16"/>
-                <w:lang w:val="ru-RU"/>
-              </w:rPr>
-              <w:t>18</w:t>
-            </w:r>
-            <w:r>
-              <w:rPr>
-                <w:rFonts w:ascii="Arial" w:hAnsi="Arial" w:cs="Arial"/>
-                <w:b/>
-                <w:bCs/>
-                <w:sz w:val="16"/>
-                <w:szCs w:val="16"/>
-                <w:lang w:val="ru-RU"/>
-              </w:rPr>
-              <w:t xml:space="preserve"> по 1942 гг.</w:t>
-            </w:r>
-          </w:p>
-        </w:tc>
-      </w:tr>
-      <w:tr>
-        <w:trPr>
-          <w:gridAfter w:val="1"/>
-          <w:wAfter w:w="31" w:type="dxa"/>
-        </w:trPr>
-        <w:tc>
-          <w:tcPr>
-            <w:tcW w:w="1887" w:type="dxa"/>
-            <w:gridSpan w:val="2"/>
-            <w:tcBorders>
-              <w:top w:val="single" w:sz="4" w:space="0" w:color="auto"/>
-              <w:left w:val="single" w:sz="4" w:space="0" w:color="auto"/>
-              <w:bottom w:val="single" w:sz="4" w:space="0" w:color="auto"/>
-              <w:right w:val="single" w:sz="4" w:space="0" w:color="auto"/>
-            </w:tcBorders>
-            <w:shd w:val="clear" w:color="auto" w:fill="auto"/>
-            <w:vAlign w:val="center"/>
-          </w:tcPr>
-          <w:p>
-            <w:pPr>
-              <w:pStyle w:val="BodyText"/>
-              <w:pBdr>
-                <w:top w:val="none" w:sz="0" w:space="0" w:color="000000"/>
-                <w:left w:val="none" w:sz="0" w:space="0" w:color="000000"/>
-                <w:bottom w:val="none" w:sz="0" w:space="0" w:color="000000"/>
-                <w:right w:val="none" w:sz="0" w:space="0" w:color="000000"/>
-              </w:pBdr>
-              <w:snapToGrid w:val="0"/>
-              <w:spacing w:after="0"/>
-              <w:jc w:val="center"/>
-              <w:rPr>
-                <w:rFonts w:ascii="Arial" w:hAnsi="Arial" w:cs="Arial"/>
-                <w:b/>
-                <w:bCs/>
-                <w:sz w:val="16"/>
-                <w:szCs w:val="16"/>
-                <w:lang w:val="ru-RU"/>
-              </w:rPr>
-            </w:pPr>
-            <w:r>
-              <w:rPr>
-                <w:rFonts w:ascii="Arial" w:hAnsi="Arial" w:cs="Arial"/>
-                <w:b/>
-                <w:bCs/>
-                <w:sz w:val="16"/>
-                <w:szCs w:val="16"/>
-                <w:lang w:val="ru-RU"/>
-              </w:rPr>
-              <w:t>1918</w:t>
-            </w:r>
-          </w:p>
-        </w:tc>
-        <w:tc>
-          <w:tcPr>
-            <w:tcW w:w="1815" w:type="dxa"/>
-            <w:gridSpan w:val="3"/>
-            <w:tcBorders>
-              <w:top w:val="single" w:sz="4" w:space="0" w:color="auto"/>
-              <w:left w:val="single" w:sz="4" w:space="0" w:color="auto"/>
-              <w:bottom w:val="single" w:sz="4" w:space="0" w:color="auto"/>
-              <w:right w:val="single" w:sz="4" w:space="0" w:color="auto"/>
-            </w:tcBorders>
-            <w:shd w:val="clear" w:color="auto" w:fill="auto"/>
-            <w:vAlign w:val="center"/>
-          </w:tcPr>
-          <w:p>
-            <w:pPr>
-              <w:pStyle w:val="BodyText"/>
-              <w:pBdr>
-                <w:top w:val="none" w:sz="0" w:space="0" w:color="000000"/>
-                <w:left w:val="none" w:sz="0" w:space="0" w:color="000000"/>
-                <w:bottom w:val="none" w:sz="0" w:space="0" w:color="000000"/>
-                <w:right w:val="none" w:sz="0" w:space="0" w:color="000000"/>
-              </w:pBdr>
-              <w:snapToGrid w:val="0"/>
-              <w:spacing w:after="0"/>
-              <w:jc w:val="center"/>
-              <w:rPr>
-                <w:rFonts w:ascii="Arial" w:hAnsi="Arial" w:cs="Arial"/>
-                <w:sz w:val="16"/>
-                <w:szCs w:val="16"/>
-              </w:rPr>
-            </w:pPr>
-            <w:r>
-              <w:rPr>
-                <w:rFonts w:ascii="Arial" w:hAnsi="Arial" w:cs="Arial"/>
-                <w:b/>
-                <w:color w:val="000080"/>
-                <w:sz w:val="16"/>
-                <w:szCs w:val="16"/>
-                <w:lang w:val="ru-RU"/>
-              </w:rPr>
-              <w:t>1920</w:t>
-            </w:r>
-          </w:p>
-        </w:tc>
-        <w:tc>
-          <w:tcPr>
-            <w:tcW w:w="1814" w:type="dxa"/>
-            <w:gridSpan w:val="3"/>
-            <w:tcBorders>
-              <w:top w:val="single" w:sz="4" w:space="0" w:color="auto"/>
-              <w:left w:val="single" w:sz="4" w:space="0" w:color="auto"/>
-              <w:bottom w:val="single" w:sz="4" w:space="0" w:color="auto"/>
-              <w:right w:val="single" w:sz="4" w:space="0" w:color="auto"/>
-            </w:tcBorders>
-            <w:shd w:val="clear" w:color="auto" w:fill="auto"/>
-            <w:vAlign w:val="center"/>
-          </w:tcPr>
-          <w:p>
-            <w:pPr>
-              <w:pStyle w:val="BodyText"/>
-              <w:pBdr>
-                <w:top w:val="none" w:sz="0" w:space="0" w:color="000000"/>
-                <w:left w:val="none" w:sz="0" w:space="0" w:color="000000"/>
-                <w:bottom w:val="none" w:sz="0" w:space="0" w:color="000000"/>
-                <w:right w:val="none" w:sz="0" w:space="0" w:color="000000"/>
-              </w:pBdr>
-              <w:snapToGrid w:val="0"/>
-              <w:spacing w:after="0"/>
-              <w:jc w:val="center"/>
-              <w:rPr>
-                <w:rFonts w:ascii="Arial" w:hAnsi="Arial" w:cs="Arial"/>
-                <w:sz w:val="16"/>
-                <w:szCs w:val="16"/>
-              </w:rPr>
-            </w:pPr>
-            <w:r>
-              <w:rPr>
-                <w:rFonts w:ascii="Arial" w:hAnsi="Arial" w:cs="Arial"/>
-                <w:b/>
-                <w:color w:val="000080"/>
-                <w:sz w:val="16"/>
-                <w:szCs w:val="16"/>
-                <w:lang w:val="ru-RU"/>
-              </w:rPr>
-              <w:t>1937</w:t>
-            </w:r>
-          </w:p>
-        </w:tc>
-        <w:tc>
-          <w:tcPr>
-            <w:tcW w:w="1814" w:type="dxa"/>
-            <w:gridSpan w:val="2"/>
-            <w:tcBorders>
-              <w:top w:val="single" w:sz="4" w:space="0" w:color="auto"/>
-              <w:left w:val="single" w:sz="4" w:space="0" w:color="auto"/>
-              <w:bottom w:val="single" w:sz="4" w:space="0" w:color="auto"/>
-              <w:right w:val="single" w:sz="4" w:space="0" w:color="auto"/>
-            </w:tcBorders>
-            <w:shd w:val="clear" w:color="auto" w:fill="auto"/>
-            <w:vAlign w:val="center"/>
-          </w:tcPr>
-          <w:p>
-            <w:pPr>
-              <w:pStyle w:val="BodyText"/>
-              <w:pBdr>
-                <w:top w:val="none" w:sz="0" w:space="0" w:color="000000"/>
-                <w:left w:val="none" w:sz="0" w:space="0" w:color="000000"/>
-                <w:bottom w:val="none" w:sz="0" w:space="0" w:color="000000"/>
-                <w:right w:val="none" w:sz="0" w:space="0" w:color="000000"/>
-              </w:pBdr>
-              <w:snapToGrid w:val="0"/>
-              <w:spacing w:after="0"/>
-              <w:jc w:val="center"/>
-              <w:rPr>
-                <w:rFonts w:ascii="Arial" w:hAnsi="Arial" w:cs="Arial"/>
-                <w:sz w:val="16"/>
-                <w:szCs w:val="16"/>
-              </w:rPr>
-            </w:pPr>
-            <w:r>
-              <w:rPr>
-                <w:rFonts w:ascii="Arial" w:hAnsi="Arial" w:cs="Arial"/>
-                <w:b/>
-                <w:color w:val="000080"/>
-                <w:sz w:val="16"/>
-                <w:szCs w:val="16"/>
-                <w:lang w:val="ru-RU"/>
-              </w:rPr>
-              <w:t>1938</w:t>
-            </w:r>
-          </w:p>
-        </w:tc>
-        <w:tc>
-          <w:tcPr>
-            <w:tcW w:w="1814" w:type="dxa"/>
-            <w:gridSpan w:val="3"/>
-            <w:tcBorders>
-              <w:top w:val="single" w:sz="4" w:space="0" w:color="auto"/>
-              <w:left w:val="single" w:sz="4" w:space="0" w:color="auto"/>
-              <w:bottom w:val="single" w:sz="4" w:space="0" w:color="auto"/>
-              <w:right w:val="single" w:sz="4" w:space="0" w:color="auto"/>
-            </w:tcBorders>
-            <w:shd w:val="clear" w:color="auto" w:fill="auto"/>
-            <w:vAlign w:val="center"/>
-          </w:tcPr>
-          <w:p>
-            <w:pPr>
-              <w:pStyle w:val="BodyText"/>
-              <w:pBdr>
-                <w:top w:val="none" w:sz="0" w:space="0" w:color="000000"/>
-                <w:left w:val="none" w:sz="0" w:space="0" w:color="000000"/>
-                <w:bottom w:val="none" w:sz="0" w:space="0" w:color="000000"/>
-                <w:right w:val="none" w:sz="0" w:space="0" w:color="000000"/>
-              </w:pBdr>
-              <w:snapToGrid w:val="0"/>
-              <w:spacing w:after="0"/>
-              <w:jc w:val="center"/>
-              <w:rPr>
-                <w:rFonts w:ascii="Arial" w:hAnsi="Arial" w:cs="Arial"/>
-                <w:sz w:val="16"/>
-                <w:szCs w:val="16"/>
-              </w:rPr>
-            </w:pPr>
-            <w:r>
-              <w:rPr>
-                <w:rFonts w:ascii="Arial" w:hAnsi="Arial" w:cs="Arial"/>
-                <w:b/>
-                <w:color w:val="000080"/>
-                <w:sz w:val="16"/>
-                <w:szCs w:val="16"/>
-                <w:lang w:val="ru-RU"/>
-              </w:rPr>
-              <w:t>1941</w:t>
-            </w:r>
-          </w:p>
-        </w:tc>
-        <w:tc>
-          <w:tcPr>
-            <w:tcW w:w="1815" w:type="dxa"/>
-            <w:gridSpan w:val="2"/>
-            <w:tcBorders>
-              <w:top w:val="single" w:sz="4" w:space="0" w:color="auto"/>
-              <w:left w:val="single" w:sz="4" w:space="0" w:color="auto"/>
-              <w:bottom w:val="single" w:sz="4" w:space="0" w:color="auto"/>
-              <w:right w:val="single" w:sz="4" w:space="0" w:color="auto"/>
-            </w:tcBorders>
-            <w:shd w:val="clear" w:color="auto" w:fill="auto"/>
-            <w:vAlign w:val="center"/>
-          </w:tcPr>
-          <w:p>
-            <w:pPr>
-              <w:pStyle w:val="BodyText"/>
-              <w:pBdr>
-                <w:top w:val="none" w:sz="0" w:space="0" w:color="000000"/>
-                <w:left w:val="none" w:sz="0" w:space="0" w:color="000000"/>
-                <w:bottom w:val="none" w:sz="0" w:space="0" w:color="000000"/>
-                <w:right w:val="none" w:sz="0" w:space="0" w:color="000000"/>
-              </w:pBdr>
-              <w:snapToGrid w:val="0"/>
-              <w:spacing w:after="0"/>
-              <w:jc w:val="center"/>
-              <w:rPr>
-                <w:rFonts w:ascii="Arial" w:hAnsi="Arial" w:cs="Arial"/>
-                <w:sz w:val="16"/>
-                <w:szCs w:val="16"/>
-              </w:rPr>
-            </w:pPr>
-            <w:r>
-              <w:rPr>
-                <w:rFonts w:ascii="Arial" w:hAnsi="Arial" w:cs="Arial"/>
-                <w:b/>
-                <w:color w:val="000080"/>
-                <w:sz w:val="16"/>
-                <w:szCs w:val="16"/>
-                <w:lang w:val="ru-RU"/>
-              </w:rPr>
-              <w:t>1942</w:t>
-            </w:r>
-          </w:p>
-        </w:tc>
-      </w:tr>
-      <w:tr>
-        <w:trPr>
-          <w:gridAfter w:val="1"/>
-          <w:wAfter w:w="31" w:type="dxa"/>
-        </w:trPr>
-        <w:tc>
-          <w:tcPr>
-            <w:tcW w:w="1887" w:type="dxa"/>
-            <w:gridSpan w:val="2"/>
-            <w:tcBorders>
-              <w:top w:val="single" w:sz="4" w:space="0" w:color="auto"/>
-              <w:left w:val="single" w:sz="4" w:space="0" w:color="auto"/>
-              <w:bottom w:val="single" w:sz="4" w:space="0" w:color="auto"/>
-              <w:right w:val="single" w:sz="4" w:space="0" w:color="auto"/>
-            </w:tcBorders>
-            <w:shd w:val="clear" w:color="auto" w:fill="auto"/>
-            <w:vAlign w:val="center"/>
-          </w:tcPr>
-          <w:p>
-            <w:pPr>
-              <w:pStyle w:val="TableContents"/>
-              <w:snapToGrid w:val="0"/>
-              <w:jc w:val="center"/>
-              <w:rPr>
-                <w:rFonts w:ascii="Arial" w:hAnsi="Arial" w:cs="Arial"/>
-                <w:b/>
-                <w:bCs/>
-                <w:sz w:val="16"/>
-                <w:szCs w:val="16"/>
-                <w:lang w:val="ru-RU"/>
-              </w:rPr>
-            </w:pPr>
-            <w:r>
-              <w:rPr>
-                <w:rFonts w:ascii="Arial" w:hAnsi="Arial" w:cs="Arial"/>
-                <w:b/>
-                <w:bCs/>
-                <w:sz w:val="16"/>
-                <w:szCs w:val="16"/>
-                <w:lang w:val="ru-RU"/>
-              </w:rPr>
-              <w:t>1</w:t>
-            </w:r>
-          </w:p>
-        </w:tc>
-        <w:tc>
-          <w:tcPr>
-            <w:tcW w:w="1815" w:type="dxa"/>
-            <w:gridSpan w:val="3"/>
-            <w:tcBorders>
-              <w:top w:val="single" w:sz="4" w:space="0" w:color="auto"/>
-              <w:left w:val="single" w:sz="4" w:space="0" w:color="auto"/>
-              <w:bottom w:val="single" w:sz="4" w:space="0" w:color="auto"/>
-              <w:right w:val="single" w:sz="4" w:space="0" w:color="auto"/>
-            </w:tcBorders>
-            <w:shd w:val="clear" w:color="auto" w:fill="auto"/>
-            <w:vAlign w:val="center"/>
-          </w:tcPr>
-          <w:p>
-            <w:pPr>
-              <w:pStyle w:val="TableContents"/>
-              <w:snapToGrid w:val="0"/>
-              <w:jc w:val="center"/>
-              <w:rPr>
-                <w:rFonts w:ascii="Arial" w:hAnsi="Arial" w:cs="Arial"/>
-                <w:sz w:val="16"/>
-                <w:szCs w:val="16"/>
-              </w:rPr>
-            </w:pPr>
-            <w:r>
-              <w:rPr>
-                <w:rFonts w:ascii="Arial" w:hAnsi="Arial" w:cs="Arial"/>
-                <w:sz w:val="16"/>
-                <w:szCs w:val="16"/>
-                <w:lang w:val="ru-RU"/>
-              </w:rPr>
-              <w:t>6</w:t>
-            </w:r>
-          </w:p>
-        </w:tc>
-        <w:tc>
-          <w:tcPr>
-            <w:tcW w:w="1814" w:type="dxa"/>
-            <w:gridSpan w:val="3"/>
-            <w:tcBorders>
-              <w:top w:val="single" w:sz="4" w:space="0" w:color="auto"/>
-              <w:left w:val="single" w:sz="4" w:space="0" w:color="auto"/>
-              <w:bottom w:val="single" w:sz="4" w:space="0" w:color="auto"/>
-              <w:right w:val="single" w:sz="4" w:space="0" w:color="auto"/>
-            </w:tcBorders>
-            <w:shd w:val="clear" w:color="auto" w:fill="auto"/>
-            <w:vAlign w:val="center"/>
-          </w:tcPr>
-          <w:p>
-            <w:pPr>
-              <w:pStyle w:val="TableContents"/>
-              <w:snapToGrid w:val="0"/>
-              <w:jc w:val="center"/>
-              <w:rPr>
-                <w:rFonts w:ascii="Arial" w:hAnsi="Arial" w:cs="Arial"/>
-                <w:sz w:val="16"/>
-                <w:szCs w:val="16"/>
-              </w:rPr>
-            </w:pPr>
-            <w:r>
-              <w:rPr>
-                <w:rFonts w:ascii="Arial" w:hAnsi="Arial" w:cs="Arial"/>
-                <w:sz w:val="16"/>
-                <w:szCs w:val="16"/>
-                <w:lang w:val="ru-RU"/>
-              </w:rPr>
-              <w:t>6</w:t>
-            </w:r>
-          </w:p>
-        </w:tc>
-        <w:tc>
-          <w:tcPr>
-            <w:tcW w:w="1814" w:type="dxa"/>
-            <w:gridSpan w:val="2"/>
-            <w:tcBorders>
-              <w:top w:val="single" w:sz="4" w:space="0" w:color="auto"/>
-              <w:left w:val="single" w:sz="4" w:space="0" w:color="auto"/>
-              <w:bottom w:val="single" w:sz="4" w:space="0" w:color="auto"/>
-              <w:right w:val="single" w:sz="4" w:space="0" w:color="auto"/>
-            </w:tcBorders>
-            <w:shd w:val="clear" w:color="auto" w:fill="auto"/>
-            <w:vAlign w:val="center"/>
-          </w:tcPr>
-          <w:p>
-            <w:pPr>
-              <w:pStyle w:val="TableContents"/>
-              <w:snapToGrid w:val="0"/>
-              <w:jc w:val="center"/>
-              <w:rPr>
-                <w:rFonts w:ascii="Arial" w:hAnsi="Arial" w:cs="Arial"/>
-                <w:sz w:val="16"/>
-                <w:szCs w:val="16"/>
-              </w:rPr>
-            </w:pPr>
-            <w:r>
-              <w:rPr>
-                <w:rFonts w:ascii="Arial" w:hAnsi="Arial" w:cs="Arial"/>
-                <w:sz w:val="16"/>
-                <w:szCs w:val="16"/>
-                <w:lang w:val="ru-RU"/>
-              </w:rPr>
-              <w:t>119</w:t>
-            </w:r>
-          </w:p>
-        </w:tc>
-        <w:tc>
-          <w:tcPr>
-            <w:tcW w:w="1814" w:type="dxa"/>
-            <w:gridSpan w:val="3"/>
-            <w:tcBorders>
-              <w:top w:val="single" w:sz="4" w:space="0" w:color="auto"/>
-              <w:left w:val="single" w:sz="4" w:space="0" w:color="auto"/>
-              <w:bottom w:val="single" w:sz="4" w:space="0" w:color="auto"/>
-              <w:right w:val="single" w:sz="4" w:space="0" w:color="auto"/>
-            </w:tcBorders>
-            <w:shd w:val="clear" w:color="auto" w:fill="auto"/>
-            <w:vAlign w:val="center"/>
-          </w:tcPr>
-          <w:p>
-            <w:pPr>
-              <w:pStyle w:val="TableContents"/>
-              <w:snapToGrid w:val="0"/>
-              <w:jc w:val="center"/>
-              <w:rPr>
-                <w:rFonts w:ascii="Arial" w:hAnsi="Arial" w:cs="Arial"/>
-                <w:sz w:val="16"/>
-                <w:szCs w:val="16"/>
-              </w:rPr>
-            </w:pPr>
-            <w:r>
-              <w:rPr>
-                <w:rFonts w:ascii="Arial" w:hAnsi="Arial" w:cs="Arial"/>
-                <w:sz w:val="16"/>
-                <w:szCs w:val="16"/>
-                <w:lang w:val="ru-RU"/>
-              </w:rPr>
-              <w:t>2</w:t>
-            </w:r>
-          </w:p>
-        </w:tc>
-        <w:tc>
-          <w:tcPr>
-            <w:tcW w:w="1815" w:type="dxa"/>
-            <w:gridSpan w:val="2"/>
-            <w:tcBorders>
-              <w:top w:val="single" w:sz="4" w:space="0" w:color="auto"/>
-              <w:left w:val="single" w:sz="4" w:space="0" w:color="auto"/>
-              <w:bottom w:val="single" w:sz="4" w:space="0" w:color="auto"/>
-              <w:right w:val="single" w:sz="4" w:space="0" w:color="auto"/>
-            </w:tcBorders>
-            <w:shd w:val="clear" w:color="auto" w:fill="auto"/>
-            <w:vAlign w:val="center"/>
-          </w:tcPr>
-          <w:p>
-            <w:pPr>
-              <w:pStyle w:val="TableContents"/>
-              <w:snapToGrid w:val="0"/>
-              <w:jc w:val="center"/>
-              <w:rPr>
-                <w:rFonts w:ascii="Arial" w:hAnsi="Arial" w:cs="Arial"/>
-                <w:sz w:val="16"/>
-                <w:szCs w:val="16"/>
-              </w:rPr>
-            </w:pPr>
-            <w:r>
-              <w:rPr>
-                <w:rFonts w:ascii="Arial" w:hAnsi="Arial" w:cs="Arial"/>
-                <w:sz w:val="16"/>
-                <w:szCs w:val="16"/>
-                <w:lang w:val="ru-RU"/>
-              </w:rPr>
-              <w:t>2</w:t>
-            </w:r>
-          </w:p>
-        </w:tc>
-      </w:tr>
-      <w:tr>
-        <w:tc>
-          <w:tcPr>
-            <w:tcW w:w="10990" w:type="dxa"/>
-            <w:gridSpan w:val="16"/>
-            <w:tcBorders>
-              <w:top w:val="double" w:sz="1" w:space="0" w:color="808080"/>
-              <w:left w:val="double" w:sz="1" w:space="0" w:color="808080"/>
-              <w:bottom w:val="double" w:sz="1" w:space="0" w:color="808080"/>
-              <w:right w:val="double" w:sz="2" w:space="0" w:color="808080"/>
-            </w:tcBorders>
-            <w:shd w:val="clear" w:color="auto" w:fill="auto"/>
-            <w:vAlign w:val="center"/>
-          </w:tcPr>
-          <w:p>
-            <w:pPr>
-              <w:pStyle w:val="TableContents"/>
-              <w:snapToGrid w:val="0"/>
-              <w:jc w:val="center"/>
-              <w:rPr>
-                <w:rFonts w:ascii="Arial" w:hAnsi="Arial" w:cs="Arial"/>
-                <w:sz w:val="16"/>
-                <w:szCs w:val="16"/>
-                <w:lang w:val="ru-RU"/>
-              </w:rPr>
-            </w:pPr>
-            <w:r>
-              <w:rPr>
-                <w:rFonts w:ascii="Arial" w:hAnsi="Arial" w:cs="Arial"/>
-                <w:b/>
-                <w:bCs/>
-                <w:sz w:val="16"/>
-                <w:szCs w:val="16"/>
-                <w:lang w:val="ru-RU"/>
-              </w:rPr>
-              <w:t>ВОЗРАСТНАЯ ТАБЛИЦА/ЧИСЛО РАССТРЕЛЯННЫХ ЖЕНЩИН за период с 1920 по 1942</w:t>
-            </w:r>
-            <w:r>
-              <w:rPr>
-                <w:rFonts w:ascii="Arial" w:hAnsi="Arial" w:cs="Arial"/>
-                <w:b/>
-                <w:bCs/>
-                <w:sz w:val="16"/>
-                <w:szCs w:val="16"/>
-                <w:lang w:val="ru-RU"/>
-              </w:rPr>
-              <w:t xml:space="preserve"> </w:t>
-            </w:r>
-            <w:r>
-              <w:rPr>
-                <w:rFonts w:ascii="Arial" w:hAnsi="Arial" w:cs="Arial"/>
-                <w:b/>
-                <w:bCs/>
-                <w:sz w:val="16"/>
-                <w:szCs w:val="16"/>
-                <w:lang w:val="ru-RU"/>
-              </w:rPr>
-              <w:t>гг.</w:t>
-            </w:r>
-            <w:r>
-              <w:rPr>
-                <w:rFonts w:ascii="Arial" w:hAnsi="Arial" w:cs="Arial"/>
-                <w:b/>
-                <w:bCs/>
-                <w:sz w:val="16"/>
-                <w:szCs w:val="16"/>
-                <w:lang w:val="ru-RU"/>
-              </w:rPr>
-              <w:t xml:space="preserve"> (Возраст</w:t>
-            </w:r>
-            <w:r>
-              <w:rPr>
-                <w:rFonts w:ascii="Arial" w:hAnsi="Arial" w:cs="Arial"/>
-                <w:b/>
-                <w:bCs/>
-                <w:sz w:val="16"/>
-                <w:szCs w:val="16"/>
-                <w:lang w:val="ru-RU"/>
-              </w:rPr>
-              <w:t>н</w:t>
-            </w:r>
-            <w:r>
-              <w:rPr>
-                <w:rFonts w:ascii="Arial" w:hAnsi="Arial" w:cs="Arial"/>
-                <w:b/>
-                <w:bCs/>
-                <w:sz w:val="16"/>
-                <w:szCs w:val="16"/>
-                <w:lang w:val="ru-RU"/>
-              </w:rPr>
-              <w:t xml:space="preserve">ой разброс </w:t>
-            </w:r>
-            <w:proofErr w:type="gramStart"/>
-            <w:r>
-              <w:rPr>
-                <w:rFonts w:ascii="Arial" w:hAnsi="Arial" w:cs="Arial"/>
-                <w:b/>
-                <w:bCs/>
-                <w:sz w:val="16"/>
-                <w:szCs w:val="16"/>
-                <w:lang w:val="ru-RU"/>
-              </w:rPr>
-              <w:t>2</w:t>
-            </w:r>
-            <w:r>
-              <w:rPr>
-                <w:rFonts w:ascii="Arial" w:hAnsi="Arial" w:cs="Arial"/>
-                <w:b/>
-                <w:bCs/>
-                <w:sz w:val="16"/>
-                <w:szCs w:val="16"/>
-                <w:lang w:val="ru-RU"/>
-              </w:rPr>
-              <w:t>0</w:t>
-            </w:r>
-            <w:r>
-              <w:rPr>
-                <w:rFonts w:ascii="Arial" w:hAnsi="Arial" w:cs="Arial"/>
-                <w:b/>
-                <w:bCs/>
-                <w:sz w:val="16"/>
-                <w:szCs w:val="16"/>
-                <w:lang w:val="ru-RU"/>
-              </w:rPr>
-              <w:t>-</w:t>
-            </w:r>
-            <w:r>
-              <w:rPr>
-                <w:rFonts w:ascii="Arial" w:hAnsi="Arial" w:cs="Arial"/>
-                <w:b/>
-                <w:bCs/>
-                <w:sz w:val="16"/>
-                <w:szCs w:val="16"/>
-                <w:lang w:val="ru-RU"/>
-              </w:rPr>
-              <w:t>6</w:t>
-            </w:r>
-            <w:r>
-              <w:rPr>
-                <w:rFonts w:ascii="Arial" w:hAnsi="Arial" w:cs="Arial"/>
-                <w:b/>
-                <w:bCs/>
-                <w:sz w:val="16"/>
-                <w:szCs w:val="16"/>
-                <w:lang w:val="ru-RU"/>
-              </w:rPr>
-              <w:t>8</w:t>
-            </w:r>
-            <w:proofErr w:type="gramEnd"/>
-            <w:r>
-              <w:rPr>
-                <w:rFonts w:ascii="Arial" w:hAnsi="Arial" w:cs="Arial"/>
-                <w:b/>
-                <w:bCs/>
-                <w:sz w:val="16"/>
-                <w:szCs w:val="16"/>
-                <w:lang w:val="ru-RU"/>
-              </w:rPr>
-              <w:t>)</w:t>
-            </w:r>
-          </w:p>
-        </w:tc>
-      </w:tr>
-      <w:tr>
-        <w:tc>
-          <w:tcPr>
-            <w:tcW w:w="1121" w:type="dxa"/>
-            <w:tcBorders>
-              <w:left w:val="double" w:sz="1" w:space="0" w:color="808080"/>
-              <w:bottom w:val="double" w:sz="1" w:space="0" w:color="808080"/>
-            </w:tcBorders>
-            <w:shd w:val="clear" w:color="auto" w:fill="auto"/>
-            <w:vAlign w:val="center"/>
-          </w:tcPr>
-          <w:p>
-            <w:pPr>
-              <w:pStyle w:val="TableContents"/>
-              <w:snapToGrid w:val="0"/>
-              <w:jc w:val="center"/>
-              <w:rPr>
-                <w:rFonts w:ascii="Arial" w:hAnsi="Arial" w:cs="Arial"/>
-                <w:sz w:val="16"/>
-                <w:szCs w:val="16"/>
-              </w:rPr>
-            </w:pPr>
-            <w:r>
-              <w:rPr>
-                <w:rFonts w:ascii="Arial" w:hAnsi="Arial" w:cs="Arial"/>
-                <w:sz w:val="16"/>
-                <w:szCs w:val="16"/>
-                <w:lang w:val="ru-RU"/>
-              </w:rPr>
-              <w:t>20</w:t>
-            </w:r>
-            <w:r>
-              <w:rPr>
-                <w:rFonts w:ascii="Arial" w:hAnsi="Arial" w:cs="Arial"/>
-                <w:sz w:val="16"/>
-                <w:szCs w:val="16"/>
-              </w:rPr>
-              <w:t>-</w:t>
-            </w:r>
-            <w:r>
-              <w:rPr>
-                <w:rFonts w:ascii="Arial" w:hAnsi="Arial" w:cs="Arial"/>
-                <w:sz w:val="16"/>
-                <w:szCs w:val="16"/>
-                <w:lang w:val="ru-RU"/>
-              </w:rPr>
-              <w:t>25</w:t>
-            </w:r>
-          </w:p>
-        </w:tc>
-        <w:tc>
-          <w:tcPr>
-            <w:tcW w:w="1093" w:type="dxa"/>
-            <w:gridSpan w:val="2"/>
-            <w:tcBorders>
-              <w:left w:val="double" w:sz="1" w:space="0" w:color="808080"/>
-              <w:bottom w:val="double" w:sz="1" w:space="0" w:color="808080"/>
-            </w:tcBorders>
-            <w:shd w:val="clear" w:color="auto" w:fill="auto"/>
-            <w:vAlign w:val="center"/>
-          </w:tcPr>
-          <w:p>
-            <w:pPr>
-              <w:pStyle w:val="TableContents"/>
-              <w:snapToGrid w:val="0"/>
-              <w:jc w:val="center"/>
-              <w:rPr>
-                <w:rFonts w:ascii="Arial" w:hAnsi="Arial" w:cs="Arial"/>
-                <w:sz w:val="16"/>
-                <w:szCs w:val="16"/>
-              </w:rPr>
-            </w:pPr>
-            <w:r>
-              <w:rPr>
-                <w:rFonts w:ascii="Arial" w:hAnsi="Arial" w:cs="Arial"/>
-                <w:sz w:val="16"/>
-                <w:szCs w:val="16"/>
-                <w:lang w:val="ru-RU"/>
-              </w:rPr>
-              <w:t>26</w:t>
-            </w:r>
-            <w:r>
-              <w:rPr>
-                <w:rFonts w:ascii="Arial" w:hAnsi="Arial" w:cs="Arial"/>
-                <w:sz w:val="16"/>
-                <w:szCs w:val="16"/>
-              </w:rPr>
-              <w:t>-</w:t>
-            </w:r>
-            <w:r>
-              <w:rPr>
-                <w:rFonts w:ascii="Arial" w:hAnsi="Arial" w:cs="Arial"/>
-                <w:sz w:val="16"/>
-                <w:szCs w:val="16"/>
-                <w:lang w:val="ru-RU"/>
-              </w:rPr>
-              <w:t>30</w:t>
-            </w:r>
-          </w:p>
-        </w:tc>
-        <w:tc>
-          <w:tcPr>
-            <w:tcW w:w="1093" w:type="dxa"/>
-            <w:tcBorders>
-              <w:left w:val="double" w:sz="1" w:space="0" w:color="808080"/>
-              <w:bottom w:val="double" w:sz="1" w:space="0" w:color="808080"/>
-            </w:tcBorders>
-            <w:shd w:val="clear" w:color="auto" w:fill="auto"/>
-            <w:vAlign w:val="center"/>
-          </w:tcPr>
-          <w:p>
-            <w:pPr>
-              <w:pStyle w:val="TableContents"/>
-              <w:snapToGrid w:val="0"/>
-              <w:jc w:val="center"/>
-              <w:rPr>
-                <w:rFonts w:ascii="Arial" w:hAnsi="Arial" w:cs="Arial"/>
-                <w:sz w:val="16"/>
-                <w:szCs w:val="16"/>
-              </w:rPr>
-            </w:pPr>
-            <w:r>
-              <w:rPr>
-                <w:rFonts w:ascii="Arial" w:hAnsi="Arial" w:cs="Arial"/>
-                <w:sz w:val="16"/>
-                <w:szCs w:val="16"/>
-                <w:lang w:val="ru-RU"/>
-              </w:rPr>
-              <w:t>31</w:t>
-            </w:r>
-            <w:r>
-              <w:rPr>
-                <w:rFonts w:ascii="Arial" w:hAnsi="Arial" w:cs="Arial"/>
-                <w:sz w:val="16"/>
-                <w:szCs w:val="16"/>
-              </w:rPr>
-              <w:t>-</w:t>
-            </w:r>
-            <w:r>
-              <w:rPr>
-                <w:rFonts w:ascii="Arial" w:hAnsi="Arial" w:cs="Arial"/>
-                <w:sz w:val="16"/>
-                <w:szCs w:val="16"/>
-                <w:lang w:val="ru-RU"/>
-              </w:rPr>
-              <w:t>35</w:t>
-            </w:r>
-          </w:p>
-        </w:tc>
-        <w:tc>
-          <w:tcPr>
-            <w:tcW w:w="1093" w:type="dxa"/>
-            <w:gridSpan w:val="2"/>
-            <w:tcBorders>
-              <w:left w:val="double" w:sz="1" w:space="0" w:color="808080"/>
-              <w:bottom w:val="double" w:sz="1" w:space="0" w:color="808080"/>
-            </w:tcBorders>
-            <w:shd w:val="clear" w:color="auto" w:fill="auto"/>
-            <w:vAlign w:val="center"/>
-          </w:tcPr>
-          <w:p>
-            <w:pPr>
-              <w:pStyle w:val="TableContents"/>
-              <w:snapToGrid w:val="0"/>
-              <w:jc w:val="center"/>
-              <w:rPr>
-                <w:rFonts w:ascii="Arial" w:hAnsi="Arial" w:cs="Arial"/>
-                <w:sz w:val="16"/>
-                <w:szCs w:val="16"/>
-              </w:rPr>
-            </w:pPr>
-            <w:r>
-              <w:rPr>
-                <w:rFonts w:ascii="Arial" w:hAnsi="Arial" w:cs="Arial"/>
-                <w:sz w:val="16"/>
-                <w:szCs w:val="16"/>
-                <w:lang w:val="ru-RU"/>
-              </w:rPr>
-              <w:t>36</w:t>
-            </w:r>
-            <w:r>
-              <w:rPr>
-                <w:rFonts w:ascii="Arial" w:hAnsi="Arial" w:cs="Arial"/>
-                <w:sz w:val="16"/>
-                <w:szCs w:val="16"/>
-              </w:rPr>
-              <w:t>-</w:t>
-            </w:r>
-            <w:r>
-              <w:rPr>
-                <w:rFonts w:ascii="Arial" w:hAnsi="Arial" w:cs="Arial"/>
-                <w:sz w:val="16"/>
-                <w:szCs w:val="16"/>
-                <w:lang w:val="ru-RU"/>
-              </w:rPr>
-              <w:t>40</w:t>
-            </w:r>
-          </w:p>
-        </w:tc>
-        <w:tc>
-          <w:tcPr>
-            <w:tcW w:w="1093" w:type="dxa"/>
-            <w:tcBorders>
-              <w:left w:val="double" w:sz="1" w:space="0" w:color="808080"/>
-              <w:bottom w:val="double" w:sz="1" w:space="0" w:color="808080"/>
-            </w:tcBorders>
-            <w:shd w:val="clear" w:color="auto" w:fill="auto"/>
-            <w:vAlign w:val="center"/>
-          </w:tcPr>
-          <w:p>
-            <w:pPr>
-              <w:pStyle w:val="TableContents"/>
-              <w:snapToGrid w:val="0"/>
-              <w:jc w:val="center"/>
-              <w:rPr>
-                <w:rFonts w:ascii="Arial" w:hAnsi="Arial" w:cs="Arial"/>
-                <w:sz w:val="16"/>
-                <w:szCs w:val="16"/>
-              </w:rPr>
-            </w:pPr>
-            <w:r>
-              <w:rPr>
-                <w:rFonts w:ascii="Arial" w:hAnsi="Arial" w:cs="Arial"/>
-                <w:sz w:val="16"/>
-                <w:szCs w:val="16"/>
-                <w:lang w:val="ru-RU"/>
-              </w:rPr>
-              <w:t>41</w:t>
-            </w:r>
-            <w:r>
-              <w:rPr>
-                <w:rFonts w:ascii="Arial" w:hAnsi="Arial" w:cs="Arial"/>
-                <w:sz w:val="16"/>
-                <w:szCs w:val="16"/>
-              </w:rPr>
-              <w:t>-4</w:t>
-            </w:r>
-            <w:r>
-              <w:rPr>
-                <w:rFonts w:ascii="Arial" w:hAnsi="Arial" w:cs="Arial"/>
-                <w:sz w:val="16"/>
-                <w:szCs w:val="16"/>
-                <w:lang w:val="ru-RU"/>
-              </w:rPr>
-              <w:t>5</w:t>
-            </w:r>
-          </w:p>
-        </w:tc>
-        <w:tc>
-          <w:tcPr>
-            <w:tcW w:w="1093" w:type="dxa"/>
-            <w:gridSpan w:val="2"/>
-            <w:tcBorders>
-              <w:left w:val="double" w:sz="1" w:space="0" w:color="808080"/>
-              <w:bottom w:val="double" w:sz="1" w:space="0" w:color="808080"/>
-            </w:tcBorders>
-            <w:shd w:val="clear" w:color="auto" w:fill="auto"/>
-            <w:vAlign w:val="center"/>
-          </w:tcPr>
-          <w:p>
-            <w:pPr>
-              <w:pStyle w:val="TableContents"/>
-              <w:snapToGrid w:val="0"/>
-              <w:jc w:val="center"/>
-              <w:rPr>
-                <w:rFonts w:ascii="Arial" w:hAnsi="Arial" w:cs="Arial"/>
-                <w:sz w:val="16"/>
-                <w:szCs w:val="16"/>
-              </w:rPr>
-            </w:pPr>
-            <w:r>
-              <w:rPr>
-                <w:rFonts w:ascii="Arial" w:hAnsi="Arial" w:cs="Arial"/>
-                <w:sz w:val="16"/>
-                <w:szCs w:val="16"/>
-                <w:lang w:val="ru-RU"/>
-              </w:rPr>
-              <w:t>46-50</w:t>
-            </w:r>
-          </w:p>
-        </w:tc>
-        <w:tc>
-          <w:tcPr>
-            <w:tcW w:w="1093" w:type="dxa"/>
-            <w:gridSpan w:val="2"/>
-            <w:tcBorders>
-              <w:left w:val="double" w:sz="1" w:space="0" w:color="808080"/>
-              <w:bottom w:val="double" w:sz="1" w:space="0" w:color="808080"/>
-            </w:tcBorders>
-            <w:shd w:val="clear" w:color="auto" w:fill="auto"/>
-            <w:vAlign w:val="center"/>
-          </w:tcPr>
-          <w:p>
-            <w:pPr>
-              <w:pStyle w:val="TableContents"/>
-              <w:snapToGrid w:val="0"/>
-              <w:jc w:val="center"/>
-              <w:rPr>
-                <w:rFonts w:ascii="Arial" w:hAnsi="Arial" w:cs="Arial"/>
-                <w:sz w:val="16"/>
-                <w:szCs w:val="16"/>
-              </w:rPr>
-            </w:pPr>
-            <w:r>
-              <w:rPr>
-                <w:rFonts w:ascii="Arial" w:hAnsi="Arial" w:cs="Arial"/>
-                <w:sz w:val="16"/>
-                <w:szCs w:val="16"/>
-                <w:lang w:val="ru-RU"/>
-              </w:rPr>
-              <w:t>51</w:t>
-            </w:r>
-            <w:r>
-              <w:rPr>
-                <w:rFonts w:ascii="Arial" w:hAnsi="Arial" w:cs="Arial"/>
-                <w:sz w:val="16"/>
-                <w:szCs w:val="16"/>
-              </w:rPr>
-              <w:t>-</w:t>
-            </w:r>
-            <w:r>
-              <w:rPr>
-                <w:rFonts w:ascii="Arial" w:hAnsi="Arial" w:cs="Arial"/>
-                <w:sz w:val="16"/>
-                <w:szCs w:val="16"/>
-                <w:lang w:val="ru-RU"/>
-              </w:rPr>
-              <w:t>55</w:t>
-            </w:r>
-          </w:p>
-        </w:tc>
-        <w:tc>
-          <w:tcPr>
-            <w:tcW w:w="1093" w:type="dxa"/>
-            <w:tcBorders>
-              <w:left w:val="double" w:sz="1" w:space="0" w:color="808080"/>
-              <w:bottom w:val="double" w:sz="1" w:space="0" w:color="808080"/>
-            </w:tcBorders>
-            <w:shd w:val="clear" w:color="auto" w:fill="auto"/>
-            <w:vAlign w:val="center"/>
-          </w:tcPr>
-          <w:p>
-            <w:pPr>
-              <w:pStyle w:val="TableContents"/>
-              <w:snapToGrid w:val="0"/>
-              <w:jc w:val="center"/>
-              <w:rPr>
-                <w:rFonts w:ascii="Arial" w:hAnsi="Arial" w:cs="Arial"/>
-                <w:sz w:val="16"/>
-                <w:szCs w:val="16"/>
-              </w:rPr>
-            </w:pPr>
-            <w:r>
-              <w:rPr>
-                <w:rFonts w:ascii="Arial" w:hAnsi="Arial" w:cs="Arial"/>
-                <w:sz w:val="16"/>
-                <w:szCs w:val="16"/>
-                <w:lang w:val="ru-RU"/>
-              </w:rPr>
-              <w:t>56-60</w:t>
-            </w:r>
-          </w:p>
-        </w:tc>
-        <w:tc>
-          <w:tcPr>
-            <w:tcW w:w="1093" w:type="dxa"/>
-            <w:gridSpan w:val="2"/>
-            <w:tcBorders>
-              <w:left w:val="double" w:sz="1" w:space="0" w:color="808080"/>
-              <w:bottom w:val="double" w:sz="1" w:space="0" w:color="808080"/>
-            </w:tcBorders>
-            <w:shd w:val="clear" w:color="auto" w:fill="auto"/>
-            <w:vAlign w:val="center"/>
-          </w:tcPr>
-          <w:p>
-            <w:pPr>
-              <w:pStyle w:val="TableContents"/>
-              <w:snapToGrid w:val="0"/>
-              <w:jc w:val="center"/>
-              <w:rPr>
-                <w:rFonts w:ascii="Arial" w:hAnsi="Arial" w:cs="Arial"/>
-                <w:sz w:val="16"/>
-                <w:szCs w:val="16"/>
-              </w:rPr>
-            </w:pPr>
-            <w:r>
-              <w:rPr>
-                <w:rFonts w:ascii="Arial" w:hAnsi="Arial" w:cs="Arial"/>
-                <w:sz w:val="16"/>
-                <w:szCs w:val="16"/>
-                <w:lang w:val="ru-RU"/>
-              </w:rPr>
-              <w:t>61</w:t>
-            </w:r>
-            <w:r>
-              <w:rPr>
-                <w:rFonts w:ascii="Arial" w:hAnsi="Arial" w:cs="Arial"/>
-                <w:sz w:val="16"/>
-                <w:szCs w:val="16"/>
-              </w:rPr>
-              <w:t>-6</w:t>
-            </w:r>
-            <w:r>
-              <w:rPr>
-                <w:rFonts w:ascii="Arial" w:hAnsi="Arial" w:cs="Arial"/>
-                <w:sz w:val="16"/>
-                <w:szCs w:val="16"/>
-                <w:lang w:val="ru-RU"/>
-              </w:rPr>
-              <w:t>5</w:t>
-            </w:r>
-          </w:p>
-        </w:tc>
-        <w:tc>
-          <w:tcPr>
-            <w:tcW w:w="1125" w:type="dxa"/>
-            <w:gridSpan w:val="2"/>
-            <w:tcBorders>
-              <w:left w:val="double" w:sz="1" w:space="0" w:color="808080"/>
-              <w:bottom w:val="double" w:sz="1" w:space="0" w:color="808080"/>
-              <w:right w:val="double" w:sz="2" w:space="0" w:color="808080"/>
-            </w:tcBorders>
-            <w:shd w:val="clear" w:color="auto" w:fill="auto"/>
-            <w:vAlign w:val="center"/>
-          </w:tcPr>
-          <w:p>
-            <w:pPr>
-              <w:pStyle w:val="TableContents"/>
-              <w:snapToGrid w:val="0"/>
-              <w:jc w:val="center"/>
-              <w:rPr>
-                <w:rFonts w:ascii="Arial" w:hAnsi="Arial" w:cs="Arial"/>
-                <w:sz w:val="16"/>
-                <w:szCs w:val="16"/>
-              </w:rPr>
-            </w:pPr>
-            <w:r>
-              <w:rPr>
-                <w:rFonts w:ascii="Arial" w:hAnsi="Arial" w:cs="Arial"/>
-                <w:sz w:val="16"/>
-                <w:szCs w:val="16"/>
-                <w:lang w:val="ru-RU"/>
-              </w:rPr>
-              <w:t>66-70</w:t>
-            </w:r>
-          </w:p>
-        </w:tc>
-      </w:tr>
-      <w:tr>
-        <w:trPr>
-          <w:trHeight w:val="276"/>
-        </w:trPr>
-        <w:tc>
-          <w:tcPr>
-            <w:tcW w:w="1121" w:type="dxa"/>
-            <w:tcBorders>
-              <w:left w:val="double" w:sz="1" w:space="0" w:color="808080"/>
-              <w:bottom w:val="double" w:sz="1" w:space="0" w:color="808080"/>
-            </w:tcBorders>
-            <w:shd w:val="clear" w:color="auto" w:fill="auto"/>
-            <w:vAlign w:val="center"/>
-          </w:tcPr>
-          <w:p>
-            <w:pPr>
-              <w:pStyle w:val="TableContents"/>
-              <w:snapToGrid w:val="0"/>
-              <w:ind w:left="240" w:hanging="180"/>
-              <w:jc w:val="center"/>
-              <w:rPr>
-                <w:rFonts w:ascii="Arial" w:hAnsi="Arial" w:cs="Arial"/>
-                <w:sz w:val="16"/>
-                <w:szCs w:val="16"/>
-              </w:rPr>
-            </w:pPr>
-            <w:r>
-              <w:rPr>
-                <w:rFonts w:ascii="Arial" w:hAnsi="Arial" w:cs="Arial"/>
-                <w:sz w:val="16"/>
-                <w:szCs w:val="16"/>
-                <w:lang w:val="ru-RU"/>
-              </w:rPr>
-              <w:t>1</w:t>
-            </w:r>
-            <w:r>
-              <w:rPr>
-                <w:rFonts w:ascii="Arial" w:hAnsi="Arial" w:cs="Arial"/>
-                <w:sz w:val="16"/>
-                <w:szCs w:val="16"/>
-                <w:lang w:val="ru-RU"/>
-              </w:rPr>
-              <w:t>5</w:t>
-            </w:r>
-          </w:p>
-        </w:tc>
-        <w:tc>
-          <w:tcPr>
-            <w:tcW w:w="1093" w:type="dxa"/>
-            <w:gridSpan w:val="2"/>
-            <w:tcBorders>
-              <w:left w:val="double" w:sz="1" w:space="0" w:color="808080"/>
-              <w:bottom w:val="double" w:sz="1" w:space="0" w:color="808080"/>
-            </w:tcBorders>
-            <w:shd w:val="clear" w:color="auto" w:fill="auto"/>
-            <w:vAlign w:val="center"/>
-          </w:tcPr>
-          <w:p>
-            <w:pPr>
-              <w:pStyle w:val="TableContents"/>
-              <w:snapToGrid w:val="0"/>
-              <w:ind w:left="240" w:hanging="180"/>
-              <w:jc w:val="center"/>
-              <w:rPr>
-                <w:rFonts w:ascii="Arial" w:hAnsi="Arial" w:cs="Arial"/>
-                <w:sz w:val="16"/>
-                <w:szCs w:val="16"/>
-              </w:rPr>
-            </w:pPr>
-            <w:r>
-              <w:rPr>
-                <w:rFonts w:ascii="Arial" w:hAnsi="Arial" w:cs="Arial"/>
-                <w:sz w:val="16"/>
-                <w:szCs w:val="16"/>
-                <w:lang w:val="ru-RU"/>
-              </w:rPr>
-              <w:t>1</w:t>
-            </w:r>
-            <w:r>
-              <w:rPr>
-                <w:rFonts w:ascii="Arial" w:hAnsi="Arial" w:cs="Arial"/>
-                <w:sz w:val="16"/>
-                <w:szCs w:val="16"/>
-                <w:lang w:val="ru-RU"/>
-              </w:rPr>
-              <w:t>6</w:t>
-            </w:r>
-          </w:p>
-        </w:tc>
-        <w:tc>
-          <w:tcPr>
-            <w:tcW w:w="1093" w:type="dxa"/>
-            <w:tcBorders>
-              <w:left w:val="double" w:sz="1" w:space="0" w:color="808080"/>
-              <w:bottom w:val="double" w:sz="1" w:space="0" w:color="808080"/>
-            </w:tcBorders>
-            <w:shd w:val="clear" w:color="auto" w:fill="auto"/>
-            <w:vAlign w:val="center"/>
-          </w:tcPr>
-          <w:p>
-            <w:pPr>
-              <w:pStyle w:val="TableContents"/>
-              <w:snapToGrid w:val="0"/>
-              <w:ind w:left="240" w:hanging="180"/>
-              <w:jc w:val="center"/>
-              <w:rPr>
-                <w:rFonts w:ascii="Arial" w:hAnsi="Arial" w:cs="Arial"/>
-                <w:sz w:val="16"/>
-                <w:szCs w:val="16"/>
-              </w:rPr>
-            </w:pPr>
-            <w:r>
-              <w:rPr>
-                <w:rFonts w:ascii="Arial" w:hAnsi="Arial" w:cs="Arial"/>
-                <w:sz w:val="16"/>
-                <w:szCs w:val="16"/>
-                <w:lang w:val="ru-RU"/>
-              </w:rPr>
-              <w:t>2</w:t>
-            </w:r>
-            <w:r>
-              <w:rPr>
-                <w:rFonts w:ascii="Arial" w:hAnsi="Arial" w:cs="Arial"/>
-                <w:sz w:val="16"/>
-                <w:szCs w:val="16"/>
-                <w:lang w:val="ru-RU"/>
-              </w:rPr>
-              <w:t>2</w:t>
-            </w:r>
-          </w:p>
-        </w:tc>
-        <w:tc>
-          <w:tcPr>
-            <w:tcW w:w="1093" w:type="dxa"/>
-            <w:gridSpan w:val="2"/>
-            <w:tcBorders>
-              <w:left w:val="double" w:sz="1" w:space="0" w:color="808080"/>
-              <w:bottom w:val="double" w:sz="1" w:space="0" w:color="808080"/>
-            </w:tcBorders>
-            <w:shd w:val="clear" w:color="auto" w:fill="auto"/>
-            <w:vAlign w:val="center"/>
-          </w:tcPr>
-          <w:p>
-            <w:pPr>
-              <w:pStyle w:val="TableContents"/>
-              <w:snapToGrid w:val="0"/>
-              <w:ind w:left="240" w:hanging="180"/>
-              <w:jc w:val="center"/>
-              <w:rPr>
-                <w:rFonts w:ascii="Arial" w:hAnsi="Arial" w:cs="Arial"/>
-                <w:sz w:val="16"/>
-                <w:szCs w:val="16"/>
-              </w:rPr>
-            </w:pPr>
-            <w:r>
-              <w:rPr>
-                <w:rFonts w:ascii="Arial" w:hAnsi="Arial" w:cs="Arial"/>
-                <w:sz w:val="16"/>
-                <w:szCs w:val="16"/>
-                <w:lang w:val="ru-RU"/>
-              </w:rPr>
-              <w:t>2</w:t>
-            </w:r>
-            <w:r>
-              <w:rPr>
-                <w:rFonts w:ascii="Arial" w:hAnsi="Arial" w:cs="Arial"/>
-                <w:sz w:val="16"/>
-                <w:szCs w:val="16"/>
-                <w:lang w:val="ru-RU"/>
-              </w:rPr>
-              <w:t>6</w:t>
-            </w:r>
-          </w:p>
-        </w:tc>
-        <w:tc>
-          <w:tcPr>
-            <w:tcW w:w="1093" w:type="dxa"/>
-            <w:tcBorders>
-              <w:left w:val="double" w:sz="1" w:space="0" w:color="808080"/>
-              <w:bottom w:val="double" w:sz="1" w:space="0" w:color="808080"/>
-            </w:tcBorders>
-            <w:shd w:val="clear" w:color="auto" w:fill="auto"/>
-            <w:vAlign w:val="center"/>
-          </w:tcPr>
-          <w:p>
-            <w:pPr>
-              <w:pStyle w:val="TableContents"/>
-              <w:snapToGrid w:val="0"/>
-              <w:ind w:left="240" w:hanging="180"/>
-              <w:jc w:val="center"/>
-              <w:rPr>
-                <w:rFonts w:ascii="Arial" w:hAnsi="Arial" w:cs="Arial"/>
-                <w:sz w:val="16"/>
-                <w:szCs w:val="16"/>
-              </w:rPr>
-            </w:pPr>
-            <w:r>
-              <w:rPr>
-                <w:rFonts w:ascii="Arial" w:hAnsi="Arial" w:cs="Arial"/>
-                <w:sz w:val="16"/>
-                <w:szCs w:val="16"/>
-                <w:lang w:val="ru-RU"/>
-              </w:rPr>
-              <w:t>1</w:t>
-            </w:r>
-            <w:r>
-              <w:rPr>
-                <w:rFonts w:ascii="Arial" w:hAnsi="Arial" w:cs="Arial"/>
-                <w:sz w:val="16"/>
-                <w:szCs w:val="16"/>
-                <w:lang w:val="ru-RU"/>
-              </w:rPr>
-              <w:t>9</w:t>
-            </w:r>
-          </w:p>
-        </w:tc>
-        <w:tc>
-          <w:tcPr>
-            <w:tcW w:w="1093" w:type="dxa"/>
-            <w:gridSpan w:val="2"/>
-            <w:tcBorders>
-              <w:left w:val="double" w:sz="1" w:space="0" w:color="808080"/>
-              <w:bottom w:val="double" w:sz="1" w:space="0" w:color="808080"/>
-            </w:tcBorders>
-            <w:shd w:val="clear" w:color="auto" w:fill="auto"/>
-            <w:vAlign w:val="center"/>
-          </w:tcPr>
-          <w:p>
-            <w:pPr>
-              <w:pStyle w:val="TableContents"/>
-              <w:snapToGrid w:val="0"/>
-              <w:ind w:left="240" w:hanging="180"/>
-              <w:jc w:val="center"/>
-              <w:rPr>
-                <w:rFonts w:ascii="Arial" w:hAnsi="Arial" w:cs="Arial"/>
-                <w:sz w:val="16"/>
-                <w:szCs w:val="16"/>
-              </w:rPr>
-            </w:pPr>
-            <w:r>
-              <w:rPr>
-                <w:rFonts w:ascii="Arial" w:hAnsi="Arial" w:cs="Arial"/>
-                <w:sz w:val="16"/>
-                <w:szCs w:val="16"/>
-                <w:lang w:val="ru-RU"/>
-              </w:rPr>
-              <w:t>1</w:t>
-            </w:r>
-            <w:r>
-              <w:rPr>
-                <w:rFonts w:ascii="Arial" w:hAnsi="Arial" w:cs="Arial"/>
-                <w:sz w:val="16"/>
-                <w:szCs w:val="16"/>
-                <w:lang w:val="ru-RU"/>
-              </w:rPr>
-              <w:t>7</w:t>
-            </w:r>
-          </w:p>
-        </w:tc>
-        <w:tc>
-          <w:tcPr>
-            <w:tcW w:w="1093" w:type="dxa"/>
-            <w:gridSpan w:val="2"/>
-            <w:tcBorders>
-              <w:left w:val="double" w:sz="1" w:space="0" w:color="808080"/>
-              <w:bottom w:val="double" w:sz="1" w:space="0" w:color="808080"/>
-            </w:tcBorders>
-            <w:shd w:val="clear" w:color="auto" w:fill="auto"/>
-            <w:vAlign w:val="center"/>
-          </w:tcPr>
-          <w:p>
-            <w:pPr>
-              <w:pStyle w:val="TableContents"/>
-              <w:snapToGrid w:val="0"/>
-              <w:ind w:left="240" w:hanging="180"/>
-              <w:jc w:val="center"/>
-              <w:rPr>
-                <w:rFonts w:ascii="Arial" w:hAnsi="Arial" w:cs="Arial"/>
-                <w:sz w:val="16"/>
-                <w:szCs w:val="16"/>
-              </w:rPr>
-            </w:pPr>
-            <w:r>
-              <w:rPr>
-                <w:rFonts w:ascii="Arial" w:hAnsi="Arial" w:cs="Arial"/>
-                <w:sz w:val="16"/>
-                <w:szCs w:val="16"/>
-                <w:lang w:val="ru-RU"/>
-              </w:rPr>
-              <w:t>1</w:t>
-            </w:r>
-            <w:r>
-              <w:rPr>
-                <w:rFonts w:ascii="Arial" w:hAnsi="Arial" w:cs="Arial"/>
-                <w:sz w:val="16"/>
-                <w:szCs w:val="16"/>
-                <w:lang w:val="ru-RU"/>
-              </w:rPr>
-              <w:t>4</w:t>
-            </w:r>
-          </w:p>
-        </w:tc>
-        <w:tc>
-          <w:tcPr>
-            <w:tcW w:w="1093" w:type="dxa"/>
-            <w:tcBorders>
-              <w:left w:val="double" w:sz="1" w:space="0" w:color="808080"/>
-              <w:bottom w:val="double" w:sz="1" w:space="0" w:color="808080"/>
-            </w:tcBorders>
-            <w:shd w:val="clear" w:color="auto" w:fill="auto"/>
-            <w:vAlign w:val="center"/>
-          </w:tcPr>
-          <w:p>
-            <w:pPr>
-              <w:pStyle w:val="TableContents"/>
-              <w:snapToGrid w:val="0"/>
-              <w:ind w:left="240" w:hanging="180"/>
-              <w:jc w:val="center"/>
-              <w:rPr>
-                <w:rFonts w:ascii="Arial" w:hAnsi="Arial" w:cs="Arial"/>
-                <w:sz w:val="16"/>
-                <w:szCs w:val="16"/>
-              </w:rPr>
-            </w:pPr>
-            <w:r>
-              <w:rPr>
-                <w:rFonts w:ascii="Arial" w:hAnsi="Arial" w:cs="Arial"/>
-                <w:sz w:val="16"/>
-                <w:szCs w:val="16"/>
-                <w:lang w:val="ru-RU"/>
-              </w:rPr>
-              <w:t>5</w:t>
-            </w:r>
-          </w:p>
-        </w:tc>
-        <w:tc>
-          <w:tcPr>
-            <w:tcW w:w="1093" w:type="dxa"/>
-            <w:gridSpan w:val="2"/>
-            <w:tcBorders>
-              <w:left w:val="double" w:sz="1" w:space="0" w:color="808080"/>
-              <w:bottom w:val="double" w:sz="1" w:space="0" w:color="808080"/>
-            </w:tcBorders>
-            <w:shd w:val="clear" w:color="auto" w:fill="auto"/>
-            <w:vAlign w:val="center"/>
-          </w:tcPr>
-          <w:p>
-            <w:pPr>
-              <w:pStyle w:val="TableContents"/>
-              <w:snapToGrid w:val="0"/>
-              <w:ind w:left="240" w:hanging="180"/>
-              <w:jc w:val="center"/>
-              <w:rPr>
-                <w:rFonts w:ascii="Arial" w:hAnsi="Arial" w:cs="Arial"/>
-                <w:sz w:val="16"/>
-                <w:szCs w:val="16"/>
-              </w:rPr>
-            </w:pPr>
-            <w:r>
-              <w:rPr>
-                <w:rFonts w:ascii="Arial" w:hAnsi="Arial" w:cs="Arial"/>
-                <w:sz w:val="16"/>
-                <w:szCs w:val="16"/>
-                <w:lang w:val="ru-RU"/>
-              </w:rPr>
-              <w:t>2</w:t>
-            </w:r>
-          </w:p>
-        </w:tc>
-        <w:tc>
-          <w:tcPr>
-            <w:tcW w:w="1125" w:type="dxa"/>
-            <w:gridSpan w:val="2"/>
-            <w:tcBorders>
-              <w:left w:val="double" w:sz="1" w:space="0" w:color="808080"/>
-              <w:bottom w:val="double" w:sz="1" w:space="0" w:color="808080"/>
-              <w:right w:val="double" w:sz="2" w:space="0" w:color="808080"/>
-            </w:tcBorders>
-            <w:shd w:val="clear" w:color="auto" w:fill="auto"/>
-            <w:vAlign w:val="center"/>
-          </w:tcPr>
-          <w:p>
-            <w:pPr>
-              <w:pStyle w:val="TableContents"/>
-              <w:snapToGrid w:val="0"/>
-              <w:ind w:left="240" w:hanging="180"/>
-              <w:jc w:val="center"/>
-              <w:rPr>
-                <w:rFonts w:ascii="Arial" w:hAnsi="Arial" w:cs="Arial"/>
-                <w:sz w:val="16"/>
-                <w:szCs w:val="16"/>
-              </w:rPr>
-            </w:pPr>
-            <w:r>
-              <w:rPr>
-                <w:rFonts w:ascii="Arial" w:hAnsi="Arial" w:cs="Arial"/>
-                <w:sz w:val="16"/>
-                <w:szCs w:val="16"/>
-                <w:lang w:val="ru-RU"/>
-              </w:rPr>
-              <w:t>1</w:t>
-            </w:r>
-          </w:p>
-        </w:tc>
-      </w:tr>
-    </w:tbl>
     <w:p>
       <w:pPr>
-        <w:pStyle w:val="BodyText"/>
-        <w:spacing w:after="0"/>
+        <w:ind w:left="1418" w:firstLine="709"/>
         <w:rPr>
           <w:rFonts w:ascii="Arial" w:hAnsi="Arial" w:cs="Arial"/>
           <w:sz w:val="18"/>
@@ -3760,8 +2186,142 @@
           <w:szCs w:val="18"/>
           <w:lang w:val="ru-RU"/>
         </w:rPr>
-        <w:t>Нет даты расстрела - 2</w:t>
+        <w:t xml:space="preserve">Нет даты расстрела </w:t>
       </w:r>
+      <w:r>
+        <w:rPr>
+          <w:rFonts w:ascii="Arial" w:hAnsi="Arial" w:cs="Arial"/>
+          <w:sz w:val="18"/>
+          <w:szCs w:val="18"/>
+          <w:lang w:val="ru-RU"/>
+        </w:rPr>
+        <w:t>–</w:t>
+      </w:r>
+      <w:r>
+        <w:rPr>
+          <w:rFonts w:ascii="Arial" w:hAnsi="Arial" w:cs="Arial"/>
+          <w:sz w:val="18"/>
+          <w:szCs w:val="18"/>
+          <w:lang w:val="ru-RU"/>
+        </w:rPr>
+        <w:t xml:space="preserve"> 2</w:t>
+      </w:r>
+    </w:p>
+    <w:p>
+      <w:pPr>
+        <w:ind w:left="1418" w:firstLine="709"/>
+        <w:rPr>
+          <w:rFonts w:ascii="Arial" w:hAnsi="Arial" w:cs="Arial"/>
+          <w:sz w:val="18"/>
+          <w:szCs w:val="18"/>
+          <w:lang w:val="ru-RU"/>
+        </w:rPr>
+      </w:pPr>
+    </w:p>
+    <w:p>
+      <w:pPr>
+        <w:jc w:val="center"/>
+        <w:rPr>
+          <w:rFonts w:ascii="Arial" w:hAnsi="Arial" w:cs="Arial"/>
+          <w:b/>
+          <w:bCs/>
+          <w:sz w:val="16"/>
+          <w:szCs w:val="16"/>
+          <w:lang w:val="ru-RU"/>
+        </w:rPr>
+      </w:pPr>
+    </w:p>
+    <w:p>
+      <w:pPr>
+        <w:jc w:val="center"/>
+        <w:rPr>
+          <w:rFonts w:ascii="Arial" w:hAnsi="Arial" w:cs="Arial"/>
+          <w:b/>
+          <w:bCs/>
+          <w:sz w:val="16"/>
+          <w:szCs w:val="16"/>
+          <w:lang w:val="ru-RU"/>
+        </w:rPr>
+      </w:pPr>
+      <w:r>
+        <w:rPr>
+          <w:rFonts w:ascii="Arial" w:hAnsi="Arial" w:cs="Arial"/>
+          <w:b/>
+          <w:bCs/>
+          <w:sz w:val="16"/>
+          <w:szCs w:val="16"/>
+          <w:lang w:val="ru-RU"/>
+        </w:rPr>
+        <w:t>ЧИСЛЕННОСТЬ РАССТРЕЛЯННЫХ ЖЕНЩИН ПО ГОДАМ с 19</w:t>
+      </w:r>
+      <w:r>
+        <w:rPr>
+          <w:rFonts w:ascii="Arial" w:hAnsi="Arial" w:cs="Arial"/>
+          <w:b/>
+          <w:bCs/>
+          <w:sz w:val="16"/>
+          <w:szCs w:val="16"/>
+          <w:lang w:val="ru-RU"/>
+        </w:rPr>
+        <w:t>18</w:t>
+      </w:r>
+      <w:r>
+        <w:rPr>
+          <w:rFonts w:ascii="Arial" w:hAnsi="Arial" w:cs="Arial"/>
+          <w:b/>
+          <w:bCs/>
+          <w:sz w:val="16"/>
+          <w:szCs w:val="16"/>
+          <w:lang w:val="ru-RU"/>
+        </w:rPr>
+        <w:t xml:space="preserve"> по 1942 гг.</w:t>
+      </w:r>
+    </w:p>
+    <w:p>
+      <w:pPr>
+        <w:jc w:val="center"/>
+        <w:rPr>
+          <w:rFonts w:hint="eastAsia"/>
+          <w:lang w:val="ru-RU"/>
+        </w:rPr>
+      </w:pPr>
+      <w:r>
+        <w:rPr>
+          <w:noProof/>
+        </w:rPr>
+        <w:lastRenderedPageBreak/>
+        <w:drawing>
+          <wp:inline distT="0" distB="0" distL="0" distR="0" wp14:anchorId="1D00B546" wp14:editId="3F36F7D3">
+            <wp:extent cx="5302469" cy="2739257"/>
+            <wp:effectExtent l="0" t="0" r="12700" b="4445"/>
+            <wp:docPr id="844040510" name="Chart 1">
+              <a:extLst xmlns:a="http://schemas.openxmlformats.org/drawingml/2006/main">
+                <a:ext uri="{FF2B5EF4-FFF2-40B4-BE49-F238E27FC236}">
+                  <a16:creationId xmlns:a16="http://schemas.microsoft.com/office/drawing/2014/main" id="{9FB8720F-6276-426F-A062-3EBD35F66066}"/>
+                </a:ext>
+              </a:extLst>
+            </wp:docPr>
+            <wp:cNvGraphicFramePr/>
+            <a:graphic xmlns:a="http://schemas.openxmlformats.org/drawingml/2006/main">
+              <a:graphicData uri="http://schemas.openxmlformats.org/drawingml/2006/chart">
+                <c:chart xmlns:c="http://schemas.openxmlformats.org/drawingml/2006/chart" xmlns:r="http://schemas.openxmlformats.org/officeDocument/2006/relationships" r:id="rId8"/>
+              </a:graphicData>
+            </a:graphic>
+          </wp:inline>
+        </w:drawing>
+      </w:r>
+    </w:p>
+    <w:p>
+      <w:pPr>
+        <w:pStyle w:val="BodyText"/>
+        <w:spacing w:after="0"/>
+        <w:rPr>
+          <w:rFonts w:ascii="Arial" w:hAnsi="Arial" w:cs="Arial"/>
+          <w:sz w:val="18"/>
+          <w:szCs w:val="18"/>
+          <w:lang w:val="ru-RU"/>
+        </w:rPr>
+      </w:pPr>
     </w:p>
     <w:tbl>
       <w:tblPr>
@@ -5028,7 +3588,7 @@
               </w:rPr>
               <w:t xml:space="preserve"> – </w:t>
             </w:r>
-            <w:hyperlink r:id="rId7" w:history="1">
+            <w:hyperlink r:id="rId9" w:history="1">
               <w:r>
                 <w:rPr>
                   <w:rStyle w:val="Hyperlink"/>
@@ -5145,7 +3705,7 @@
               </w:rPr>
               <w:t xml:space="preserve"> </w:t>
             </w:r>
-            <w:hyperlink r:id="rId8" w:history="1">
+            <w:hyperlink r:id="rId10" w:history="1">
               <w:r>
                 <w:rPr>
                   <w:rStyle w:val="Hyperlink"/>
@@ -5455,7 +4015,7 @@
               </w:rPr>
               <w:t xml:space="preserve"> </w:t>
             </w:r>
-            <w:hyperlink r:id="rId9" w:history="1">
+            <w:hyperlink r:id="rId11" w:history="1">
               <w:r>
                 <w:rPr>
                   <w:rStyle w:val="Hyperlink"/>
@@ -5618,7 +4178,7 @@
               </w:rPr>
               <w:t xml:space="preserve"> </w:t>
             </w:r>
-            <w:hyperlink r:id="rId10" w:history="1">
+            <w:hyperlink r:id="rId12" w:history="1">
               <w:proofErr w:type="spellStart"/>
               <w:r>
                 <w:rPr>
@@ -5835,7 +4395,7 @@
               </w:rPr>
               <w:t xml:space="preserve"> – </w:t>
             </w:r>
-            <w:hyperlink r:id="rId11" w:history="1">
+            <w:hyperlink r:id="rId13" w:history="1">
               <w:r>
                 <w:rPr>
                   <w:rStyle w:val="Hyperlink"/>
@@ -5952,7 +4512,7 @@
               </w:rPr>
               <w:t xml:space="preserve"> </w:t>
             </w:r>
-            <w:hyperlink r:id="rId12" w:history="1">
+            <w:hyperlink r:id="rId14" w:history="1">
               <w:r>
                 <w:rPr>
                   <w:rStyle w:val="Hyperlink"/>
@@ -6001,7 +4561,6 @@
                 <w:szCs w:val="16"/>
                 <w:lang w:val="ru-RU"/>
               </w:rPr>
-              <w:lastRenderedPageBreak/>
               <w:t>Антонова Софья Константиновна</w:t>
             </w:r>
             <w:r>
@@ -6135,7 +4694,7 @@
               </w:rPr>
               <w:t xml:space="preserve"> – </w:t>
             </w:r>
-            <w:hyperlink r:id="rId13" w:history="1">
+            <w:hyperlink r:id="rId15" w:history="1">
               <w:r>
                 <w:rPr>
                   <w:rStyle w:val="Hyperlink"/>
@@ -6172,7 +4731,7 @@
               </w:rPr>
               <w:t xml:space="preserve"> </w:t>
             </w:r>
-            <w:hyperlink r:id="rId14" w:history="1">
+            <w:hyperlink r:id="rId16" w:history="1">
               <w:r>
                 <w:rPr>
                   <w:rStyle w:val="Hyperlink"/>
@@ -6352,7 +4911,7 @@
               </w:rPr>
               <w:t xml:space="preserve"> – </w:t>
             </w:r>
-            <w:hyperlink r:id="rId15" w:history="1">
+            <w:hyperlink r:id="rId17" w:history="1">
               <w:r>
                 <w:rPr>
                   <w:rStyle w:val="Hyperlink"/>
@@ -6469,7 +5028,7 @@
               </w:rPr>
               <w:t xml:space="preserve"> </w:t>
             </w:r>
-            <w:hyperlink r:id="rId16" w:history="1">
+            <w:hyperlink r:id="rId18" w:history="1">
               <w:r>
                 <w:rPr>
                   <w:rStyle w:val="Hyperlink"/>
@@ -6668,19 +5227,8 @@
                 <w:szCs w:val="16"/>
                 <w:lang w:val="ru-RU"/>
               </w:rPr>
-              <w:t xml:space="preserve">к.-р. агитации пораженческого характера и шпионаже в пользу </w:t>
-            </w:r>
-            <w:proofErr w:type="gramStart"/>
-            <w:r>
-              <w:rPr>
-                <w:rFonts w:ascii="Arial" w:hAnsi="Arial" w:cs="Arial"/>
-                <w:sz w:val="16"/>
-                <w:szCs w:val="16"/>
-                <w:lang w:val="ru-RU"/>
-              </w:rPr>
-              <w:t>Польши..</w:t>
-            </w:r>
-            <w:proofErr w:type="gramEnd"/>
+              <w:t>к.-р. агитации пораженческого характера и шпионаже в пользу Польши..</w:t>
+            </w:r>
             <w:r>
               <w:rPr>
                 <w:rFonts w:ascii="Arial" w:hAnsi="Arial" w:cs="Arial"/>
@@ -6704,6 +5252,7 @@
                 <w:rFonts w:ascii="Arial" w:hAnsi="Arial" w:cs="Arial"/>
                 <w:sz w:val="16"/>
                 <w:szCs w:val="16"/>
+                <w:lang w:val="ru-RU"/>
               </w:rPr>
               <w:t xml:space="preserve"> – </w:t>
             </w:r>
@@ -6743,6 +5292,7 @@
                 <w:szCs w:val="16"/>
                 <w:lang w:val="ru-RU"/>
               </w:rPr>
+              <w:lastRenderedPageBreak/>
               <w:t xml:space="preserve">Источник: </w:t>
             </w:r>
             <w:r>
@@ -6800,7 +5350,7 @@
               </w:rPr>
               <w:t xml:space="preserve"> </w:t>
             </w:r>
-            <w:hyperlink r:id="rId17" w:history="1">
+            <w:hyperlink r:id="rId19" w:history="1">
               <w:r>
                 <w:rPr>
                   <w:rStyle w:val="Hyperlink"/>
@@ -6850,6 +5400,7 @@
                 <w:szCs w:val="16"/>
                 <w:lang w:val="ru-RU"/>
               </w:rPr>
+              <w:lastRenderedPageBreak/>
               <w:t>Ачихая</w:t>
             </w:r>
             <w:proofErr w:type="spellEnd"/>
@@ -7031,7 +5582,7 @@
               </w:rPr>
               <w:t xml:space="preserve"> – </w:t>
             </w:r>
-            <w:hyperlink r:id="rId18" w:history="1">
+            <w:hyperlink r:id="rId20" w:history="1">
               <w:r>
                 <w:rPr>
                   <w:rStyle w:val="Hyperlink"/>
@@ -7148,7 +5699,7 @@
               </w:rPr>
               <w:t xml:space="preserve"> </w:t>
             </w:r>
-            <w:hyperlink r:id="rId19" w:history="1">
+            <w:hyperlink r:id="rId21" w:history="1">
               <w:r>
                 <w:rPr>
                   <w:rStyle w:val="Hyperlink"/>
@@ -7370,7 +5921,7 @@
               </w:rPr>
               <w:t xml:space="preserve">;  </w:t>
             </w:r>
-            <w:hyperlink r:id="rId20" w:history="1">
+            <w:hyperlink r:id="rId22" w:history="1">
               <w:r>
                 <w:rPr>
                   <w:rStyle w:val="Hyperlink"/>
@@ -7612,7 +6163,7 @@
               </w:rPr>
               <w:t xml:space="preserve"> – </w:t>
             </w:r>
-            <w:hyperlink r:id="rId21" w:history="1">
+            <w:hyperlink r:id="rId23" w:history="1">
               <w:r>
                 <w:rPr>
                   <w:rStyle w:val="Hyperlink"/>
@@ -7729,7 +6280,7 @@
               </w:rPr>
               <w:t xml:space="preserve"> </w:t>
             </w:r>
-            <w:hyperlink r:id="rId22" w:history="1">
+            <w:hyperlink r:id="rId24" w:history="1">
               <w:proofErr w:type="spellStart"/>
               <w:r>
                 <w:rPr>
@@ -8133,7 +6684,7 @@
               </w:rPr>
               <w:t xml:space="preserve"> </w:t>
             </w:r>
-            <w:hyperlink r:id="rId23" w:history="1">
+            <w:hyperlink r:id="rId25" w:history="1">
               <w:r>
                 <w:rPr>
                   <w:rStyle w:val="Hyperlink"/>
@@ -8582,7 +7133,7 @@
               </w:rPr>
               <w:t xml:space="preserve"> </w:t>
             </w:r>
-            <w:hyperlink r:id="rId24" w:history="1">
+            <w:hyperlink r:id="rId26" w:history="1">
               <w:r>
                 <w:rPr>
                   <w:rStyle w:val="Hyperlink"/>
@@ -8950,7 +7501,7 @@
               </w:rPr>
               <w:t xml:space="preserve"> </w:t>
             </w:r>
-            <w:hyperlink r:id="rId25" w:history="1">
+            <w:hyperlink r:id="rId27" w:history="1">
               <w:r>
                 <w:rPr>
                   <w:rStyle w:val="Hyperlink"/>
@@ -9188,6 +7739,7 @@
                 <w:rFonts w:ascii="Arial" w:hAnsi="Arial" w:cs="Arial"/>
                 <w:sz w:val="16"/>
                 <w:szCs w:val="16"/>
+                <w:lang w:val="ru-RU"/>
               </w:rPr>
               <w:t xml:space="preserve"> – </w:t>
             </w:r>
@@ -9272,7 +7824,7 @@
               </w:rPr>
               <w:t xml:space="preserve"> </w:t>
             </w:r>
-            <w:hyperlink r:id="rId26" w:history="1">
+            <w:hyperlink r:id="rId28" w:history="1">
               <w:r>
                 <w:rPr>
                   <w:rStyle w:val="Hyperlink"/>
@@ -9465,7 +8017,7 @@
               </w:rPr>
               <w:t xml:space="preserve"> – </w:t>
             </w:r>
-            <w:hyperlink r:id="rId27" w:history="1">
+            <w:hyperlink r:id="rId29" w:history="1">
               <w:r>
                 <w:rPr>
                   <w:rStyle w:val="Hyperlink"/>
@@ -9582,7 +8134,7 @@
               </w:rPr>
               <w:t xml:space="preserve"> </w:t>
             </w:r>
-            <w:hyperlink r:id="rId28" w:history="1">
+            <w:hyperlink r:id="rId30" w:history="1">
               <w:r>
                 <w:rPr>
                   <w:rStyle w:val="Hyperlink"/>
@@ -9782,7 +8334,7 @@
               </w:rPr>
               <w:t xml:space="preserve"> – </w:t>
             </w:r>
-            <w:hyperlink r:id="rId29" w:history="1">
+            <w:hyperlink r:id="rId31" w:history="1">
               <w:r>
                 <w:rPr>
                   <w:rStyle w:val="Hyperlink"/>
@@ -9899,7 +8451,7 @@
               </w:rPr>
               <w:t xml:space="preserve"> </w:t>
             </w:r>
-            <w:hyperlink r:id="rId30" w:history="1">
+            <w:hyperlink r:id="rId32" w:history="1">
               <w:r>
                 <w:rPr>
                   <w:rStyle w:val="Hyperlink"/>
@@ -10124,7 +8676,7 @@
               </w:rPr>
               <w:t xml:space="preserve"> – </w:t>
             </w:r>
-            <w:hyperlink r:id="rId31" w:history="1">
+            <w:hyperlink r:id="rId33" w:history="1">
               <w:r>
                 <w:rPr>
                   <w:rStyle w:val="Hyperlink"/>
@@ -10161,7 +8713,7 @@
               </w:rPr>
               <w:t xml:space="preserve"> </w:t>
             </w:r>
-            <w:hyperlink r:id="rId32" w:history="1">
+            <w:hyperlink r:id="rId34" w:history="1">
               <w:r>
                 <w:rPr>
                   <w:rStyle w:val="Hyperlink"/>
@@ -10335,7 +8887,7 @@
               </w:rPr>
               <w:t xml:space="preserve"> – </w:t>
             </w:r>
-            <w:hyperlink r:id="rId33" w:history="1">
+            <w:hyperlink r:id="rId35" w:history="1">
               <w:r>
                 <w:rPr>
                   <w:rStyle w:val="Hyperlink"/>
@@ -10452,7 +9004,7 @@
               </w:rPr>
               <w:t xml:space="preserve"> </w:t>
             </w:r>
-            <w:hyperlink r:id="rId34" w:history="1">
+            <w:hyperlink r:id="rId36" w:history="1">
               <w:r>
                 <w:rPr>
                   <w:rStyle w:val="Hyperlink"/>
@@ -10661,7 +9213,7 @@
               </w:rPr>
               <w:t xml:space="preserve"> – </w:t>
             </w:r>
-            <w:hyperlink r:id="rId35" w:history="1">
+            <w:hyperlink r:id="rId37" w:history="1">
               <w:r>
                 <w:rPr>
                   <w:rStyle w:val="Hyperlink"/>
@@ -10778,7 +9330,7 @@
               </w:rPr>
               <w:t xml:space="preserve"> </w:t>
             </w:r>
-            <w:hyperlink r:id="rId36" w:history="1">
+            <w:hyperlink r:id="rId38" w:history="1">
               <w:r>
                 <w:rPr>
                   <w:rStyle w:val="Hyperlink"/>
@@ -10963,7 +9515,7 @@
               </w:rPr>
               <w:t xml:space="preserve"> – </w:t>
             </w:r>
-            <w:hyperlink r:id="rId37" w:history="1">
+            <w:hyperlink r:id="rId39" w:history="1">
               <w:r>
                 <w:rPr>
                   <w:rStyle w:val="Hyperlink"/>
@@ -11080,7 +9632,7 @@
               </w:rPr>
               <w:t xml:space="preserve"> </w:t>
             </w:r>
-            <w:hyperlink r:id="rId38" w:history="1">
+            <w:hyperlink r:id="rId40" w:history="1">
               <w:r>
                 <w:rPr>
                   <w:rStyle w:val="Hyperlink"/>
@@ -11128,7 +9680,6 @@
                 <w:szCs w:val="16"/>
                 <w:lang w:val="ru-RU"/>
               </w:rPr>
-              <w:lastRenderedPageBreak/>
               <w:t>Влахиди</w:t>
             </w:r>
             <w:proofErr w:type="spellEnd"/>
@@ -11289,27 +9840,7 @@
                 <w:szCs w:val="16"/>
                 <w:lang w:val="ru-RU"/>
               </w:rPr>
-              <w:t xml:space="preserve">по ст. </w:t>
-            </w:r>
-            <w:proofErr w:type="gramStart"/>
-            <w:r>
-              <w:rPr>
-                <w:rFonts w:ascii="Arial" w:hAnsi="Arial" w:cs="Arial"/>
-                <w:sz w:val="16"/>
-                <w:szCs w:val="16"/>
-                <w:lang w:val="ru-RU"/>
-              </w:rPr>
-              <w:t>58-10</w:t>
-            </w:r>
-            <w:proofErr w:type="gramEnd"/>
-            <w:r>
-              <w:rPr>
-                <w:rFonts w:ascii="Arial" w:hAnsi="Arial" w:cs="Arial"/>
-                <w:sz w:val="16"/>
-                <w:szCs w:val="16"/>
-                <w:lang w:val="ru-RU"/>
-              </w:rPr>
-              <w:t>.</w:t>
+              <w:t>по ст. 58-10.</w:t>
             </w:r>
             <w:r>
               <w:rPr>
@@ -11326,6 +9857,7 @@
                 <w:rFonts w:ascii="Arial" w:hAnsi="Arial" w:cs="Arial"/>
                 <w:sz w:val="16"/>
                 <w:szCs w:val="16"/>
+                <w:lang w:val="ru-RU"/>
               </w:rPr>
               <w:t xml:space="preserve"> – </w:t>
             </w:r>
@@ -11399,7 +9931,7 @@
               </w:rPr>
               <w:t xml:space="preserve"> </w:t>
             </w:r>
-            <w:hyperlink r:id="rId39" w:history="1">
+            <w:hyperlink r:id="rId41" w:history="1">
               <w:r>
                 <w:rPr>
                   <w:rStyle w:val="Hyperlink"/>
@@ -11758,7 +10290,7 @@
               </w:rPr>
               <w:t xml:space="preserve"> </w:t>
             </w:r>
-            <w:hyperlink r:id="rId40" w:history="1">
+            <w:hyperlink r:id="rId42" w:history="1">
               <w:r>
                 <w:rPr>
                   <w:rStyle w:val="Hyperlink"/>
@@ -11891,6 +10423,7 @@
                 <w:szCs w:val="16"/>
                 <w:lang w:val="ru-RU"/>
               </w:rPr>
+              <w:lastRenderedPageBreak/>
               <w:t xml:space="preserve">1898 г.р., </w:t>
             </w:r>
             <w:proofErr w:type="spellStart"/>
@@ -12021,7 +10554,7 @@
               </w:rPr>
               <w:t xml:space="preserve"> </w:t>
             </w:r>
-            <w:hyperlink r:id="rId41" w:history="1">
+            <w:hyperlink r:id="rId43" w:history="1">
               <w:r>
                 <w:rPr>
                   <w:rStyle w:val="Hyperlink"/>
@@ -12069,6 +10602,7 @@
                 <w:szCs w:val="16"/>
                 <w:lang w:val="ru-RU"/>
               </w:rPr>
+              <w:lastRenderedPageBreak/>
               <w:t>Георгиади Фекла Фоминична (</w:t>
             </w:r>
             <w:proofErr w:type="spellStart"/>
@@ -12362,7 +10896,7 @@
               </w:rPr>
               <w:t xml:space="preserve"> </w:t>
             </w:r>
-            <w:hyperlink r:id="rId42" w:history="1">
+            <w:hyperlink r:id="rId44" w:history="1">
               <w:r>
                 <w:rPr>
                   <w:rStyle w:val="Hyperlink"/>
@@ -12648,14 +11182,13 @@
               </w:rPr>
               <w:t xml:space="preserve"> </w:t>
             </w:r>
-            <w:hyperlink r:id="rId43" w:history="1">
-              <w:r>
-                <w:rPr>
-                  <w:rStyle w:val="Hyperlink"/>
-                  <w:rFonts w:ascii="Arial" w:hAnsi="Arial" w:cs="Arial"/>
-                  <w:b/>
-                  <w:bCs/>
-                  <w:color w:val="auto"/>
+            <w:hyperlink r:id="rId45" w:history="1">
+              <w:r>
+                <w:rPr>
+                  <w:rStyle w:val="Hyperlink"/>
+                  <w:rFonts w:ascii="Arial" w:hAnsi="Arial" w:cs="Arial"/>
+                  <w:b/>
+                  <w:bCs/>
                   <w:sz w:val="16"/>
                   <w:szCs w:val="16"/>
                   <w:lang w:val="ru-RU"/>
@@ -12906,7 +11439,7 @@
               </w:rPr>
               <w:t xml:space="preserve"> </w:t>
             </w:r>
-            <w:hyperlink r:id="rId44" w:history="1">
+            <w:hyperlink r:id="rId46" w:history="1">
               <w:r>
                 <w:rPr>
                   <w:rStyle w:val="Hyperlink"/>
@@ -13159,7 +11692,7 @@
               </w:rPr>
               <w:t xml:space="preserve"> </w:t>
             </w:r>
-            <w:hyperlink r:id="rId45" w:history="1">
+            <w:hyperlink r:id="rId47" w:history="1">
               <w:r>
                 <w:rPr>
                   <w:rStyle w:val="Hyperlink"/>
@@ -13361,7 +11894,7 @@
               </w:rPr>
               <w:t xml:space="preserve"> – </w:t>
             </w:r>
-            <w:hyperlink r:id="rId46" w:history="1">
+            <w:hyperlink r:id="rId48" w:history="1">
               <w:r>
                 <w:rPr>
                   <w:rStyle w:val="Hyperlink"/>
@@ -13478,7 +12011,7 @@
               </w:rPr>
               <w:t xml:space="preserve"> </w:t>
             </w:r>
-            <w:hyperlink r:id="rId47" w:history="1">
+            <w:hyperlink r:id="rId49" w:history="1">
               <w:r>
                 <w:rPr>
                   <w:rStyle w:val="Hyperlink"/>
@@ -13661,7 +12194,47 @@
                 <w:szCs w:val="16"/>
                 <w:lang w:val="ru-RU"/>
               </w:rPr>
-              <w:t xml:space="preserve"> УК УССР, 54-11 УК УССР, 54-1 а УК УССР. Осуждена: 5 февраля 1938 г., Комиссия НКВД и прокурора СССР, протокол № 40. Приговор: ВМН (расстрел). Дата расстрела 28.02.1938 г. Место гибели: г. Николаев. Реабилитирована: 09 февраля 1990 г. Архивные данные: Фонд: Р-4033. Опись: 8. Дело: 267. Листы: 251, 262, 291, 314. Информации внесена в базу данных Архива: 06.11.2020</w:t>
+              <w:t xml:space="preserve"> УК УССР, </w:t>
+            </w:r>
+            <w:proofErr w:type="gramStart"/>
+            <w:r>
+              <w:rPr>
+                <w:rFonts w:ascii="Arial" w:hAnsi="Arial" w:cs="Arial"/>
+                <w:sz w:val="16"/>
+                <w:szCs w:val="16"/>
+                <w:lang w:val="ru-RU"/>
+              </w:rPr>
+              <w:t>54-11</w:t>
+            </w:r>
+            <w:proofErr w:type="gramEnd"/>
+            <w:r>
+              <w:rPr>
+                <w:rFonts w:ascii="Arial" w:hAnsi="Arial" w:cs="Arial"/>
+                <w:sz w:val="16"/>
+                <w:szCs w:val="16"/>
+                <w:lang w:val="ru-RU"/>
+              </w:rPr>
+              <w:t xml:space="preserve"> УК УССР, </w:t>
+            </w:r>
+            <w:proofErr w:type="gramStart"/>
+            <w:r>
+              <w:rPr>
+                <w:rFonts w:ascii="Arial" w:hAnsi="Arial" w:cs="Arial"/>
+                <w:sz w:val="16"/>
+                <w:szCs w:val="16"/>
+                <w:lang w:val="ru-RU"/>
+              </w:rPr>
+              <w:t>54-1</w:t>
+            </w:r>
+            <w:proofErr w:type="gramEnd"/>
+            <w:r>
+              <w:rPr>
+                <w:rFonts w:ascii="Arial" w:hAnsi="Arial" w:cs="Arial"/>
+                <w:sz w:val="16"/>
+                <w:szCs w:val="16"/>
+                <w:lang w:val="ru-RU"/>
+              </w:rPr>
+              <w:t xml:space="preserve"> а УК УССР. Осуждена: 5 февраля 1938 г., Комиссия НКВД и прокурора СССР, протокол № 40. Приговор: ВМН (расстрел). Дата расстрела 28.02.1938 г. Место гибели: г. Николаев. Реабилитирована: 09 февраля 1990 г. Архивные данные: Фонд: Р-4033. Опись: 8. Дело: 267. Листы: 251, 262, 291, 314. Информации внесена в базу данных Архива: 06.11.2020</w:t>
             </w:r>
           </w:p>
           <w:p>
@@ -13712,7 +12285,7 @@
               </w:rPr>
               <w:t xml:space="preserve"> – </w:t>
             </w:r>
-            <w:hyperlink r:id="rId48" w:history="1">
+            <w:hyperlink r:id="rId50" w:history="1">
               <w:r>
                 <w:rPr>
                   <w:rStyle w:val="Hyperlink"/>
@@ -13773,7 +12346,7 @@
               </w:rPr>
               <w:t xml:space="preserve"> </w:t>
             </w:r>
-            <w:hyperlink r:id="rId49" w:history="1">
+            <w:hyperlink r:id="rId51" w:history="1">
               <w:r>
                 <w:rPr>
                   <w:rStyle w:val="Hyperlink"/>
@@ -13810,7 +12383,7 @@
               </w:rPr>
               <w:t xml:space="preserve"> </w:t>
             </w:r>
-            <w:hyperlink r:id="rId50" w:history="1">
+            <w:hyperlink r:id="rId52" w:history="1">
               <w:r>
                 <w:rPr>
                   <w:rStyle w:val="Hyperlink"/>
@@ -14113,29 +12686,7 @@
                 <w:shd w:val="clear" w:color="auto" w:fill="FFFFFF"/>
                 <w:lang w:val="ru-RU"/>
               </w:rPr>
-              <w:t xml:space="preserve">-Ильинского монастыря. </w:t>
-            </w:r>
-            <w:proofErr w:type="spellStart"/>
-            <w:r>
-              <w:rPr>
-                <w:rFonts w:ascii="Arial" w:hAnsi="Arial" w:cs="Arial"/>
-                <w:sz w:val="16"/>
-                <w:szCs w:val="16"/>
-                <w:shd w:val="clear" w:color="auto" w:fill="FFFFFF"/>
-                <w:lang w:val="ru-RU"/>
-              </w:rPr>
-              <w:t>Игумения</w:t>
-            </w:r>
-            <w:proofErr w:type="spellEnd"/>
-            <w:r>
-              <w:rPr>
-                <w:rFonts w:ascii="Arial" w:hAnsi="Arial" w:cs="Arial"/>
-                <w:sz w:val="16"/>
-                <w:szCs w:val="16"/>
-                <w:shd w:val="clear" w:color="auto" w:fill="FFFFFF"/>
-                <w:lang w:val="ru-RU"/>
-              </w:rPr>
-              <w:t xml:space="preserve"> Маргарита </w:t>
+              <w:t xml:space="preserve">-Ильинского монастыря. Игумения Маргарита </w:t>
             </w:r>
             <w:proofErr w:type="gramStart"/>
             <w:r>
@@ -14269,7 +12820,7 @@
               </w:rPr>
               <w:t xml:space="preserve"> века»; </w:t>
             </w:r>
-            <w:hyperlink r:id="rId51" w:history="1">
+            <w:hyperlink r:id="rId53" w:history="1">
               <w:r>
                 <w:rPr>
                   <w:rStyle w:val="Hyperlink"/>
@@ -14570,7 +13121,47 @@
                 <w:szCs w:val="16"/>
                 <w:lang w:val="ru-RU"/>
               </w:rPr>
-              <w:t xml:space="preserve"> УК УССР, 54-11 УК УССР, 54-1 а УК УССР</w:t>
+              <w:t xml:space="preserve"> УК УССР, </w:t>
+            </w:r>
+            <w:proofErr w:type="gramStart"/>
+            <w:r>
+              <w:rPr>
+                <w:rFonts w:ascii="Arial" w:hAnsi="Arial" w:cs="Arial"/>
+                <w:sz w:val="16"/>
+                <w:szCs w:val="16"/>
+                <w:lang w:val="ru-RU"/>
+              </w:rPr>
+              <w:t>54-11</w:t>
+            </w:r>
+            <w:proofErr w:type="gramEnd"/>
+            <w:r>
+              <w:rPr>
+                <w:rFonts w:ascii="Arial" w:hAnsi="Arial" w:cs="Arial"/>
+                <w:sz w:val="16"/>
+                <w:szCs w:val="16"/>
+                <w:lang w:val="ru-RU"/>
+              </w:rPr>
+              <w:t xml:space="preserve"> УК УССР, </w:t>
+            </w:r>
+            <w:proofErr w:type="gramStart"/>
+            <w:r>
+              <w:rPr>
+                <w:rFonts w:ascii="Arial" w:hAnsi="Arial" w:cs="Arial"/>
+                <w:sz w:val="16"/>
+                <w:szCs w:val="16"/>
+                <w:lang w:val="ru-RU"/>
+              </w:rPr>
+              <w:t>54-1</w:t>
+            </w:r>
+            <w:proofErr w:type="gramEnd"/>
+            <w:r>
+              <w:rPr>
+                <w:rFonts w:ascii="Arial" w:hAnsi="Arial" w:cs="Arial"/>
+                <w:sz w:val="16"/>
+                <w:szCs w:val="16"/>
+                <w:lang w:val="ru-RU"/>
+              </w:rPr>
+              <w:t xml:space="preserve"> а УК УССР</w:t>
             </w:r>
             <w:r>
               <w:rPr>
@@ -14864,7 +13455,7 @@
               </w:rPr>
               <w:t xml:space="preserve"> </w:t>
             </w:r>
-            <w:hyperlink r:id="rId52" w:history="1">
+            <w:hyperlink r:id="rId54" w:history="1">
               <w:r>
                 <w:rPr>
                   <w:rStyle w:val="Hyperlink"/>
@@ -15055,7 +13646,7 @@
               </w:rPr>
               <w:t xml:space="preserve"> </w:t>
             </w:r>
-            <w:hyperlink r:id="rId53" w:history="1">
+            <w:hyperlink r:id="rId55" w:history="1">
               <w:r>
                 <w:rPr>
                   <w:rStyle w:val="Hyperlink"/>
@@ -15299,7 +13890,7 @@
               </w:rPr>
               <w:t xml:space="preserve"> </w:t>
             </w:r>
-            <w:hyperlink r:id="rId54" w:history="1">
+            <w:hyperlink r:id="rId56" w:history="1">
               <w:r>
                 <w:rPr>
                   <w:rStyle w:val="Hyperlink"/>
@@ -15533,7 +14124,7 @@
               </w:rPr>
               <w:t xml:space="preserve"> – </w:t>
             </w:r>
-            <w:hyperlink r:id="rId55" w:history="1">
+            <w:hyperlink r:id="rId57" w:history="1">
               <w:r>
                 <w:rPr>
                   <w:rStyle w:val="Hyperlink"/>
@@ -15650,7 +14241,7 @@
               </w:rPr>
               <w:t xml:space="preserve"> </w:t>
             </w:r>
-            <w:hyperlink r:id="rId56" w:history="1">
+            <w:hyperlink r:id="rId58" w:history="1">
               <w:r>
                 <w:rPr>
                   <w:rStyle w:val="Hyperlink"/>
@@ -15897,7 +14488,7 @@
               </w:rPr>
               <w:t xml:space="preserve"> – </w:t>
             </w:r>
-            <w:hyperlink r:id="rId57" w:history="1">
+            <w:hyperlink r:id="rId59" w:history="1">
               <w:r>
                 <w:rPr>
                   <w:rStyle w:val="Hyperlink"/>
@@ -16014,7 +14605,7 @@
               </w:rPr>
               <w:t xml:space="preserve"> </w:t>
             </w:r>
-            <w:hyperlink r:id="rId58" w:history="1">
+            <w:hyperlink r:id="rId60" w:history="1">
               <w:r>
                 <w:rPr>
                   <w:rStyle w:val="Hyperlink"/>
@@ -16065,7 +14656,6 @@
                 <w:szCs w:val="16"/>
                 <w:lang w:val="ru-RU"/>
               </w:rPr>
-              <w:lastRenderedPageBreak/>
               <w:t>Делиониди</w:t>
             </w:r>
             <w:proofErr w:type="spellEnd"/>
@@ -16244,7 +14834,7 @@
               </w:rPr>
               <w:t xml:space="preserve"> – </w:t>
             </w:r>
-            <w:hyperlink r:id="rId59" w:history="1">
+            <w:hyperlink r:id="rId61" w:history="1">
               <w:r>
                 <w:rPr>
                   <w:rStyle w:val="Hyperlink"/>
@@ -16361,7 +14951,7 @@
               </w:rPr>
               <w:t xml:space="preserve"> </w:t>
             </w:r>
-            <w:hyperlink r:id="rId60" w:history="1">
+            <w:hyperlink r:id="rId62" w:history="1">
               <w:r>
                 <w:rPr>
                   <w:rStyle w:val="Hyperlink"/>
@@ -16739,7 +15329,7 @@
               </w:rPr>
               <w:t xml:space="preserve"> </w:t>
             </w:r>
-            <w:hyperlink r:id="rId61" w:history="1">
+            <w:hyperlink r:id="rId63" w:history="1">
               <w:r>
                 <w:rPr>
                   <w:rStyle w:val="Hyperlink"/>
@@ -16942,6 +15532,7 @@
                 <w:szCs w:val="16"/>
                 <w:lang w:val="ru-RU"/>
               </w:rPr>
+              <w:lastRenderedPageBreak/>
               <w:t xml:space="preserve">Источник: </w:t>
             </w:r>
             <w:r>
@@ -16966,7 +15557,7 @@
               </w:rPr>
               <w:t xml:space="preserve"> – </w:t>
             </w:r>
-            <w:hyperlink r:id="rId62" w:history="1">
+            <w:hyperlink r:id="rId64" w:history="1">
               <w:r>
                 <w:rPr>
                   <w:rStyle w:val="Hyperlink"/>
@@ -17083,7 +15674,7 @@
               </w:rPr>
               <w:t xml:space="preserve"> </w:t>
             </w:r>
-            <w:hyperlink r:id="rId63" w:history="1">
+            <w:hyperlink r:id="rId65" w:history="1">
               <w:r>
                 <w:rPr>
                   <w:rStyle w:val="Hyperlink"/>
@@ -17133,6 +15724,7 @@
                 <w:szCs w:val="16"/>
                 <w:lang w:val="ru-RU"/>
               </w:rPr>
+              <w:lastRenderedPageBreak/>
               <w:t>Ефимова-Клещ Мария Викторовна</w:t>
             </w:r>
             <w:r>
@@ -17248,7 +15840,7 @@
               </w:rPr>
               <w:t xml:space="preserve"> – </w:t>
             </w:r>
-            <w:hyperlink r:id="rId64" w:history="1">
+            <w:hyperlink r:id="rId66" w:history="1">
               <w:r>
                 <w:rPr>
                   <w:rStyle w:val="Hyperlink"/>
@@ -17365,7 +15957,7 @@
               </w:rPr>
               <w:t xml:space="preserve"> </w:t>
             </w:r>
-            <w:hyperlink r:id="rId65" w:history="1">
+            <w:hyperlink r:id="rId67" w:history="1">
               <w:r>
                 <w:rPr>
                   <w:rStyle w:val="Hyperlink"/>
@@ -17548,7 +16140,7 @@
               </w:rPr>
               <w:t xml:space="preserve"> – </w:t>
             </w:r>
-            <w:hyperlink r:id="rId66" w:history="1">
+            <w:hyperlink r:id="rId68" w:history="1">
               <w:r>
                 <w:rPr>
                   <w:rStyle w:val="Hyperlink"/>
@@ -17665,7 +16257,7 @@
               </w:rPr>
               <w:t xml:space="preserve"> </w:t>
             </w:r>
-            <w:hyperlink r:id="rId67" w:history="1">
+            <w:hyperlink r:id="rId69" w:history="1">
               <w:r>
                 <w:rPr>
                   <w:rStyle w:val="Hyperlink"/>
@@ -18048,7 +16640,7 @@
               </w:rPr>
               <w:t xml:space="preserve"> </w:t>
             </w:r>
-            <w:hyperlink r:id="rId68" w:history="1">
+            <w:hyperlink r:id="rId70" w:history="1">
               <w:r>
                 <w:rPr>
                   <w:rStyle w:val="Hyperlink"/>
@@ -18398,7 +16990,7 @@
               </w:rPr>
               <w:t xml:space="preserve"> </w:t>
             </w:r>
-            <w:hyperlink r:id="rId69" w:history="1">
+            <w:hyperlink r:id="rId71" w:history="1">
               <w:r>
                 <w:rPr>
                   <w:rStyle w:val="Hyperlink"/>
@@ -18654,7 +17246,7 @@
               </w:rPr>
               <w:t xml:space="preserve">Источник: </w:t>
             </w:r>
-            <w:hyperlink r:id="rId70" w:history="1">
+            <w:hyperlink r:id="rId72" w:history="1">
               <w:r>
                 <w:rPr>
                   <w:rStyle w:val="Hyperlink"/>
@@ -18692,7 +17284,7 @@
               </w:rPr>
               <w:t xml:space="preserve"> </w:t>
             </w:r>
-            <w:hyperlink r:id="rId71" w:history="1">
+            <w:hyperlink r:id="rId73" w:history="1">
               <w:r>
                 <w:rPr>
                   <w:rStyle w:val="Hyperlink"/>
@@ -19031,7 +17623,7 @@
               </w:rPr>
               <w:t xml:space="preserve"> </w:t>
             </w:r>
-            <w:hyperlink r:id="rId72" w:history="1">
+            <w:hyperlink r:id="rId74" w:history="1">
               <w:r>
                 <w:rPr>
                   <w:rStyle w:val="Hyperlink"/>
@@ -19416,7 +18008,7 @@
               </w:rPr>
               <w:t xml:space="preserve"> </w:t>
             </w:r>
-            <w:hyperlink r:id="rId73" w:history="1">
+            <w:hyperlink r:id="rId75" w:history="1">
               <w:r>
                 <w:rPr>
                   <w:rStyle w:val="Hyperlink"/>
@@ -19760,7 +18352,7 @@
               </w:rPr>
               <w:t xml:space="preserve"> </w:t>
             </w:r>
-            <w:hyperlink r:id="rId74" w:history="1">
+            <w:hyperlink r:id="rId76" w:history="1">
               <w:r>
                 <w:rPr>
                   <w:rStyle w:val="Hyperlink"/>
@@ -20063,7 +18655,7 @@
               </w:rPr>
               <w:t xml:space="preserve"> – </w:t>
             </w:r>
-            <w:hyperlink r:id="rId75" w:history="1">
+            <w:hyperlink r:id="rId77" w:history="1">
               <w:r>
                 <w:rPr>
                   <w:rStyle w:val="Hyperlink"/>
@@ -20100,7 +18692,7 @@
               </w:rPr>
               <w:t xml:space="preserve"> </w:t>
             </w:r>
-            <w:hyperlink r:id="rId76" w:history="1">
+            <w:hyperlink r:id="rId78" w:history="1">
               <w:r>
                 <w:rPr>
                   <w:rStyle w:val="Hyperlink"/>
@@ -20470,7 +19062,7 @@
               </w:rPr>
               <w:t xml:space="preserve"> </w:t>
             </w:r>
-            <w:hyperlink r:id="rId77" w:history="1">
+            <w:hyperlink r:id="rId79" w:history="1">
               <w:r>
                 <w:rPr>
                   <w:rStyle w:val="Hyperlink"/>
@@ -20719,7 +19311,7 @@
               </w:rPr>
               <w:t xml:space="preserve"> – </w:t>
             </w:r>
-            <w:hyperlink r:id="rId78" w:history="1">
+            <w:hyperlink r:id="rId80" w:history="1">
               <w:r>
                 <w:rPr>
                   <w:rStyle w:val="Hyperlink"/>
@@ -20836,7 +19428,7 @@
               </w:rPr>
               <w:t xml:space="preserve"> </w:t>
             </w:r>
-            <w:hyperlink r:id="rId79" w:history="1">
+            <w:hyperlink r:id="rId81" w:history="1">
               <w:r>
                 <w:rPr>
                   <w:rStyle w:val="Hyperlink"/>
@@ -21092,7 +19684,7 @@
               </w:rPr>
               <w:t xml:space="preserve"> </w:t>
             </w:r>
-            <w:hyperlink r:id="rId80" w:history="1">
+            <w:hyperlink r:id="rId82" w:history="1">
               <w:r>
                 <w:rPr>
                   <w:rStyle w:val="Hyperlink"/>
@@ -21215,7 +19807,6 @@
                 <w:szCs w:val="16"/>
                 <w:lang w:val="ru-RU"/>
               </w:rPr>
-              <w:lastRenderedPageBreak/>
               <w:t xml:space="preserve">Родилась в 1908 г., г. Майкоп; гречанка; образование начальное; б/п; корректор. </w:t>
             </w:r>
             <w:r>
@@ -21401,7 +19992,7 @@
               </w:rPr>
               <w:t xml:space="preserve"> </w:t>
             </w:r>
-            <w:hyperlink r:id="rId81" w:history="1">
+            <w:hyperlink r:id="rId83" w:history="1">
               <w:r>
                 <w:rPr>
                   <w:rStyle w:val="Hyperlink"/>
@@ -21452,7 +20043,6 @@
                 <w:szCs w:val="16"/>
                 <w:lang w:val="ru-RU"/>
               </w:rPr>
-              <w:lastRenderedPageBreak/>
               <w:t>Камбици</w:t>
             </w:r>
             <w:proofErr w:type="spellEnd"/>
@@ -21628,7 +20218,7 @@
               </w:rPr>
               <w:t xml:space="preserve"> – </w:t>
             </w:r>
-            <w:hyperlink r:id="rId82" w:history="1">
+            <w:hyperlink r:id="rId84" w:history="1">
               <w:r>
                 <w:rPr>
                   <w:rStyle w:val="Hyperlink"/>
@@ -21745,7 +20335,7 @@
               </w:rPr>
               <w:t xml:space="preserve"> </w:t>
             </w:r>
-            <w:hyperlink r:id="rId83" w:history="1">
+            <w:hyperlink r:id="rId85" w:history="1">
               <w:r>
                 <w:rPr>
                   <w:rStyle w:val="Hyperlink"/>
@@ -21966,6 +20556,7 @@
                 <w:szCs w:val="16"/>
                 <w:lang w:val="ru-RU"/>
               </w:rPr>
+              <w:lastRenderedPageBreak/>
               <w:t xml:space="preserve">Источник: </w:t>
             </w:r>
             <w:r>
@@ -21990,7 +20581,7 @@
               </w:rPr>
               <w:t xml:space="preserve"> – </w:t>
             </w:r>
-            <w:hyperlink r:id="rId84" w:history="1">
+            <w:hyperlink r:id="rId86" w:history="1">
               <w:r>
                 <w:rPr>
                   <w:rStyle w:val="Hyperlink"/>
@@ -22107,7 +20698,7 @@
               </w:rPr>
               <w:t xml:space="preserve"> </w:t>
             </w:r>
-            <w:hyperlink r:id="rId85" w:history="1">
+            <w:hyperlink r:id="rId87" w:history="1">
               <w:r>
                 <w:rPr>
                   <w:rStyle w:val="Hyperlink"/>
@@ -22158,6 +20749,7 @@
                 <w:szCs w:val="16"/>
                 <w:lang w:val="ru-RU"/>
               </w:rPr>
+              <w:lastRenderedPageBreak/>
               <w:t>Кафидис</w:t>
             </w:r>
             <w:proofErr w:type="spellEnd"/>
@@ -22303,7 +20895,7 @@
               </w:rPr>
               <w:t xml:space="preserve"> – </w:t>
             </w:r>
-            <w:hyperlink r:id="rId86" w:history="1">
+            <w:hyperlink r:id="rId88" w:history="1">
               <w:r>
                 <w:rPr>
                   <w:rStyle w:val="Hyperlink"/>
@@ -22420,7 +21012,7 @@
               </w:rPr>
               <w:t xml:space="preserve"> </w:t>
             </w:r>
-            <w:hyperlink r:id="rId87" w:history="1">
+            <w:hyperlink r:id="rId89" w:history="1">
               <w:r>
                 <w:rPr>
                   <w:rStyle w:val="Hyperlink"/>
@@ -22700,7 +21292,7 @@
               </w:rPr>
               <w:t xml:space="preserve"> – </w:t>
             </w:r>
-            <w:hyperlink r:id="rId88" w:history="1">
+            <w:hyperlink r:id="rId90" w:history="1">
               <w:r>
                 <w:rPr>
                   <w:rStyle w:val="Hyperlink"/>
@@ -22817,7 +21409,7 @@
               </w:rPr>
               <w:t xml:space="preserve"> </w:t>
             </w:r>
-            <w:hyperlink r:id="rId89" w:history="1">
+            <w:hyperlink r:id="rId91" w:history="1">
               <w:r>
                 <w:rPr>
                   <w:rStyle w:val="Hyperlink"/>
@@ -23023,7 +21615,27 @@
                 <w:szCs w:val="16"/>
                 <w:lang w:val="ru-RU"/>
               </w:rPr>
-              <w:t xml:space="preserve"> и 54-11 УК УССР. Приговор: Комиссией НКВД и Прокуратуры СССР, 07.02.1938</w:t>
+              <w:t xml:space="preserve"> и </w:t>
+            </w:r>
+            <w:proofErr w:type="gramStart"/>
+            <w:r>
+              <w:rPr>
+                <w:rFonts w:ascii="Arial" w:hAnsi="Arial" w:cs="Arial"/>
+                <w:sz w:val="16"/>
+                <w:szCs w:val="16"/>
+                <w:lang w:val="ru-RU"/>
+              </w:rPr>
+              <w:t>54-11</w:t>
+            </w:r>
+            <w:proofErr w:type="gramEnd"/>
+            <w:r>
+              <w:rPr>
+                <w:rFonts w:ascii="Arial" w:hAnsi="Arial" w:cs="Arial"/>
+                <w:sz w:val="16"/>
+                <w:szCs w:val="16"/>
+                <w:lang w:val="ru-RU"/>
+              </w:rPr>
+              <w:t xml:space="preserve"> УК УССР. Приговор: Комиссией НКВД и Прокуратуры СССР, 07.02.1938</w:t>
             </w:r>
             <w:r>
               <w:rPr>
@@ -23143,7 +21755,7 @@
               </w:rPr>
               <w:t xml:space="preserve"> </w:t>
             </w:r>
-            <w:hyperlink r:id="rId90" w:history="1">
+            <w:hyperlink r:id="rId92" w:history="1">
               <w:r>
                 <w:rPr>
                   <w:rStyle w:val="Hyperlink"/>
@@ -23504,7 +22116,7 @@
               </w:rPr>
               <w:t xml:space="preserve"> </w:t>
             </w:r>
-            <w:hyperlink r:id="rId91" w:history="1">
+            <w:hyperlink r:id="rId93" w:history="1">
               <w:r>
                 <w:rPr>
                   <w:rStyle w:val="Hyperlink"/>
@@ -23679,7 +22291,7 @@
               </w:rPr>
               <w:t xml:space="preserve"> – </w:t>
             </w:r>
-            <w:hyperlink r:id="rId92" w:history="1">
+            <w:hyperlink r:id="rId94" w:history="1">
               <w:r>
                 <w:rPr>
                   <w:rStyle w:val="Hyperlink"/>
@@ -23796,7 +22408,7 @@
               </w:rPr>
               <w:t xml:space="preserve"> </w:t>
             </w:r>
-            <w:hyperlink r:id="rId93" w:history="1">
+            <w:hyperlink r:id="rId95" w:history="1">
               <w:r>
                 <w:rPr>
                   <w:rStyle w:val="Hyperlink"/>
@@ -24245,7 +22857,7 @@
               </w:rPr>
               <w:t xml:space="preserve"> – </w:t>
             </w:r>
-            <w:hyperlink r:id="rId94" w:history="1">
+            <w:hyperlink r:id="rId96" w:history="1">
               <w:r>
                 <w:rPr>
                   <w:rStyle w:val="Hyperlink"/>
@@ -24362,7 +22974,7 @@
               </w:rPr>
               <w:t xml:space="preserve"> </w:t>
             </w:r>
-            <w:hyperlink r:id="rId95" w:history="1">
+            <w:hyperlink r:id="rId97" w:history="1">
               <w:r>
                 <w:rPr>
                   <w:rStyle w:val="Hyperlink"/>
@@ -24690,7 +23302,7 @@
               </w:rPr>
               <w:t xml:space="preserve"> – </w:t>
             </w:r>
-            <w:hyperlink r:id="rId96" w:history="1">
+            <w:hyperlink r:id="rId98" w:history="1">
               <w:r>
                 <w:rPr>
                   <w:rStyle w:val="Hyperlink"/>
@@ -24807,7 +23419,7 @@
               </w:rPr>
               <w:t xml:space="preserve"> </w:t>
             </w:r>
-            <w:hyperlink r:id="rId97" w:history="1">
+            <w:hyperlink r:id="rId99" w:history="1">
               <w:r>
                 <w:rPr>
                   <w:rStyle w:val="Hyperlink"/>
@@ -25153,7 +23765,7 @@
               </w:rPr>
               <w:t xml:space="preserve"> – </w:t>
             </w:r>
-            <w:hyperlink r:id="rId98" w:history="1">
+            <w:hyperlink r:id="rId100" w:history="1">
               <w:r>
                 <w:rPr>
                   <w:rStyle w:val="Hyperlink"/>
@@ -25270,7 +23882,7 @@
               </w:rPr>
               <w:t xml:space="preserve"> </w:t>
             </w:r>
-            <w:hyperlink r:id="rId99" w:history="1">
+            <w:hyperlink r:id="rId101" w:history="1">
               <w:r>
                 <w:rPr>
                   <w:rStyle w:val="Hyperlink"/>
@@ -25588,7 +24200,7 @@
               </w:rPr>
               <w:t xml:space="preserve"> </w:t>
             </w:r>
-            <w:hyperlink r:id="rId100" w:history="1">
+            <w:hyperlink r:id="rId102" w:history="1">
               <w:r>
                 <w:rPr>
                   <w:rStyle w:val="Hyperlink"/>
@@ -25840,16 +24452,6 @@
               </w:rPr>
               <w:br/>
             </w:r>
-            <w:r>
-              <w:rPr>
-                <w:rFonts w:ascii="Arial" w:hAnsi="Arial" w:cs="Arial"/>
-                <w:b/>
-                <w:bCs/>
-                <w:sz w:val="16"/>
-                <w:szCs w:val="16"/>
-              </w:rPr>
-              <w:t xml:space="preserve">Источник: </w:t>
-            </w:r>
             <w:proofErr w:type="spellStart"/>
             <w:r>
               <w:rPr>
@@ -25859,6 +24461,28 @@
                 <w:sz w:val="16"/>
                 <w:szCs w:val="16"/>
               </w:rPr>
+              <w:t>Источник</w:t>
+            </w:r>
+            <w:proofErr w:type="spellEnd"/>
+            <w:r>
+              <w:rPr>
+                <w:rFonts w:ascii="Arial" w:hAnsi="Arial" w:cs="Arial"/>
+                <w:b/>
+                <w:bCs/>
+                <w:sz w:val="16"/>
+                <w:szCs w:val="16"/>
+              </w:rPr>
+              <w:t xml:space="preserve">: </w:t>
+            </w:r>
+            <w:proofErr w:type="spellStart"/>
+            <w:r>
+              <w:rPr>
+                <w:rFonts w:ascii="Arial" w:hAnsi="Arial" w:cs="Arial"/>
+                <w:b/>
+                <w:bCs/>
+                <w:sz w:val="16"/>
+                <w:szCs w:val="16"/>
+              </w:rPr>
               <w:t>Сведения</w:t>
             </w:r>
             <w:proofErr w:type="spellEnd"/>
@@ -25982,7 +24606,7 @@
               </w:rPr>
               <w:t xml:space="preserve"> </w:t>
             </w:r>
-            <w:hyperlink r:id="rId101" w:history="1">
+            <w:hyperlink r:id="rId103" w:history="1">
               <w:r>
                 <w:rPr>
                   <w:rStyle w:val="Hyperlink"/>
@@ -26342,7 +24966,7 @@
               </w:rPr>
               <w:t xml:space="preserve">Источник: Гос. Архив Украины; </w:t>
             </w:r>
-            <w:hyperlink r:id="rId102" w:history="1">
+            <w:hyperlink r:id="rId104" w:history="1">
               <w:r>
                 <w:rPr>
                   <w:rStyle w:val="Hyperlink"/>
@@ -26368,7 +24992,7 @@
               </w:rPr>
               <w:t xml:space="preserve">; </w:t>
             </w:r>
-            <w:hyperlink r:id="rId103" w:history="1">
+            <w:hyperlink r:id="rId105" w:history="1">
               <w:r>
                 <w:rPr>
                   <w:rStyle w:val="Hyperlink"/>
@@ -26497,7 +25121,6 @@
                 <w:szCs w:val="16"/>
                 <w:lang w:val="ru-RU"/>
               </w:rPr>
-              <w:lastRenderedPageBreak/>
               <w:t xml:space="preserve">Расстреляна: 1885 г., </w:t>
             </w:r>
             <w:proofErr w:type="spellStart"/>
@@ -26656,7 +25279,7 @@
               </w:rPr>
               <w:t xml:space="preserve"> </w:t>
             </w:r>
-            <w:hyperlink r:id="rId104" w:history="1">
+            <w:hyperlink r:id="rId106" w:history="1">
               <w:r>
                 <w:rPr>
                   <w:rStyle w:val="Hyperlink"/>
@@ -26710,7 +25333,6 @@
                 <w:szCs w:val="16"/>
                 <w:lang w:val="ru-RU"/>
               </w:rPr>
-              <w:lastRenderedPageBreak/>
               <w:t>Лагорас</w:t>
             </w:r>
             <w:proofErr w:type="spellEnd"/>
@@ -26914,7 +25536,7 @@
               </w:rPr>
               <w:t xml:space="preserve"> – </w:t>
             </w:r>
-            <w:hyperlink r:id="rId105" w:history="1">
+            <w:hyperlink r:id="rId107" w:history="1">
               <w:r>
                 <w:rPr>
                   <w:rStyle w:val="Hyperlink"/>
@@ -27031,7 +25653,7 @@
               </w:rPr>
               <w:t xml:space="preserve"> </w:t>
             </w:r>
-            <w:hyperlink r:id="rId106" w:history="1">
+            <w:hyperlink r:id="rId108" w:history="1">
               <w:r>
                 <w:rPr>
                   <w:rStyle w:val="Hyperlink"/>
@@ -27157,6 +25779,7 @@
                 <w:szCs w:val="16"/>
                 <w:lang w:val="ru-RU"/>
               </w:rPr>
+              <w:lastRenderedPageBreak/>
               <w:t xml:space="preserve">1889 г.р., </w:t>
             </w:r>
             <w:proofErr w:type="spellStart"/>
@@ -27441,7 +26064,7 @@
               </w:rPr>
               <w:t xml:space="preserve"> </w:t>
             </w:r>
-            <w:hyperlink r:id="rId107" w:history="1">
+            <w:hyperlink r:id="rId109" w:history="1">
               <w:r>
                 <w:rPr>
                   <w:rStyle w:val="Hyperlink"/>
@@ -27490,6 +26113,7 @@
                 <w:szCs w:val="16"/>
                 <w:lang w:val="ru-RU"/>
               </w:rPr>
+              <w:lastRenderedPageBreak/>
               <w:t>Леветис</w:t>
             </w:r>
             <w:proofErr w:type="spellEnd"/>
@@ -27732,329 +26356,6 @@
               </w:rPr>
               <w:t>Книга памяти Краснодарского края</w:t>
             </w:r>
-            <w:r>
-              <w:rPr>
-                <w:rFonts w:ascii="Arial" w:hAnsi="Arial" w:cs="Arial"/>
-                <w:b/>
-                <w:bCs/>
-                <w:sz w:val="16"/>
-                <w:szCs w:val="16"/>
-                <w:lang w:val="ru-RU"/>
-              </w:rPr>
-              <w:t>;</w:t>
-            </w:r>
-            <w:r>
-              <w:rPr>
-                <w:rFonts w:ascii="Arial" w:hAnsi="Arial" w:cs="Arial"/>
-                <w:b/>
-                <w:bCs/>
-                <w:sz w:val="16"/>
-                <w:szCs w:val="16"/>
-                <w:lang w:val="ru-RU"/>
-              </w:rPr>
-              <w:t xml:space="preserve"> </w:t>
-            </w:r>
-            <w:hyperlink r:id="rId108" w:history="1">
-              <w:r>
-                <w:rPr>
-                  <w:rStyle w:val="Hyperlink"/>
-                  <w:rFonts w:ascii="Arial" w:hAnsi="Arial" w:cs="Arial"/>
-                  <w:b/>
-                  <w:bCs/>
-                  <w:color w:val="auto"/>
-                  <w:sz w:val="16"/>
-                  <w:szCs w:val="16"/>
-                  <w:lang w:val="ru-RU"/>
-                </w:rPr>
-                <w:t>Открытый список</w:t>
-              </w:r>
-            </w:hyperlink>
-          </w:p>
-        </w:tc>
-      </w:tr>
-      <w:tr>
-        <w:tc>
-          <w:tcPr>
-            <w:tcW w:w="10525" w:type="dxa"/>
-          </w:tcPr>
-          <w:p>
-            <w:pPr>
-              <w:pStyle w:val="BodyText"/>
-              <w:pBdr>
-                <w:top w:val="none" w:sz="0" w:space="0" w:color="000000"/>
-                <w:left w:val="none" w:sz="0" w:space="0" w:color="000000"/>
-                <w:bottom w:val="none" w:sz="0" w:space="0" w:color="000000"/>
-                <w:right w:val="none" w:sz="0" w:space="0" w:color="000000"/>
-              </w:pBdr>
-              <w:spacing w:after="0" w:line="240" w:lineRule="auto"/>
-              <w:rPr>
-                <w:rFonts w:ascii="Arial" w:hAnsi="Arial" w:cs="Arial"/>
-                <w:sz w:val="16"/>
-                <w:szCs w:val="16"/>
-                <w:lang w:val="ru-RU"/>
-              </w:rPr>
-            </w:pPr>
-            <w:proofErr w:type="spellStart"/>
-            <w:r>
-              <w:rPr>
-                <w:rFonts w:ascii="Arial" w:hAnsi="Arial" w:cs="Arial"/>
-                <w:b/>
-                <w:bCs/>
-                <w:sz w:val="16"/>
-                <w:szCs w:val="16"/>
-                <w:lang w:val="ru-RU"/>
-              </w:rPr>
-              <w:t>Лепинская-Фигейрс</w:t>
-            </w:r>
-            <w:proofErr w:type="spellEnd"/>
-            <w:r>
-              <w:rPr>
-                <w:rFonts w:ascii="Arial" w:hAnsi="Arial" w:cs="Arial"/>
-                <w:b/>
-                <w:bCs/>
-                <w:sz w:val="16"/>
-                <w:szCs w:val="16"/>
-                <w:lang w:val="ru-RU"/>
-              </w:rPr>
-              <w:t xml:space="preserve"> Аделаида </w:t>
-            </w:r>
-            <w:proofErr w:type="spellStart"/>
-            <w:r>
-              <w:rPr>
-                <w:rFonts w:ascii="Arial" w:hAnsi="Arial" w:cs="Arial"/>
-                <w:b/>
-                <w:bCs/>
-                <w:sz w:val="16"/>
-                <w:szCs w:val="16"/>
-                <w:lang w:val="ru-RU"/>
-              </w:rPr>
-              <w:t>Мануиловна</w:t>
-            </w:r>
-            <w:proofErr w:type="spellEnd"/>
-            <w:r>
-              <w:rPr>
-                <w:rFonts w:ascii="Arial" w:hAnsi="Arial" w:cs="Arial"/>
-                <w:b/>
-                <w:bCs/>
-                <w:sz w:val="16"/>
-                <w:szCs w:val="16"/>
-                <w:lang w:val="ru-RU"/>
-              </w:rPr>
-              <w:t xml:space="preserve"> </w:t>
-            </w:r>
-            <w:r>
-              <w:rPr>
-                <w:rFonts w:ascii="Arial" w:hAnsi="Arial" w:cs="Arial"/>
-                <w:b/>
-                <w:bCs/>
-                <w:sz w:val="16"/>
-                <w:szCs w:val="16"/>
-                <w:lang w:val="ru-RU"/>
-              </w:rPr>
-              <w:t>57 лет</w:t>
-            </w:r>
-            <w:r>
-              <w:rPr>
-                <w:rFonts w:ascii="Arial" w:hAnsi="Arial" w:cs="Arial"/>
-                <w:b/>
-                <w:bCs/>
-                <w:sz w:val="16"/>
-                <w:szCs w:val="16"/>
-                <w:lang w:val="ru-RU"/>
-              </w:rPr>
-              <w:t xml:space="preserve"> </w:t>
-            </w:r>
-          </w:p>
-          <w:p>
-            <w:pPr>
-              <w:pStyle w:val="BodyText"/>
-              <w:pBdr>
-                <w:top w:val="none" w:sz="0" w:space="0" w:color="000000"/>
-                <w:left w:val="none" w:sz="0" w:space="0" w:color="000000"/>
-                <w:bottom w:val="none" w:sz="0" w:space="0" w:color="000000"/>
-                <w:right w:val="none" w:sz="0" w:space="0" w:color="000000"/>
-              </w:pBdr>
-              <w:spacing w:after="0" w:line="240" w:lineRule="auto"/>
-              <w:rPr>
-                <w:rFonts w:ascii="Arial" w:hAnsi="Arial" w:cs="Arial"/>
-                <w:sz w:val="16"/>
-                <w:szCs w:val="16"/>
-                <w:lang w:val="ru-RU"/>
-              </w:rPr>
-            </w:pPr>
-            <w:r>
-              <w:rPr>
-                <w:rFonts w:ascii="Arial" w:hAnsi="Arial" w:cs="Arial"/>
-                <w:sz w:val="16"/>
-                <w:szCs w:val="16"/>
-                <w:lang w:val="ru-RU"/>
-              </w:rPr>
-              <w:t>Родилась в 1881 г., Место рождения: Греция. Гражданство (подданство): СССР, прожив.: Одесская обл., Осуждена: 11 февраля 1938 г.</w:t>
-            </w:r>
-            <w:r>
-              <w:rPr>
-                <w:rFonts w:ascii="Arial" w:hAnsi="Arial" w:cs="Arial"/>
-                <w:sz w:val="16"/>
-                <w:szCs w:val="16"/>
-                <w:lang w:val="ru-RU"/>
-              </w:rPr>
-              <w:t xml:space="preserve"> </w:t>
-            </w:r>
-            <w:r>
-              <w:rPr>
-                <w:rFonts w:ascii="Arial" w:hAnsi="Arial" w:cs="Arial"/>
-                <w:sz w:val="16"/>
-                <w:szCs w:val="16"/>
-                <w:lang w:val="ru-RU"/>
-              </w:rPr>
-              <w:t>Осудивший орган: Комиссия НКВД и прокурора СССР, протокол № 54. Приговор: ВМН (расстрел)</w:t>
-            </w:r>
-          </w:p>
-          <w:p>
-            <w:pPr>
-              <w:pStyle w:val="BodyText"/>
-              <w:pBdr>
-                <w:top w:val="none" w:sz="0" w:space="0" w:color="000000"/>
-                <w:left w:val="none" w:sz="0" w:space="0" w:color="000000"/>
-                <w:bottom w:val="none" w:sz="0" w:space="0" w:color="000000"/>
-                <w:right w:val="none" w:sz="0" w:space="0" w:color="000000"/>
-              </w:pBdr>
-              <w:spacing w:after="0" w:line="240" w:lineRule="auto"/>
-              <w:rPr>
-                <w:rFonts w:ascii="Arial" w:hAnsi="Arial" w:cs="Arial"/>
-                <w:sz w:val="16"/>
-                <w:szCs w:val="16"/>
-                <w:lang w:val="ru-RU"/>
-              </w:rPr>
-            </w:pPr>
-            <w:r>
-              <w:rPr>
-                <w:rFonts w:ascii="Arial" w:hAnsi="Arial" w:cs="Arial"/>
-                <w:b/>
-                <w:bCs/>
-                <w:sz w:val="16"/>
-                <w:szCs w:val="16"/>
-                <w:lang w:val="ru-RU"/>
-              </w:rPr>
-              <w:t xml:space="preserve">Источник: </w:t>
-            </w:r>
-            <w:r>
-              <w:rPr>
-                <w:rFonts w:ascii="Arial" w:hAnsi="Arial" w:cs="Arial"/>
-                <w:b/>
-                <w:bCs/>
-                <w:sz w:val="16"/>
-                <w:szCs w:val="16"/>
-                <w:lang w:val="ru-RU"/>
-              </w:rPr>
-              <w:t>Греческий мартиролог</w:t>
-            </w:r>
-            <w:r>
-              <w:rPr>
-                <w:rFonts w:ascii="Arial" w:hAnsi="Arial" w:cs="Arial"/>
-                <w:b/>
-                <w:bCs/>
-                <w:sz w:val="16"/>
-                <w:szCs w:val="16"/>
-                <w:lang w:val="ru-RU"/>
-              </w:rPr>
-              <w:t xml:space="preserve"> – </w:t>
-            </w:r>
-            <w:hyperlink r:id="rId109" w:history="1">
-              <w:r>
-                <w:rPr>
-                  <w:rStyle w:val="Hyperlink"/>
-                  <w:rFonts w:ascii="Arial" w:hAnsi="Arial" w:cs="Arial"/>
-                  <w:b/>
-                  <w:bCs/>
-                  <w:color w:val="auto"/>
-                  <w:sz w:val="16"/>
-                  <w:szCs w:val="16"/>
-                </w:rPr>
-                <w:t>www</w:t>
-              </w:r>
-              <w:r>
-                <w:rPr>
-                  <w:rStyle w:val="Hyperlink"/>
-                  <w:rFonts w:ascii="Arial" w:hAnsi="Arial" w:cs="Arial"/>
-                  <w:b/>
-                  <w:bCs/>
-                  <w:color w:val="auto"/>
-                  <w:sz w:val="16"/>
-                  <w:szCs w:val="16"/>
-                  <w:lang w:val="ru-RU"/>
-                </w:rPr>
-                <w:t>.</w:t>
-              </w:r>
-              <w:proofErr w:type="spellStart"/>
-              <w:r>
-                <w:rPr>
-                  <w:rStyle w:val="Hyperlink"/>
-                  <w:rFonts w:ascii="Arial" w:hAnsi="Arial" w:cs="Arial"/>
-                  <w:b/>
-                  <w:bCs/>
-                  <w:color w:val="auto"/>
-                  <w:sz w:val="16"/>
-                  <w:szCs w:val="16"/>
-                </w:rPr>
-                <w:t>greek</w:t>
-              </w:r>
-              <w:proofErr w:type="spellEnd"/>
-              <w:r>
-                <w:rPr>
-                  <w:rStyle w:val="Hyperlink"/>
-                  <w:rFonts w:ascii="Arial" w:hAnsi="Arial" w:cs="Arial"/>
-                  <w:b/>
-                  <w:bCs/>
-                  <w:color w:val="auto"/>
-                  <w:sz w:val="16"/>
-                  <w:szCs w:val="16"/>
-                  <w:lang w:val="ru-RU"/>
-                </w:rPr>
-                <w:t>-</w:t>
-              </w:r>
-              <w:proofErr w:type="spellStart"/>
-              <w:r>
-                <w:rPr>
-                  <w:rStyle w:val="Hyperlink"/>
-                  <w:rFonts w:ascii="Arial" w:hAnsi="Arial" w:cs="Arial"/>
-                  <w:b/>
-                  <w:bCs/>
-                  <w:color w:val="auto"/>
-                  <w:sz w:val="16"/>
-                  <w:szCs w:val="16"/>
-                </w:rPr>
-                <w:t>martirolog</w:t>
-              </w:r>
-              <w:proofErr w:type="spellEnd"/>
-              <w:r>
-                <w:rPr>
-                  <w:rStyle w:val="Hyperlink"/>
-                  <w:rFonts w:ascii="Arial" w:hAnsi="Arial" w:cs="Arial"/>
-                  <w:b/>
-                  <w:bCs/>
-                  <w:color w:val="auto"/>
-                  <w:sz w:val="16"/>
-                  <w:szCs w:val="16"/>
-                  <w:lang w:val="ru-RU"/>
-                </w:rPr>
-                <w:t>.</w:t>
-              </w:r>
-              <w:proofErr w:type="spellStart"/>
-              <w:r>
-                <w:rPr>
-                  <w:rStyle w:val="Hyperlink"/>
-                  <w:rFonts w:ascii="Arial" w:hAnsi="Arial" w:cs="Arial"/>
-                  <w:b/>
-                  <w:bCs/>
-                  <w:color w:val="auto"/>
-                  <w:sz w:val="16"/>
-                  <w:szCs w:val="16"/>
-                </w:rPr>
-                <w:t>ru</w:t>
-              </w:r>
-              <w:proofErr w:type="spellEnd"/>
-            </w:hyperlink>
             <w:r>
               <w:rPr>
                 <w:rFonts w:ascii="Arial" w:hAnsi="Arial" w:cs="Arial"/>
@@ -28398,27 +26699,15 @@
                 <w:lang w:val="ru-RU"/>
               </w:rPr>
             </w:pPr>
-            <w:proofErr w:type="spellStart"/>
-            <w:r>
-              <w:rPr>
-                <w:rFonts w:ascii="Arial" w:hAnsi="Arial" w:cs="Arial"/>
-                <w:b/>
-                <w:sz w:val="16"/>
-                <w:szCs w:val="16"/>
-                <w:lang w:val="ru-RU"/>
-              </w:rPr>
-              <w:t>Липинская</w:t>
-            </w:r>
-            <w:proofErr w:type="spellEnd"/>
-            <w:r>
-              <w:rPr>
-                <w:rFonts w:ascii="Arial" w:hAnsi="Arial" w:cs="Arial"/>
-                <w:b/>
-                <w:sz w:val="16"/>
-                <w:szCs w:val="16"/>
-                <w:lang w:val="ru-RU"/>
-              </w:rPr>
-              <w:t xml:space="preserve"> Аделаида </w:t>
+            <w:r>
+              <w:rPr>
+                <w:rFonts w:ascii="Arial" w:hAnsi="Arial" w:cs="Arial"/>
+                <w:b/>
+                <w:sz w:val="16"/>
+                <w:szCs w:val="16"/>
+                <w:lang w:val="ru-RU"/>
+              </w:rPr>
+              <w:t xml:space="preserve">Липинская Аделаида </w:t>
             </w:r>
             <w:proofErr w:type="spellStart"/>
             <w:r>
@@ -28605,25 +26894,52 @@
                 <w:szCs w:val="16"/>
                 <w:lang w:val="ru-RU"/>
               </w:rPr>
-              <w:t>Приговорена: 11 февраля 1938 г.</w:t>
-            </w:r>
-            <w:r>
-              <w:rPr>
-                <w:rFonts w:ascii="Arial" w:hAnsi="Arial" w:cs="Arial"/>
-                <w:sz w:val="16"/>
-                <w:szCs w:val="16"/>
-                <w:lang w:val="ru-RU"/>
-              </w:rPr>
-              <w:t xml:space="preserve"> </w:t>
-            </w:r>
-            <w:r>
-              <w:rPr>
-                <w:rFonts w:ascii="Arial" w:hAnsi="Arial" w:cs="Arial"/>
-                <w:sz w:val="16"/>
-                <w:szCs w:val="16"/>
-                <w:lang w:val="ru-RU"/>
-              </w:rPr>
-              <w:t>Приговор: ВМН.</w:t>
+              <w:t>Приговорена: 11 февраля 1938 г</w:t>
+            </w:r>
+            <w:r>
+              <w:rPr>
+                <w:rFonts w:ascii="Arial" w:hAnsi="Arial" w:cs="Arial"/>
+                <w:sz w:val="16"/>
+                <w:szCs w:val="16"/>
+                <w:lang w:val="ru-RU"/>
+              </w:rPr>
+              <w:t>.</w:t>
+            </w:r>
+            <w:r>
+              <w:rPr>
+                <w:rFonts w:ascii="Arial" w:hAnsi="Arial" w:cs="Arial"/>
+                <w:sz w:val="16"/>
+                <w:szCs w:val="16"/>
+                <w:lang w:val="ru-RU"/>
+              </w:rPr>
+              <w:t xml:space="preserve"> </w:t>
+            </w:r>
+            <w:r>
+              <w:rPr>
+                <w:rFonts w:ascii="Arial" w:hAnsi="Arial" w:cs="Arial"/>
+                <w:sz w:val="16"/>
+                <w:szCs w:val="16"/>
+                <w:lang w:val="ru-RU"/>
+              </w:rPr>
+              <w:t xml:space="preserve">Комиссия НКВД и прокурора СССР, протокол № 54. </w:t>
+            </w:r>
+            <w:r>
+              <w:rPr>
+                <w:rFonts w:ascii="Arial" w:hAnsi="Arial" w:cs="Arial"/>
+                <w:sz w:val="16"/>
+                <w:szCs w:val="16"/>
+                <w:lang w:val="ru-RU"/>
+              </w:rPr>
+              <w:t>Приговор</w:t>
+            </w:r>
+            <w:r>
+              <w:rPr>
+                <w:rFonts w:ascii="Arial" w:hAnsi="Arial" w:cs="Arial"/>
+                <w:sz w:val="16"/>
+                <w:szCs w:val="16"/>
+                <w:lang w:val="ru-RU"/>
+              </w:rPr>
+              <w:t>: ВМН.</w:t>
             </w:r>
             <w:r>
               <w:rPr>
@@ -31055,7 +29371,6 @@
                 <w:szCs w:val="16"/>
                 <w:lang w:val="ru-RU"/>
               </w:rPr>
-              <w:lastRenderedPageBreak/>
               <w:t xml:space="preserve">1903 г.р., </w:t>
             </w:r>
             <w:proofErr w:type="spellStart"/>
@@ -31401,7 +29716,6 @@
                 <w:szCs w:val="16"/>
                 <w:lang w:val="ru-RU"/>
               </w:rPr>
-              <w:lastRenderedPageBreak/>
               <w:t>Мистикидис</w:t>
             </w:r>
             <w:proofErr w:type="spellEnd"/>
@@ -32172,6 +30486,7 @@
                 <w:szCs w:val="16"/>
                 <w:lang w:val="ru-RU"/>
               </w:rPr>
+              <w:lastRenderedPageBreak/>
               <w:t xml:space="preserve">Родилась в 1888 г., с. Керменчик, </w:t>
             </w:r>
             <w:proofErr w:type="spellStart"/>
@@ -32429,6 +30744,7 @@
                 <w:szCs w:val="16"/>
                 <w:lang w:val="ru-RU"/>
               </w:rPr>
+              <w:lastRenderedPageBreak/>
               <w:t>Музаки</w:t>
             </w:r>
             <w:proofErr w:type="spellEnd"/>
@@ -32794,7 +31110,67 @@
                 <w:szCs w:val="16"/>
                 <w:lang w:val="ru-RU"/>
               </w:rPr>
-              <w:t xml:space="preserve">.: 54-10 УК УССР, 54-11 УК УССР, 54-1 а УК </w:t>
+              <w:t xml:space="preserve">.: </w:t>
+            </w:r>
+            <w:proofErr w:type="gramStart"/>
+            <w:r>
+              <w:rPr>
+                <w:rFonts w:ascii="Arial" w:hAnsi="Arial" w:cs="Arial"/>
+                <w:sz w:val="16"/>
+                <w:szCs w:val="16"/>
+                <w:lang w:val="ru-RU"/>
+              </w:rPr>
+              <w:t>54-10</w:t>
+            </w:r>
+            <w:proofErr w:type="gramEnd"/>
+            <w:r>
+              <w:rPr>
+                <w:rFonts w:ascii="Arial" w:hAnsi="Arial" w:cs="Arial"/>
+                <w:sz w:val="16"/>
+                <w:szCs w:val="16"/>
+                <w:lang w:val="ru-RU"/>
+              </w:rPr>
+              <w:t xml:space="preserve"> УК УССР, </w:t>
+            </w:r>
+            <w:proofErr w:type="gramStart"/>
+            <w:r>
+              <w:rPr>
+                <w:rFonts w:ascii="Arial" w:hAnsi="Arial" w:cs="Arial"/>
+                <w:sz w:val="16"/>
+                <w:szCs w:val="16"/>
+                <w:lang w:val="ru-RU"/>
+              </w:rPr>
+              <w:t>54-11</w:t>
+            </w:r>
+            <w:proofErr w:type="gramEnd"/>
+            <w:r>
+              <w:rPr>
+                <w:rFonts w:ascii="Arial" w:hAnsi="Arial" w:cs="Arial"/>
+                <w:sz w:val="16"/>
+                <w:szCs w:val="16"/>
+                <w:lang w:val="ru-RU"/>
+              </w:rPr>
+              <w:t xml:space="preserve"> УК УССР, </w:t>
+            </w:r>
+            <w:proofErr w:type="gramStart"/>
+            <w:r>
+              <w:rPr>
+                <w:rFonts w:ascii="Arial" w:hAnsi="Arial" w:cs="Arial"/>
+                <w:sz w:val="16"/>
+                <w:szCs w:val="16"/>
+                <w:lang w:val="ru-RU"/>
+              </w:rPr>
+              <w:t>54-1</w:t>
+            </w:r>
+            <w:proofErr w:type="gramEnd"/>
+            <w:r>
+              <w:rPr>
+                <w:rFonts w:ascii="Arial" w:hAnsi="Arial" w:cs="Arial"/>
+                <w:sz w:val="16"/>
+                <w:szCs w:val="16"/>
+                <w:lang w:val="ru-RU"/>
+              </w:rPr>
+              <w:t xml:space="preserve"> а УК </w:t>
             </w:r>
             <w:proofErr w:type="gramStart"/>
             <w:r>
@@ -34177,6 +32553,7 @@
                 <w:rFonts w:ascii="Arial" w:hAnsi="Arial" w:cs="Arial"/>
                 <w:sz w:val="16"/>
                 <w:szCs w:val="16"/>
+                <w:lang w:val="ru-RU"/>
               </w:rPr>
               <w:t xml:space="preserve"> – </w:t>
             </w:r>
@@ -35935,7 +34312,6 @@
                 <w:szCs w:val="16"/>
                 <w:lang w:val="ru-RU"/>
               </w:rPr>
-              <w:lastRenderedPageBreak/>
               <w:t xml:space="preserve">Родилась в 1883 г., о. </w:t>
             </w:r>
             <w:proofErr w:type="spellStart"/>
@@ -36147,7 +34523,6 @@
                 <w:szCs w:val="16"/>
                 <w:lang w:val="ru-RU"/>
               </w:rPr>
-              <w:lastRenderedPageBreak/>
               <w:t>Пимениди</w:t>
             </w:r>
             <w:proofErr w:type="spellEnd"/>
@@ -37196,6 +35571,7 @@
                 <w:szCs w:val="16"/>
                 <w:lang w:val="ru-RU"/>
               </w:rPr>
+              <w:lastRenderedPageBreak/>
               <w:t xml:space="preserve">1906 г.р., </w:t>
             </w:r>
             <w:proofErr w:type="spellStart"/>
@@ -37523,6 +35899,7 @@
                 <w:szCs w:val="16"/>
                 <w:lang w:val="ru-RU"/>
               </w:rPr>
+              <w:lastRenderedPageBreak/>
               <w:t>Попандопуло Любовь Георгиевна</w:t>
             </w:r>
             <w:r>
@@ -40531,7 +38908,6 @@
                 <w:szCs w:val="16"/>
                 <w:lang w:val="ru-RU"/>
               </w:rPr>
-              <w:lastRenderedPageBreak/>
               <w:t xml:space="preserve">Источник: </w:t>
             </w:r>
             <w:r>
@@ -40643,7 +39019,6 @@
                 <w:szCs w:val="16"/>
                 <w:lang w:val="ru-RU"/>
               </w:rPr>
-              <w:lastRenderedPageBreak/>
               <w:t>Сенько (Поповская) Александра Константиновна</w:t>
             </w:r>
             <w:r>
@@ -41600,6 +39975,7 @@
                 <w:szCs w:val="16"/>
                 <w:lang w:val="ru-RU"/>
               </w:rPr>
+              <w:lastRenderedPageBreak/>
               <w:t xml:space="preserve">Родилась в 1902 г., г. Трапезунд, Турция. Гражданство (подданство): СССР, прожив.: </w:t>
             </w:r>
             <w:r>
@@ -41775,6 +40151,7 @@
                 <w:szCs w:val="16"/>
                 <w:lang w:val="ru-RU"/>
               </w:rPr>
+              <w:lastRenderedPageBreak/>
               <w:t>Симилиди</w:t>
             </w:r>
             <w:proofErr w:type="spellEnd"/>
@@ -45063,7 +43440,6 @@
                 <w:szCs w:val="16"/>
                 <w:lang w:val="ru-RU"/>
               </w:rPr>
-              <w:lastRenderedPageBreak/>
               <w:t xml:space="preserve">1912 г.р., </w:t>
             </w:r>
             <w:proofErr w:type="spellStart"/>
@@ -45387,7 +43763,6 @@
                 <w:szCs w:val="16"/>
                 <w:lang w:val="ru-RU"/>
               </w:rPr>
-              <w:lastRenderedPageBreak/>
               <w:t>Тодурова</w:t>
             </w:r>
             <w:proofErr w:type="spellEnd"/>
@@ -46197,6 +44572,7 @@
                 <w:szCs w:val="16"/>
                 <w:lang w:val="ru-RU"/>
               </w:rPr>
+              <w:lastRenderedPageBreak/>
               <w:t xml:space="preserve">Источник: </w:t>
             </w:r>
             <w:r>
@@ -46387,6 +44763,7 @@
                 <w:szCs w:val="16"/>
                 <w:lang w:val="ru-RU"/>
               </w:rPr>
+              <w:lastRenderedPageBreak/>
               <w:t>Фотиади</w:t>
             </w:r>
             <w:proofErr w:type="spellEnd"/>
@@ -47779,15 +46156,27 @@
               </w:rPr>
               <w:t xml:space="preserve">ВМН. </w:t>
             </w:r>
-            <w:r>
-              <w:rPr>
-                <w:rFonts w:ascii="Arial" w:hAnsi="Arial" w:cs="Arial"/>
-                <w:b/>
-                <w:bCs/>
-                <w:sz w:val="16"/>
-                <w:szCs w:val="16"/>
-              </w:rPr>
-              <w:t xml:space="preserve">Источник: </w:t>
+            <w:proofErr w:type="spellStart"/>
+            <w:r>
+              <w:rPr>
+                <w:rFonts w:ascii="Arial" w:hAnsi="Arial" w:cs="Arial"/>
+                <w:b/>
+                <w:bCs/>
+                <w:sz w:val="16"/>
+                <w:szCs w:val="16"/>
+              </w:rPr>
+              <w:t>Источник</w:t>
+            </w:r>
+            <w:proofErr w:type="spellEnd"/>
+            <w:r>
+              <w:rPr>
+                <w:rFonts w:ascii="Arial" w:hAnsi="Arial" w:cs="Arial"/>
+                <w:b/>
+                <w:bCs/>
+                <w:sz w:val="16"/>
+                <w:szCs w:val="16"/>
+              </w:rPr>
+              <w:t xml:space="preserve">: </w:t>
             </w:r>
             <w:proofErr w:type="spellStart"/>
             <w:r>
@@ -50187,7 +48576,6 @@
                 <w:szCs w:val="16"/>
                 <w:lang w:val="ru-RU"/>
               </w:rPr>
-              <w:lastRenderedPageBreak/>
               <w:t xml:space="preserve">1897 г.р., </w:t>
             </w:r>
             <w:proofErr w:type="spellStart"/>
@@ -50441,7 +48829,6 @@
                 <w:szCs w:val="16"/>
                 <w:lang w:val="ru-RU"/>
               </w:rPr>
-              <w:lastRenderedPageBreak/>
               <w:t>Янули</w:t>
             </w:r>
             <w:proofErr w:type="spellEnd"/>
@@ -51156,6 +49543,7 @@
                 <w:bCs/>
                 <w:sz w:val="16"/>
                 <w:szCs w:val="16"/>
+                <w:lang w:val="ru-RU"/>
               </w:rPr>
               <w:t>;</w:t>
             </w:r>
@@ -51373,6 +49761,7 @@
                 <w:szCs w:val="16"/>
                 <w:lang w:val="ru-RU"/>
               </w:rPr>
+              <w:lastRenderedPageBreak/>
               <w:t xml:space="preserve">Дата рождения: 1900 г., гречанка. Место проживания: Краснодарский </w:t>
             </w:r>
             <w:proofErr w:type="spellStart"/>
@@ -51609,6 +49998,7 @@
                 <w:shd w:val="clear" w:color="auto" w:fill="FFFFFF"/>
                 <w:lang w:val="ru-RU"/>
               </w:rPr>
+              <w:lastRenderedPageBreak/>
               <w:t>Влизмас</w:t>
             </w:r>
             <w:proofErr w:type="spellEnd"/>
@@ -52404,27 +50794,27 @@
                 <w:szCs w:val="16"/>
                 <w:lang w:val="ru-RU"/>
               </w:rPr>
-              <w:t xml:space="preserve">.: г. Одесса, гречанка. Обвинение: по обвинению в к.-р. деятельности. Приговор: ОСО при НКВД СССР, 22.02.1938 — к 10 годам ИТЛ. Прибыла в </w:t>
-            </w:r>
-            <w:proofErr w:type="spellStart"/>
-            <w:r>
-              <w:rPr>
-                <w:rFonts w:ascii="Arial" w:hAnsi="Arial" w:cs="Arial"/>
-                <w:sz w:val="16"/>
-                <w:szCs w:val="16"/>
-                <w:lang w:val="ru-RU"/>
-              </w:rPr>
-              <w:t>Карлаг</w:t>
-            </w:r>
-            <w:proofErr w:type="spellEnd"/>
-            <w:r>
-              <w:rPr>
-                <w:rFonts w:ascii="Arial" w:hAnsi="Arial" w:cs="Arial"/>
-                <w:sz w:val="16"/>
-                <w:szCs w:val="16"/>
-                <w:lang w:val="ru-RU"/>
-              </w:rPr>
-              <w:t xml:space="preserve"> _04.05.1938_ Киевским этапом., Умерла в Акмолинском отделении _15.06.</w:t>
+              <w:t>.: г. Одесса, гречанка. Обвинение: по обвинению в к.-р. деятельности. Приговор: ОСО при НКВД СССР, 22.02.1938 — к 10 годам ИТЛ. Прибыла в Карлаг _04.05.1938_ Киевским этапом.</w:t>
+            </w:r>
+            <w:proofErr w:type="gramStart"/>
+            <w:r>
+              <w:rPr>
+                <w:rFonts w:ascii="Arial" w:hAnsi="Arial" w:cs="Arial"/>
+                <w:sz w:val="16"/>
+                <w:szCs w:val="16"/>
+                <w:lang w:val="ru-RU"/>
+              </w:rPr>
+              <w:t>, Умерла</w:t>
+            </w:r>
+            <w:proofErr w:type="gramEnd"/>
+            <w:r>
+              <w:rPr>
+                <w:rFonts w:ascii="Arial" w:hAnsi="Arial" w:cs="Arial"/>
+                <w:sz w:val="16"/>
+                <w:szCs w:val="16"/>
+                <w:lang w:val="ru-RU"/>
+              </w:rPr>
+              <w:t xml:space="preserve"> в Акмолинском отделении _15.06.</w:t>
             </w:r>
             <w:proofErr w:type="gramStart"/>
             <w:r>
@@ -52813,7 +51203,7 @@
 </file>
 
 <file path=word/endnotes.xml><?xml version="1.0" encoding="utf-8"?>
-<w:endnotes xmlns:wpc="http://schemas.microsoft.com/office/word/2010/wordprocessingCanvas" xmlns:cx="http://schemas.microsoft.com/office/drawing/2014/chartex" xmlns:cx1="http://schemas.microsoft.com/office/drawing/2015/9/8/chartex" xmlns:cx2="http://schemas.microsoft.com/office/drawing/2015/10/21/chartex" xmlns:cx3="http://schemas.microsoft.com/office/drawing/2016/5/9/chartex" xmlns:cx4="http://schemas.microsoft.com/office/drawing/2016/5/10/chartex" xmlns:cx5="http://schemas.microsoft.com/office/drawing/2016/5/11/chartex" xmlns:cx6="http://schemas.microsoft.com/office/drawing/2016/5/12/chartex" xmlns:cx7="http://schemas.microsoft.com/office/drawing/2016/5/13/chartex" xmlns:cx8="http://schemas.microsoft.com/office/drawing/2016/5/14/chartex" xmlns:mc="http://schemas.openxmlformats.org/markup-compatibility/2006" xmlns:aink="http://schemas.microsoft.com/office/drawing/2016/ink" xmlns:am3d="http://schemas.microsoft.com/office/drawing/2017/model3d" xmlns:o="urn:schemas-microsoft-com:office:office" xmlns:oel="http://schemas.microsoft.com/office/2019/extlst" xmlns:r="http://schemas.openxmlformats.org/officeDocument/2006/relationships" xmlns:m="http://schemas.openxmlformats.org/officeDocument/2006/math" xmlns:v="urn:schemas-microsoft-com:vml" xmlns:wp14="http://schemas.microsoft.com/office/word/2010/wordprocessingDrawing" xmlns:wp="http://schemas.openxmlformats.org/drawingml/2006/wordprocessingDrawing" xmlns:w10="urn:schemas-microsoft-com:office:word" xmlns:w="http://schemas.openxmlformats.org/wordprocessingml/2006/main" xmlns:w14="http://schemas.microsoft.com/office/word/2010/wordml" xmlns:w15="http://schemas.microsoft.com/office/word/2012/wordml" xmlns:w16cex="http://schemas.microsoft.com/office/word/2018/wordml/cex" xmlns:w16cid="http://schemas.microsoft.com/office/word/2016/wordml/cid" xmlns:w16="http://schemas.microsoft.com/office/word/2018/wordml" xmlns:w16du="http://schemas.microsoft.com/office/word/2023/wordml/word16du" xmlns:w16sdtdh="http://schemas.microsoft.com/office/word/2020/wordml/sdtdatahash" xmlns:w16se="http://schemas.microsoft.com/office/word/2015/wordml/symex" xmlns:wpg="http://schemas.microsoft.com/office/word/2010/wordprocessingGroup" xmlns:wpi="http://schemas.microsoft.com/office/word/2010/wordprocessingInk" xmlns:wne="http://schemas.microsoft.com/office/word/2006/wordml" xmlns:wps="http://schemas.microsoft.com/office/word/2010/wordprocessingShape" mc:Ignorable="w14 w15 w16se w16cid w16 w16cex w16sdtdh w16du wp14">
+<w:endnotes xmlns:wpc="http://schemas.microsoft.com/office/word/2010/wordprocessingCanvas" xmlns:cx="http://schemas.microsoft.com/office/drawing/2014/chartex" xmlns:cx1="http://schemas.microsoft.com/office/drawing/2015/9/8/chartex" xmlns:cx2="http://schemas.microsoft.com/office/drawing/2015/10/21/chartex" xmlns:cx3="http://schemas.microsoft.com/office/drawing/2016/5/9/chartex" xmlns:cx4="http://schemas.microsoft.com/office/drawing/2016/5/10/chartex" xmlns:cx5="http://schemas.microsoft.com/office/drawing/2016/5/11/chartex" xmlns:cx6="http://schemas.microsoft.com/office/drawing/2016/5/12/chartex" xmlns:cx7="http://schemas.microsoft.com/office/drawing/2016/5/13/chartex" xmlns:cx8="http://schemas.microsoft.com/office/drawing/2016/5/14/chartex" xmlns:mc="http://schemas.openxmlformats.org/markup-compatibility/2006" xmlns:aink="http://schemas.microsoft.com/office/drawing/2016/ink" xmlns:am3d="http://schemas.microsoft.com/office/drawing/2017/model3d" xmlns:o="urn:schemas-microsoft-com:office:office" xmlns:oel="http://schemas.microsoft.com/office/2019/extlst" xmlns:r="http://schemas.openxmlformats.org/officeDocument/2006/relationships" xmlns:m="http://schemas.openxmlformats.org/officeDocument/2006/math" xmlns:v="urn:schemas-microsoft-com:vml" xmlns:wp14="http://schemas.microsoft.com/office/word/2010/wordprocessingDrawing" xmlns:wp="http://schemas.openxmlformats.org/drawingml/2006/wordprocessingDrawing" xmlns:w10="urn:schemas-microsoft-com:office:word" xmlns:w="http://schemas.openxmlformats.org/wordprocessingml/2006/main" xmlns:w14="http://schemas.microsoft.com/office/word/2010/wordml" xmlns:w15="http://schemas.microsoft.com/office/word/2012/wordml" xmlns:w16cex="http://schemas.microsoft.com/office/word/2018/wordml/cex" xmlns:w16cid="http://schemas.microsoft.com/office/word/2016/wordml/cid" xmlns:w16="http://schemas.microsoft.com/office/word/2018/wordml" xmlns:w16du="http://schemas.microsoft.com/office/word/2023/wordml/word16du" xmlns:w16sdtdh="http://schemas.microsoft.com/office/word/2020/wordml/sdtdatahash" xmlns:w16sdtfl="http://schemas.microsoft.com/office/word/2024/wordml/sdtformatlock" xmlns:w16se="http://schemas.microsoft.com/office/word/2015/wordml/symex" xmlns:wpg="http://schemas.microsoft.com/office/word/2010/wordprocessingGroup" xmlns:wpi="http://schemas.microsoft.com/office/word/2010/wordprocessingInk" xmlns:wne="http://schemas.microsoft.com/office/word/2006/wordml" xmlns:wps="http://schemas.microsoft.com/office/word/2010/wordprocessingShape" mc:Ignorable="w14 w15 w16se w16cid w16 w16cex w16sdtdh w16sdtfl w16du wp14">
   <w:endnote w:type="separator" w:id="-1">
     <w:p>
       <w:pPr>
@@ -52842,7 +51232,7 @@
 </file>
 
 <file path=word/footnotes.xml><?xml version="1.0" encoding="utf-8"?>
-<w:footnotes xmlns:wpc="http://schemas.microsoft.com/office/word/2010/wordprocessingCanvas" xmlns:cx="http://schemas.microsoft.com/office/drawing/2014/chartex" xmlns:cx1="http://schemas.microsoft.com/office/drawing/2015/9/8/chartex" xmlns:cx2="http://schemas.microsoft.com/office/drawing/2015/10/21/chartex" xmlns:cx3="http://schemas.microsoft.com/office/drawing/2016/5/9/chartex" xmlns:cx4="http://schemas.microsoft.com/office/drawing/2016/5/10/chartex" xmlns:cx5="http://schemas.microsoft.com/office/drawing/2016/5/11/chartex" xmlns:cx6="http://schemas.microsoft.com/office/drawing/2016/5/12/chartex" xmlns:cx7="http://schemas.microsoft.com/office/drawing/2016/5/13/chartex" xmlns:cx8="http://schemas.microsoft.com/office/drawing/2016/5/14/chartex" xmlns:mc="http://schemas.openxmlformats.org/markup-compatibility/2006" xmlns:aink="http://schemas.microsoft.com/office/drawing/2016/ink" xmlns:am3d="http://schemas.microsoft.com/office/drawing/2017/model3d" xmlns:o="urn:schemas-microsoft-com:office:office" xmlns:oel="http://schemas.microsoft.com/office/2019/extlst" xmlns:r="http://schemas.openxmlformats.org/officeDocument/2006/relationships" xmlns:m="http://schemas.openxmlformats.org/officeDocument/2006/math" xmlns:v="urn:schemas-microsoft-com:vml" xmlns:wp14="http://schemas.microsoft.com/office/word/2010/wordprocessingDrawing" xmlns:wp="http://schemas.openxmlformats.org/drawingml/2006/wordprocessingDrawing" xmlns:w10="urn:schemas-microsoft-com:office:word" xmlns:w="http://schemas.openxmlformats.org/wordprocessingml/2006/main" xmlns:w14="http://schemas.microsoft.com/office/word/2010/wordml" xmlns:w15="http://schemas.microsoft.com/office/word/2012/wordml" xmlns:w16cex="http://schemas.microsoft.com/office/word/2018/wordml/cex" xmlns:w16cid="http://schemas.microsoft.com/office/word/2016/wordml/cid" xmlns:w16="http://schemas.microsoft.com/office/word/2018/wordml" xmlns:w16du="http://schemas.microsoft.com/office/word/2023/wordml/word16du" xmlns:w16sdtdh="http://schemas.microsoft.com/office/word/2020/wordml/sdtdatahash" xmlns:w16se="http://schemas.microsoft.com/office/word/2015/wordml/symex" xmlns:wpg="http://schemas.microsoft.com/office/word/2010/wordprocessingGroup" xmlns:wpi="http://schemas.microsoft.com/office/word/2010/wordprocessingInk" xmlns:wne="http://schemas.microsoft.com/office/word/2006/wordml" xmlns:wps="http://schemas.microsoft.com/office/word/2010/wordprocessingShape" mc:Ignorable="w14 w15 w16se w16cid w16 w16cex w16sdtdh w16du wp14">
+<w:footnotes xmlns:wpc="http://schemas.microsoft.com/office/word/2010/wordprocessingCanvas" xmlns:cx="http://schemas.microsoft.com/office/drawing/2014/chartex" xmlns:cx1="http://schemas.microsoft.com/office/drawing/2015/9/8/chartex" xmlns:cx2="http://schemas.microsoft.com/office/drawing/2015/10/21/chartex" xmlns:cx3="http://schemas.microsoft.com/office/drawing/2016/5/9/chartex" xmlns:cx4="http://schemas.microsoft.com/office/drawing/2016/5/10/chartex" xmlns:cx5="http://schemas.microsoft.com/office/drawing/2016/5/11/chartex" xmlns:cx6="http://schemas.microsoft.com/office/drawing/2016/5/12/chartex" xmlns:cx7="http://schemas.microsoft.com/office/drawing/2016/5/13/chartex" xmlns:cx8="http://schemas.microsoft.com/office/drawing/2016/5/14/chartex" xmlns:mc="http://schemas.openxmlformats.org/markup-compatibility/2006" xmlns:aink="http://schemas.microsoft.com/office/drawing/2016/ink" xmlns:am3d="http://schemas.microsoft.com/office/drawing/2017/model3d" xmlns:o="urn:schemas-microsoft-com:office:office" xmlns:oel="http://schemas.microsoft.com/office/2019/extlst" xmlns:r="http://schemas.openxmlformats.org/officeDocument/2006/relationships" xmlns:m="http://schemas.openxmlformats.org/officeDocument/2006/math" xmlns:v="urn:schemas-microsoft-com:vml" xmlns:wp14="http://schemas.microsoft.com/office/word/2010/wordprocessingDrawing" xmlns:wp="http://schemas.openxmlformats.org/drawingml/2006/wordprocessingDrawing" xmlns:w10="urn:schemas-microsoft-com:office:word" xmlns:w="http://schemas.openxmlformats.org/wordprocessingml/2006/main" xmlns:w14="http://schemas.microsoft.com/office/word/2010/wordml" xmlns:w15="http://schemas.microsoft.com/office/word/2012/wordml" xmlns:w16cex="http://schemas.microsoft.com/office/word/2018/wordml/cex" xmlns:w16cid="http://schemas.microsoft.com/office/word/2016/wordml/cid" xmlns:w16="http://schemas.microsoft.com/office/word/2018/wordml" xmlns:w16du="http://schemas.microsoft.com/office/word/2023/wordml/word16du" xmlns:w16sdtdh="http://schemas.microsoft.com/office/word/2020/wordml/sdtdatahash" xmlns:w16sdtfl="http://schemas.microsoft.com/office/word/2024/wordml/sdtformatlock" xmlns:w16se="http://schemas.microsoft.com/office/word/2015/wordml/symex" xmlns:wpg="http://schemas.microsoft.com/office/word/2010/wordprocessingGroup" xmlns:wpi="http://schemas.microsoft.com/office/word/2010/wordprocessingInk" xmlns:wne="http://schemas.microsoft.com/office/word/2006/wordml" xmlns:wps="http://schemas.microsoft.com/office/word/2010/wordprocessingShape" mc:Ignorable="w14 w15 w16se w16cid w16 w16cex w16sdtdh w16sdtfl w16du wp14">
   <w:footnote w:type="separator" w:id="-1">
     <w:p>
       <w:pPr>
@@ -52871,7 +51261,7 @@
 </file>
 
 <file path=word/header1.xml><?xml version="1.0" encoding="utf-8"?>
-<w:hdr xmlns:wpc="http://schemas.microsoft.com/office/word/2010/wordprocessingCanvas" xmlns:cx="http://schemas.microsoft.com/office/drawing/2014/chartex" xmlns:cx1="http://schemas.microsoft.com/office/drawing/2015/9/8/chartex" xmlns:cx2="http://schemas.microsoft.com/office/drawing/2015/10/21/chartex" xmlns:cx3="http://schemas.microsoft.com/office/drawing/2016/5/9/chartex" xmlns:cx4="http://schemas.microsoft.com/office/drawing/2016/5/10/chartex" xmlns:cx5="http://schemas.microsoft.com/office/drawing/2016/5/11/chartex" xmlns:cx6="http://schemas.microsoft.com/office/drawing/2016/5/12/chartex" xmlns:cx7="http://schemas.microsoft.com/office/drawing/2016/5/13/chartex" xmlns:cx8="http://schemas.microsoft.com/office/drawing/2016/5/14/chartex" xmlns:mc="http://schemas.openxmlformats.org/markup-compatibility/2006" xmlns:aink="http://schemas.microsoft.com/office/drawing/2016/ink" xmlns:am3d="http://schemas.microsoft.com/office/drawing/2017/model3d" xmlns:o="urn:schemas-microsoft-com:office:office" xmlns:oel="http://schemas.microsoft.com/office/2019/extlst" xmlns:r="http://schemas.openxmlformats.org/officeDocument/2006/relationships" xmlns:m="http://schemas.openxmlformats.org/officeDocument/2006/math" xmlns:v="urn:schemas-microsoft-com:vml" xmlns:wp14="http://schemas.microsoft.com/office/word/2010/wordprocessingDrawing" xmlns:wp="http://schemas.openxmlformats.org/drawingml/2006/wordprocessingDrawing" xmlns:w10="urn:schemas-microsoft-com:office:word" xmlns:w="http://schemas.openxmlformats.org/wordprocessingml/2006/main" xmlns:w14="http://schemas.microsoft.com/office/word/2010/wordml" xmlns:w15="http://schemas.microsoft.com/office/word/2012/wordml" xmlns:w16cex="http://schemas.microsoft.com/office/word/2018/wordml/cex" xmlns:w16cid="http://schemas.microsoft.com/office/word/2016/wordml/cid" xmlns:w16="http://schemas.microsoft.com/office/word/2018/wordml" xmlns:w16du="http://schemas.microsoft.com/office/word/2023/wordml/word16du" xmlns:w16sdtdh="http://schemas.microsoft.com/office/word/2020/wordml/sdtdatahash" xmlns:w16se="http://schemas.microsoft.com/office/word/2015/wordml/symex" xmlns:wpg="http://schemas.microsoft.com/office/word/2010/wordprocessingGroup" xmlns:wpi="http://schemas.microsoft.com/office/word/2010/wordprocessingInk" xmlns:wne="http://schemas.microsoft.com/office/word/2006/wordml" xmlns:wps="http://schemas.microsoft.com/office/word/2010/wordprocessingShape" mc:Ignorable="w14 w15 w16se w16cid w16 w16cex w16sdtdh w16du wp14">
+<w:hdr xmlns:wpc="http://schemas.microsoft.com/office/word/2010/wordprocessingCanvas" xmlns:cx="http://schemas.microsoft.com/office/drawing/2014/chartex" xmlns:cx1="http://schemas.microsoft.com/office/drawing/2015/9/8/chartex" xmlns:cx2="http://schemas.microsoft.com/office/drawing/2015/10/21/chartex" xmlns:cx3="http://schemas.microsoft.com/office/drawing/2016/5/9/chartex" xmlns:cx4="http://schemas.microsoft.com/office/drawing/2016/5/10/chartex" xmlns:cx5="http://schemas.microsoft.com/office/drawing/2016/5/11/chartex" xmlns:cx6="http://schemas.microsoft.com/office/drawing/2016/5/12/chartex" xmlns:cx7="http://schemas.microsoft.com/office/drawing/2016/5/13/chartex" xmlns:cx8="http://schemas.microsoft.com/office/drawing/2016/5/14/chartex" xmlns:mc="http://schemas.openxmlformats.org/markup-compatibility/2006" xmlns:aink="http://schemas.microsoft.com/office/drawing/2016/ink" xmlns:am3d="http://schemas.microsoft.com/office/drawing/2017/model3d" xmlns:o="urn:schemas-microsoft-com:office:office" xmlns:oel="http://schemas.microsoft.com/office/2019/extlst" xmlns:r="http://schemas.openxmlformats.org/officeDocument/2006/relationships" xmlns:m="http://schemas.openxmlformats.org/officeDocument/2006/math" xmlns:v="urn:schemas-microsoft-com:vml" xmlns:wp14="http://schemas.microsoft.com/office/word/2010/wordprocessingDrawing" xmlns:wp="http://schemas.openxmlformats.org/drawingml/2006/wordprocessingDrawing" xmlns:w10="urn:schemas-microsoft-com:office:word" xmlns:w="http://schemas.openxmlformats.org/wordprocessingml/2006/main" xmlns:w14="http://schemas.microsoft.com/office/word/2010/wordml" xmlns:w15="http://schemas.microsoft.com/office/word/2012/wordml" xmlns:w16cex="http://schemas.microsoft.com/office/word/2018/wordml/cex" xmlns:w16cid="http://schemas.microsoft.com/office/word/2016/wordml/cid" xmlns:w16="http://schemas.microsoft.com/office/word/2018/wordml" xmlns:w16du="http://schemas.microsoft.com/office/word/2023/wordml/word16du" xmlns:w16sdtdh="http://schemas.microsoft.com/office/word/2020/wordml/sdtdatahash" xmlns:w16sdtfl="http://schemas.microsoft.com/office/word/2024/wordml/sdtformatlock" xmlns:w16se="http://schemas.microsoft.com/office/word/2015/wordml/symex" xmlns:wpg="http://schemas.microsoft.com/office/word/2010/wordprocessingGroup" xmlns:wpi="http://schemas.microsoft.com/office/word/2010/wordprocessingInk" xmlns:wne="http://schemas.microsoft.com/office/word/2006/wordml" xmlns:wps="http://schemas.microsoft.com/office/word/2010/wordprocessingShape" mc:Ignorable="w14 w15 w16se w16cid w16 w16cex w16sdtdh w16sdtfl w16du wp14">
   <w:p>
     <w:pPr>
       <w:pStyle w:val="Header"/>
@@ -52884,7 +51274,7 @@
 </file>
 
 <file path=word/header2.xml><?xml version="1.0" encoding="utf-8"?>
-<w:hdr xmlns:wpc="http://schemas.microsoft.com/office/word/2010/wordprocessingCanvas" xmlns:cx="http://schemas.microsoft.com/office/drawing/2014/chartex" xmlns:cx1="http://schemas.microsoft.com/office/drawing/2015/9/8/chartex" xmlns:cx2="http://schemas.microsoft.com/office/drawing/2015/10/21/chartex" xmlns:cx3="http://schemas.microsoft.com/office/drawing/2016/5/9/chartex" xmlns:cx4="http://schemas.microsoft.com/office/drawing/2016/5/10/chartex" xmlns:cx5="http://schemas.microsoft.com/office/drawing/2016/5/11/chartex" xmlns:cx6="http://schemas.microsoft.com/office/drawing/2016/5/12/chartex" xmlns:cx7="http://schemas.microsoft.com/office/drawing/2016/5/13/chartex" xmlns:cx8="http://schemas.microsoft.com/office/drawing/2016/5/14/chartex" xmlns:mc="http://schemas.openxmlformats.org/markup-compatibility/2006" xmlns:aink="http://schemas.microsoft.com/office/drawing/2016/ink" xmlns:am3d="http://schemas.microsoft.com/office/drawing/2017/model3d" xmlns:o="urn:schemas-microsoft-com:office:office" xmlns:oel="http://schemas.microsoft.com/office/2019/extlst" xmlns:r="http://schemas.openxmlformats.org/officeDocument/2006/relationships" xmlns:m="http://schemas.openxmlformats.org/officeDocument/2006/math" xmlns:v="urn:schemas-microsoft-com:vml" xmlns:wp14="http://schemas.microsoft.com/office/word/2010/wordprocessingDrawing" xmlns:wp="http://schemas.openxmlformats.org/drawingml/2006/wordprocessingDrawing" xmlns:w10="urn:schemas-microsoft-com:office:word" xmlns:w="http://schemas.openxmlformats.org/wordprocessingml/2006/main" xmlns:w14="http://schemas.microsoft.com/office/word/2010/wordml" xmlns:w15="http://schemas.microsoft.com/office/word/2012/wordml" xmlns:w16cex="http://schemas.microsoft.com/office/word/2018/wordml/cex" xmlns:w16cid="http://schemas.microsoft.com/office/word/2016/wordml/cid" xmlns:w16="http://schemas.microsoft.com/office/word/2018/wordml" xmlns:w16du="http://schemas.microsoft.com/office/word/2023/wordml/word16du" xmlns:w16sdtdh="http://schemas.microsoft.com/office/word/2020/wordml/sdtdatahash" xmlns:w16se="http://schemas.microsoft.com/office/word/2015/wordml/symex" xmlns:wpg="http://schemas.microsoft.com/office/word/2010/wordprocessingGroup" xmlns:wpi="http://schemas.microsoft.com/office/word/2010/wordprocessingInk" xmlns:wne="http://schemas.microsoft.com/office/word/2006/wordml" xmlns:wps="http://schemas.microsoft.com/office/word/2010/wordprocessingShape" mc:Ignorable="w14 w15 w16se w16cid w16 w16cex w16sdtdh w16du wp14">
+<w:hdr xmlns:wpc="http://schemas.microsoft.com/office/word/2010/wordprocessingCanvas" xmlns:cx="http://schemas.microsoft.com/office/drawing/2014/chartex" xmlns:cx1="http://schemas.microsoft.com/office/drawing/2015/9/8/chartex" xmlns:cx2="http://schemas.microsoft.com/office/drawing/2015/10/21/chartex" xmlns:cx3="http://schemas.microsoft.com/office/drawing/2016/5/9/chartex" xmlns:cx4="http://schemas.microsoft.com/office/drawing/2016/5/10/chartex" xmlns:cx5="http://schemas.microsoft.com/office/drawing/2016/5/11/chartex" xmlns:cx6="http://schemas.microsoft.com/office/drawing/2016/5/12/chartex" xmlns:cx7="http://schemas.microsoft.com/office/drawing/2016/5/13/chartex" xmlns:cx8="http://schemas.microsoft.com/office/drawing/2016/5/14/chartex" xmlns:mc="http://schemas.openxmlformats.org/markup-compatibility/2006" xmlns:aink="http://schemas.microsoft.com/office/drawing/2016/ink" xmlns:am3d="http://schemas.microsoft.com/office/drawing/2017/model3d" xmlns:o="urn:schemas-microsoft-com:office:office" xmlns:oel="http://schemas.microsoft.com/office/2019/extlst" xmlns:r="http://schemas.openxmlformats.org/officeDocument/2006/relationships" xmlns:m="http://schemas.openxmlformats.org/officeDocument/2006/math" xmlns:v="urn:schemas-microsoft-com:vml" xmlns:wp14="http://schemas.microsoft.com/office/word/2010/wordprocessingDrawing" xmlns:wp="http://schemas.openxmlformats.org/drawingml/2006/wordprocessingDrawing" xmlns:w10="urn:schemas-microsoft-com:office:word" xmlns:w="http://schemas.openxmlformats.org/wordprocessingml/2006/main" xmlns:w14="http://schemas.microsoft.com/office/word/2010/wordml" xmlns:w15="http://schemas.microsoft.com/office/word/2012/wordml" xmlns:w16cex="http://schemas.microsoft.com/office/word/2018/wordml/cex" xmlns:w16cid="http://schemas.microsoft.com/office/word/2016/wordml/cid" xmlns:w16="http://schemas.microsoft.com/office/word/2018/wordml" xmlns:w16du="http://schemas.microsoft.com/office/word/2023/wordml/word16du" xmlns:w16sdtdh="http://schemas.microsoft.com/office/word/2020/wordml/sdtdatahash" xmlns:w16sdtfl="http://schemas.microsoft.com/office/word/2024/wordml/sdtformatlock" xmlns:w16se="http://schemas.microsoft.com/office/word/2015/wordml/symex" xmlns:wpg="http://schemas.microsoft.com/office/word/2010/wordprocessingGroup" xmlns:wpi="http://schemas.microsoft.com/office/word/2010/wordprocessingInk" xmlns:wne="http://schemas.microsoft.com/office/word/2006/wordml" xmlns:wps="http://schemas.microsoft.com/office/word/2010/wordprocessingShape" mc:Ignorable="w14 w15 w16se w16cid w16 w16cex w16sdtdh w16sdtfl w16du wp14">
   <w:p>
     <w:pPr>
       <w:rPr>
@@ -52896,7 +51286,7 @@
 </file>
 
 <file path=word/numbering.xml><?xml version="1.0" encoding="utf-8"?>
-<w:numbering xmlns:wpc="http://schemas.microsoft.com/office/word/2010/wordprocessingCanvas" xmlns:cx="http://schemas.microsoft.com/office/drawing/2014/chartex" xmlns:cx1="http://schemas.microsoft.com/office/drawing/2015/9/8/chartex" xmlns:cx2="http://schemas.microsoft.com/office/drawing/2015/10/21/chartex" xmlns:cx3="http://schemas.microsoft.com/office/drawing/2016/5/9/chartex" xmlns:cx4="http://schemas.microsoft.com/office/drawing/2016/5/10/chartex" xmlns:cx5="http://schemas.microsoft.com/office/drawing/2016/5/11/chartex" xmlns:cx6="http://schemas.microsoft.com/office/drawing/2016/5/12/chartex" xmlns:cx7="http://schemas.microsoft.com/office/drawing/2016/5/13/chartex" xmlns:cx8="http://schemas.microsoft.com/office/drawing/2016/5/14/chartex" xmlns:mc="http://schemas.openxmlformats.org/markup-compatibility/2006" xmlns:aink="http://schemas.microsoft.com/office/drawing/2016/ink" xmlns:am3d="http://schemas.microsoft.com/office/drawing/2017/model3d" xmlns:o="urn:schemas-microsoft-com:office:office" xmlns:oel="http://schemas.microsoft.com/office/2019/extlst" xmlns:r="http://schemas.openxmlformats.org/officeDocument/2006/relationships" xmlns:m="http://schemas.openxmlformats.org/officeDocument/2006/math" xmlns:v="urn:schemas-microsoft-com:vml" xmlns:wp14="http://schemas.microsoft.com/office/word/2010/wordprocessingDrawing" xmlns:wp="http://schemas.openxmlformats.org/drawingml/2006/wordprocessingDrawing" xmlns:w10="urn:schemas-microsoft-com:office:word" xmlns:w="http://schemas.openxmlformats.org/wordprocessingml/2006/main" xmlns:w14="http://schemas.microsoft.com/office/word/2010/wordml" xmlns:w15="http://schemas.microsoft.com/office/word/2012/wordml" xmlns:w16cex="http://schemas.microsoft.com/office/word/2018/wordml/cex" xmlns:w16cid="http://schemas.microsoft.com/office/word/2016/wordml/cid" xmlns:w16="http://schemas.microsoft.com/office/word/2018/wordml" xmlns:w16du="http://schemas.microsoft.com/office/word/2023/wordml/word16du" xmlns:w16sdtdh="http://schemas.microsoft.com/office/word/2020/wordml/sdtdatahash" xmlns:w16se="http://schemas.microsoft.com/office/word/2015/wordml/symex" xmlns:wpg="http://schemas.microsoft.com/office/word/2010/wordprocessingGroup" xmlns:wpi="http://schemas.microsoft.com/office/word/2010/wordprocessingInk" xmlns:wne="http://schemas.microsoft.com/office/word/2006/wordml" xmlns:wps="http://schemas.microsoft.com/office/word/2010/wordprocessingShape" mc:Ignorable="w14 w15 w16se w16cid w16 w16cex w16sdtdh w16du wp14">
+<w:numbering xmlns:wpc="http://schemas.microsoft.com/office/word/2010/wordprocessingCanvas" xmlns:cx="http://schemas.microsoft.com/office/drawing/2014/chartex" xmlns:cx1="http://schemas.microsoft.com/office/drawing/2015/9/8/chartex" xmlns:cx2="http://schemas.microsoft.com/office/drawing/2015/10/21/chartex" xmlns:cx3="http://schemas.microsoft.com/office/drawing/2016/5/9/chartex" xmlns:cx4="http://schemas.microsoft.com/office/drawing/2016/5/10/chartex" xmlns:cx5="http://schemas.microsoft.com/office/drawing/2016/5/11/chartex" xmlns:cx6="http://schemas.microsoft.com/office/drawing/2016/5/12/chartex" xmlns:cx7="http://schemas.microsoft.com/office/drawing/2016/5/13/chartex" xmlns:cx8="http://schemas.microsoft.com/office/drawing/2016/5/14/chartex" xmlns:mc="http://schemas.openxmlformats.org/markup-compatibility/2006" xmlns:aink="http://schemas.microsoft.com/office/drawing/2016/ink" xmlns:am3d="http://schemas.microsoft.com/office/drawing/2017/model3d" xmlns:o="urn:schemas-microsoft-com:office:office" xmlns:oel="http://schemas.microsoft.com/office/2019/extlst" xmlns:r="http://schemas.openxmlformats.org/officeDocument/2006/relationships" xmlns:m="http://schemas.openxmlformats.org/officeDocument/2006/math" xmlns:v="urn:schemas-microsoft-com:vml" xmlns:wp14="http://schemas.microsoft.com/office/word/2010/wordprocessingDrawing" xmlns:wp="http://schemas.openxmlformats.org/drawingml/2006/wordprocessingDrawing" xmlns:w10="urn:schemas-microsoft-com:office:word" xmlns:w="http://schemas.openxmlformats.org/wordprocessingml/2006/main" xmlns:w14="http://schemas.microsoft.com/office/word/2010/wordml" xmlns:w15="http://schemas.microsoft.com/office/word/2012/wordml" xmlns:w16cex="http://schemas.microsoft.com/office/word/2018/wordml/cex" xmlns:w16cid="http://schemas.microsoft.com/office/word/2016/wordml/cid" xmlns:w16="http://schemas.microsoft.com/office/word/2018/wordml" xmlns:w16du="http://schemas.microsoft.com/office/word/2023/wordml/word16du" xmlns:w16sdtdh="http://schemas.microsoft.com/office/word/2020/wordml/sdtdatahash" xmlns:w16sdtfl="http://schemas.microsoft.com/office/word/2024/wordml/sdtformatlock" xmlns:w16se="http://schemas.microsoft.com/office/word/2015/wordml/symex" xmlns:wpg="http://schemas.microsoft.com/office/word/2010/wordprocessingGroup" xmlns:wpi="http://schemas.microsoft.com/office/word/2010/wordprocessingInk" xmlns:wne="http://schemas.microsoft.com/office/word/2006/wordml" xmlns:wps="http://schemas.microsoft.com/office/word/2010/wordprocessingShape" mc:Ignorable="w14 w15 w16se w16cid w16 w16cex w16sdtdh w16sdtfl w16du wp14">
   <w:abstractNum w:abstractNumId="0" w15:restartNumberingAfterBreak="0">
     <w:nsid w:val="00000001"/>
     <w:multiLevelType w:val="multilevel"/>
@@ -53144,7 +51534,7 @@
 </file>
 
 <file path=word/styles.xml><?xml version="1.0" encoding="utf-8"?>
-<w:styles xmlns:mc="http://schemas.openxmlformats.org/markup-compatibility/2006" xmlns:r="http://schemas.openxmlformats.org/officeDocument/2006/relationships" xmlns:w="http://schemas.openxmlformats.org/wordprocessingml/2006/main" xmlns:w14="http://schemas.microsoft.com/office/word/2010/wordml" xmlns:w15="http://schemas.microsoft.com/office/word/2012/wordml" xmlns:w16cex="http://schemas.microsoft.com/office/word/2018/wordml/cex" xmlns:w16cid="http://schemas.microsoft.com/office/word/2016/wordml/cid" xmlns:w16="http://schemas.microsoft.com/office/word/2018/wordml" xmlns:w16du="http://schemas.microsoft.com/office/word/2023/wordml/word16du" xmlns:w16sdtdh="http://schemas.microsoft.com/office/word/2020/wordml/sdtdatahash" xmlns:w16se="http://schemas.microsoft.com/office/word/2015/wordml/symex" mc:Ignorable="w14 w15 w16se w16cid w16 w16cex w16sdtdh w16du">
+<w:styles xmlns:mc="http://schemas.openxmlformats.org/markup-compatibility/2006" xmlns:r="http://schemas.openxmlformats.org/officeDocument/2006/relationships" xmlns:w="http://schemas.openxmlformats.org/wordprocessingml/2006/main" xmlns:w14="http://schemas.microsoft.com/office/word/2010/wordml" xmlns:w15="http://schemas.microsoft.com/office/word/2012/wordml" xmlns:w16cex="http://schemas.microsoft.com/office/word/2018/wordml/cex" xmlns:w16cid="http://schemas.microsoft.com/office/word/2016/wordml/cid" xmlns:w16="http://schemas.microsoft.com/office/word/2018/wordml" xmlns:w16du="http://schemas.microsoft.com/office/word/2023/wordml/word16du" xmlns:w16sdtdh="http://schemas.microsoft.com/office/word/2020/wordml/sdtdatahash" xmlns:w16sdtfl="http://schemas.microsoft.com/office/word/2024/wordml/sdtformatlock" xmlns:w16se="http://schemas.microsoft.com/office/word/2015/wordml/symex" mc:Ignorable="w14 w15 w16se w16cid w16 w16cex w16sdtdh w16sdtfl w16du">
   <w:docDefaults>
     <w:rPrDefault>
       <w:rPr>
@@ -54045,6 +52435,1785 @@
 </w:styles>
 </file>
 
+<file path=word/charts/chart1.xml><?xml version="1.0" encoding="utf-8"?>
+<c:chartSpace xmlns:c="http://schemas.openxmlformats.org/drawingml/2006/chart" xmlns:a="http://schemas.openxmlformats.org/drawingml/2006/main" xmlns:r="http://schemas.openxmlformats.org/officeDocument/2006/relationships" xmlns:c16r2="http://schemas.microsoft.com/office/drawing/2015/06/chart">
+  <c:date1904 val="0"/>
+  <c:lang val="en-US"/>
+  <c:roundedCorners val="0"/>
+  <mc:AlternateContent xmlns:mc="http://schemas.openxmlformats.org/markup-compatibility/2006">
+    <mc:Choice xmlns:c14="http://schemas.microsoft.com/office/drawing/2007/8/2/chart" Requires="c14">
+      <c14:style val="102"/>
+    </mc:Choice>
+    <mc:Fallback>
+      <c:style val="2"/>
+    </mc:Fallback>
+  </mc:AlternateContent>
+  <c:chart>
+    <c:autoTitleDeleted val="1"/>
+    <c:view3D>
+      <c:rotX val="15"/>
+      <c:rotY val="20"/>
+      <c:rAngAx val="0"/>
+    </c:view3D>
+    <c:floor>
+      <c:thickness val="0"/>
+      <c:spPr>
+        <a:noFill/>
+        <a:ln>
+          <a:noFill/>
+        </a:ln>
+        <a:effectLst/>
+        <a:sp3d/>
+      </c:spPr>
+    </c:floor>
+    <c:sideWall>
+      <c:thickness val="0"/>
+      <c:spPr>
+        <a:noFill/>
+        <a:ln>
+          <a:noFill/>
+        </a:ln>
+        <a:effectLst/>
+        <a:sp3d/>
+      </c:spPr>
+    </c:sideWall>
+    <c:backWall>
+      <c:thickness val="0"/>
+      <c:spPr>
+        <a:noFill/>
+        <a:ln>
+          <a:noFill/>
+        </a:ln>
+        <a:effectLst/>
+        <a:sp3d/>
+      </c:spPr>
+    </c:backWall>
+    <c:plotArea>
+      <c:layout>
+        <c:manualLayout>
+          <c:layoutTarget val="inner"/>
+          <c:xMode val="edge"/>
+          <c:yMode val="edge"/>
+          <c:x val="2.9394551666387388E-2"/>
+          <c:y val="3.867630119399805E-2"/>
+          <c:w val="0.93449424262632852"/>
+          <c:h val="0.8518970512866052"/>
+        </c:manualLayout>
+      </c:layout>
+      <c:bar3DChart>
+        <c:barDir val="col"/>
+        <c:grouping val="clustered"/>
+        <c:varyColors val="0"/>
+        <c:ser>
+          <c:idx val="0"/>
+          <c:order val="0"/>
+          <c:spPr>
+            <a:solidFill>
+              <a:schemeClr val="accent1"/>
+            </a:solidFill>
+            <a:ln>
+              <a:noFill/>
+            </a:ln>
+            <a:effectLst/>
+            <a:sp3d/>
+          </c:spPr>
+          <c:invertIfNegative val="0"/>
+          <c:dLbls>
+            <c:spPr>
+              <a:noFill/>
+              <a:ln>
+                <a:noFill/>
+              </a:ln>
+              <a:effectLst/>
+            </c:spPr>
+            <c:txPr>
+              <a:bodyPr rot="0" spcFirstLastPara="1" vertOverflow="ellipsis" vert="horz" wrap="square" anchor="ctr" anchorCtr="1"/>
+              <a:lstStyle/>
+              <a:p>
+                <a:pPr>
+                  <a:defRPr sz="800" b="0" i="0" u="none" strike="noStrike" kern="1200" baseline="0">
+                    <a:solidFill>
+                      <a:schemeClr val="tx1">
+                        <a:lumMod val="75000"/>
+                        <a:lumOff val="25000"/>
+                      </a:schemeClr>
+                    </a:solidFill>
+                    <a:latin typeface="Arial" panose="020B0604020202020204" pitchFamily="34" charset="0"/>
+                    <a:ea typeface="+mn-ea"/>
+                    <a:cs typeface="Arial" panose="020B0604020202020204" pitchFamily="34" charset="0"/>
+                  </a:defRPr>
+                </a:pPr>
+                <a:endParaRPr lang="en-US"/>
+              </a:p>
+            </c:txPr>
+            <c:showLegendKey val="0"/>
+            <c:showVal val="1"/>
+            <c:showCatName val="0"/>
+            <c:showSerName val="0"/>
+            <c:showPercent val="0"/>
+            <c:showBubbleSize val="0"/>
+            <c:showLeaderLines val="0"/>
+            <c:extLst>
+              <c:ext xmlns:c15="http://schemas.microsoft.com/office/drawing/2012/chart" uri="{CE6537A1-D6FC-4f65-9D91-7224C49458BB}">
+                <c15:showLeaderLines val="1"/>
+                <c15:leaderLines>
+                  <c:spPr>
+                    <a:ln w="9525" cap="flat" cmpd="sng" algn="ctr">
+                      <a:solidFill>
+                        <a:schemeClr val="tx1">
+                          <a:lumMod val="35000"/>
+                          <a:lumOff val="65000"/>
+                        </a:schemeClr>
+                      </a:solidFill>
+                      <a:round/>
+                    </a:ln>
+                    <a:effectLst/>
+                  </c:spPr>
+                </c15:leaderLines>
+              </c:ext>
+            </c:extLst>
+          </c:dLbls>
+          <c:cat>
+            <c:numRef>
+              <c:f>Гречанки!$A$4:$A$9</c:f>
+              <c:numCache>
+                <c:formatCode>General</c:formatCode>
+                <c:ptCount val="6"/>
+                <c:pt idx="0">
+                  <c:v>1918</c:v>
+                </c:pt>
+                <c:pt idx="1">
+                  <c:v>1920</c:v>
+                </c:pt>
+                <c:pt idx="2">
+                  <c:v>1937</c:v>
+                </c:pt>
+                <c:pt idx="3">
+                  <c:v>1938</c:v>
+                </c:pt>
+                <c:pt idx="4">
+                  <c:v>1941</c:v>
+                </c:pt>
+                <c:pt idx="5">
+                  <c:v>1942</c:v>
+                </c:pt>
+              </c:numCache>
+            </c:numRef>
+          </c:cat>
+          <c:val>
+            <c:numRef>
+              <c:f>Гречанки!$B$4:$B$9</c:f>
+              <c:numCache>
+                <c:formatCode>General</c:formatCode>
+                <c:ptCount val="6"/>
+                <c:pt idx="0">
+                  <c:v>1</c:v>
+                </c:pt>
+                <c:pt idx="1">
+                  <c:v>6</c:v>
+                </c:pt>
+                <c:pt idx="2">
+                  <c:v>6</c:v>
+                </c:pt>
+                <c:pt idx="3">
+                  <c:v>120</c:v>
+                </c:pt>
+                <c:pt idx="4">
+                  <c:v>2</c:v>
+                </c:pt>
+                <c:pt idx="5">
+                  <c:v>2</c:v>
+                </c:pt>
+              </c:numCache>
+            </c:numRef>
+          </c:val>
+          <c:extLst>
+            <c:ext xmlns:c16="http://schemas.microsoft.com/office/drawing/2014/chart" uri="{C3380CC4-5D6E-409C-BE32-E72D297353CC}">
+              <c16:uniqueId val="{00000000-DF47-497F-87C7-EE2A83F51708}"/>
+            </c:ext>
+          </c:extLst>
+        </c:ser>
+        <c:dLbls>
+          <c:showLegendKey val="0"/>
+          <c:showVal val="0"/>
+          <c:showCatName val="0"/>
+          <c:showSerName val="0"/>
+          <c:showPercent val="0"/>
+          <c:showBubbleSize val="0"/>
+        </c:dLbls>
+        <c:gapWidth val="150"/>
+        <c:shape val="box"/>
+        <c:axId val="904673775"/>
+        <c:axId val="904655055"/>
+        <c:axId val="0"/>
+      </c:bar3DChart>
+      <c:catAx>
+        <c:axId val="904673775"/>
+        <c:scaling>
+          <c:orientation val="minMax"/>
+        </c:scaling>
+        <c:delete val="0"/>
+        <c:axPos val="b"/>
+        <c:numFmt formatCode="General" sourceLinked="1"/>
+        <c:majorTickMark val="out"/>
+        <c:minorTickMark val="none"/>
+        <c:tickLblPos val="nextTo"/>
+        <c:spPr>
+          <a:noFill/>
+          <a:ln w="9525" cap="flat" cmpd="sng" algn="ctr">
+            <a:solidFill>
+              <a:schemeClr val="tx1">
+                <a:lumMod val="15000"/>
+                <a:lumOff val="85000"/>
+              </a:schemeClr>
+            </a:solidFill>
+            <a:round/>
+          </a:ln>
+          <a:effectLst/>
+        </c:spPr>
+        <c:txPr>
+          <a:bodyPr rot="-60000000" spcFirstLastPara="1" vertOverflow="ellipsis" vert="horz" wrap="square" anchor="ctr" anchorCtr="1"/>
+          <a:lstStyle/>
+          <a:p>
+            <a:pPr>
+              <a:defRPr sz="900" b="0" i="0" u="none" strike="noStrike" kern="1200" baseline="0">
+                <a:solidFill>
+                  <a:schemeClr val="tx1">
+                    <a:lumMod val="65000"/>
+                    <a:lumOff val="35000"/>
+                  </a:schemeClr>
+                </a:solidFill>
+                <a:latin typeface="Arial" panose="020B0604020202020204" pitchFamily="34" charset="0"/>
+                <a:ea typeface="+mn-ea"/>
+                <a:cs typeface="Arial" panose="020B0604020202020204" pitchFamily="34" charset="0"/>
+              </a:defRPr>
+            </a:pPr>
+            <a:endParaRPr lang="en-US"/>
+          </a:p>
+        </c:txPr>
+        <c:crossAx val="904655055"/>
+        <c:crosses val="autoZero"/>
+        <c:auto val="0"/>
+        <c:lblAlgn val="ctr"/>
+        <c:lblOffset val="100"/>
+        <c:noMultiLvlLbl val="0"/>
+      </c:catAx>
+      <c:valAx>
+        <c:axId val="904655055"/>
+        <c:scaling>
+          <c:orientation val="minMax"/>
+          <c:max val="120"/>
+        </c:scaling>
+        <c:delete val="1"/>
+        <c:axPos val="l"/>
+        <c:numFmt formatCode="General" sourceLinked="1"/>
+        <c:majorTickMark val="out"/>
+        <c:minorTickMark val="none"/>
+        <c:tickLblPos val="nextTo"/>
+        <c:crossAx val="904673775"/>
+        <c:crosses val="autoZero"/>
+        <c:crossBetween val="between"/>
+        <c:majorUnit val="20"/>
+        <c:minorUnit val="1"/>
+      </c:valAx>
+      <c:spPr>
+        <a:noFill/>
+        <a:ln>
+          <a:noFill/>
+        </a:ln>
+        <a:effectLst/>
+      </c:spPr>
+    </c:plotArea>
+    <c:plotVisOnly val="1"/>
+    <c:dispBlanksAs val="gap"/>
+    <c:extLst>
+      <c:ext xmlns:c16r3="http://schemas.microsoft.com/office/drawing/2017/03/chart" uri="{56B9EC1D-385E-4148-901F-78D8002777C0}">
+        <c16r3:dataDisplayOptions16>
+          <c16r3:dispNaAsBlank val="1"/>
+        </c16r3:dataDisplayOptions16>
+      </c:ext>
+    </c:extLst>
+    <c:showDLblsOverMax val="0"/>
+  </c:chart>
+  <c:spPr>
+    <a:solidFill>
+      <a:schemeClr val="bg1"/>
+    </a:solidFill>
+    <a:ln w="9525" cap="flat" cmpd="sng" algn="ctr">
+      <a:solidFill>
+        <a:schemeClr val="tx1">
+          <a:lumMod val="15000"/>
+          <a:lumOff val="85000"/>
+        </a:schemeClr>
+      </a:solidFill>
+      <a:round/>
+    </a:ln>
+    <a:effectLst/>
+  </c:spPr>
+  <c:txPr>
+    <a:bodyPr/>
+    <a:lstStyle/>
+    <a:p>
+      <a:pPr>
+        <a:defRPr sz="900">
+          <a:latin typeface="Arial" panose="020B0604020202020204" pitchFamily="34" charset="0"/>
+          <a:cs typeface="Arial" panose="020B0604020202020204" pitchFamily="34" charset="0"/>
+        </a:defRPr>
+      </a:pPr>
+      <a:endParaRPr lang="en-US"/>
+    </a:p>
+  </c:txPr>
+  <c:externalData r:id="rId3">
+    <c:autoUpdate val="0"/>
+  </c:externalData>
+</c:chartSpace>
+</file>
+
+<file path=word/charts/chart2.xml><?xml version="1.0" encoding="utf-8"?>
+<c:chartSpace xmlns:c="http://schemas.openxmlformats.org/drawingml/2006/chart" xmlns:a="http://schemas.openxmlformats.org/drawingml/2006/main" xmlns:r="http://schemas.openxmlformats.org/officeDocument/2006/relationships" xmlns:c16r2="http://schemas.microsoft.com/office/drawing/2015/06/chart">
+  <c:date1904 val="0"/>
+  <c:lang val="en-US"/>
+  <c:roundedCorners val="0"/>
+  <mc:AlternateContent xmlns:mc="http://schemas.openxmlformats.org/markup-compatibility/2006">
+    <mc:Choice xmlns:c14="http://schemas.microsoft.com/office/drawing/2007/8/2/chart" Requires="c14">
+      <c14:style val="102"/>
+    </mc:Choice>
+    <mc:Fallback>
+      <c:style val="2"/>
+    </mc:Fallback>
+  </mc:AlternateContent>
+  <c:clrMapOvr bg1="lt1" tx1="dk1" bg2="lt2" tx2="dk2" accent1="accent1" accent2="accent2" accent3="accent3" accent4="accent4" accent5="accent5" accent6="accent6" hlink="hlink" folHlink="folHlink"/>
+  <c:chart>
+    <c:autoTitleDeleted val="1"/>
+    <c:view3D>
+      <c:rotX val="0"/>
+      <c:rotY val="20"/>
+      <c:rAngAx val="0"/>
+    </c:view3D>
+    <c:floor>
+      <c:thickness val="0"/>
+      <c:spPr>
+        <a:noFill/>
+        <a:ln>
+          <a:noFill/>
+        </a:ln>
+        <a:effectLst/>
+        <a:sp3d/>
+      </c:spPr>
+    </c:floor>
+    <c:sideWall>
+      <c:thickness val="0"/>
+      <c:spPr>
+        <a:noFill/>
+        <a:ln>
+          <a:noFill/>
+        </a:ln>
+        <a:effectLst/>
+        <a:sp3d/>
+      </c:spPr>
+    </c:sideWall>
+    <c:backWall>
+      <c:thickness val="0"/>
+      <c:spPr>
+        <a:noFill/>
+        <a:ln>
+          <a:noFill/>
+        </a:ln>
+        <a:effectLst/>
+        <a:sp3d/>
+      </c:spPr>
+    </c:backWall>
+    <c:plotArea>
+      <c:layout>
+        <c:manualLayout>
+          <c:layoutTarget val="inner"/>
+          <c:xMode val="edge"/>
+          <c:yMode val="edge"/>
+          <c:x val="4.9896502827934355E-2"/>
+          <c:y val="6.5589500610129275E-2"/>
+          <c:w val="0.9255953708235507"/>
+          <c:h val="0.75631508777561296"/>
+        </c:manualLayout>
+      </c:layout>
+      <c:bar3DChart>
+        <c:barDir val="col"/>
+        <c:grouping val="clustered"/>
+        <c:varyColors val="0"/>
+        <c:ser>
+          <c:idx val="0"/>
+          <c:order val="0"/>
+          <c:spPr>
+            <a:solidFill>
+              <a:srgbClr val="4472C4"/>
+            </a:solidFill>
+            <a:ln>
+              <a:noFill/>
+            </a:ln>
+            <a:effectLst/>
+            <a:sp3d/>
+          </c:spPr>
+          <c:invertIfNegative val="0"/>
+          <c:dLbls>
+            <c:spPr>
+              <a:noFill/>
+              <a:ln>
+                <a:noFill/>
+              </a:ln>
+              <a:effectLst/>
+            </c:spPr>
+            <c:txPr>
+              <a:bodyPr rot="0" spcFirstLastPara="1" vertOverflow="ellipsis" vert="horz" wrap="square" lIns="38100" tIns="19050" rIns="38100" bIns="19050" anchor="ctr" anchorCtr="1">
+                <a:spAutoFit/>
+              </a:bodyPr>
+              <a:lstStyle/>
+              <a:p>
+                <a:pPr>
+                  <a:defRPr sz="700" b="0" i="0" u="none" strike="noStrike" kern="1200" baseline="0">
+                    <a:solidFill>
+                      <a:schemeClr val="tx1">
+                        <a:lumMod val="75000"/>
+                        <a:lumOff val="25000"/>
+                      </a:schemeClr>
+                    </a:solidFill>
+                    <a:latin typeface="Arial" panose="020B0604020202020204" pitchFamily="34" charset="0"/>
+                    <a:ea typeface="+mn-ea"/>
+                    <a:cs typeface="Arial" panose="020B0604020202020204" pitchFamily="34" charset="0"/>
+                  </a:defRPr>
+                </a:pPr>
+                <a:endParaRPr lang="en-US"/>
+              </a:p>
+            </c:txPr>
+            <c:showLegendKey val="0"/>
+            <c:showVal val="1"/>
+            <c:showCatName val="0"/>
+            <c:showSerName val="0"/>
+            <c:showPercent val="0"/>
+            <c:showBubbleSize val="0"/>
+            <c:separator>
+</c:separator>
+            <c:showLeaderLines val="0"/>
+            <c:extLst>
+              <c:ext xmlns:c15="http://schemas.microsoft.com/office/drawing/2012/chart" uri="{CE6537A1-D6FC-4f65-9D91-7224C49458BB}">
+                <c15:showLeaderLines val="1"/>
+                <c15:leaderLines>
+                  <c:spPr>
+                    <a:ln w="9525" cap="flat" cmpd="sng" algn="ctr">
+                      <a:solidFill>
+                        <a:schemeClr val="tx1">
+                          <a:lumMod val="35000"/>
+                          <a:lumOff val="65000"/>
+                        </a:schemeClr>
+                      </a:solidFill>
+                      <a:round/>
+                    </a:ln>
+                    <a:effectLst/>
+                  </c:spPr>
+                </c15:leaderLines>
+              </c:ext>
+            </c:extLst>
+          </c:dLbls>
+          <c:cat>
+            <c:strRef>
+              <c:f>Гречанки!$A$6:$A$15</c:f>
+              <c:strCache>
+                <c:ptCount val="10"/>
+                <c:pt idx="0">
+                  <c:v>20-25 лет</c:v>
+                </c:pt>
+                <c:pt idx="1">
+                  <c:v>26-30 лет</c:v>
+                </c:pt>
+                <c:pt idx="2">
+                  <c:v>31-35 лет</c:v>
+                </c:pt>
+                <c:pt idx="3">
+                  <c:v>36-40  лет</c:v>
+                </c:pt>
+                <c:pt idx="4">
+                  <c:v>41-45 лет</c:v>
+                </c:pt>
+                <c:pt idx="5">
+                  <c:v>46-50 лет</c:v>
+                </c:pt>
+                <c:pt idx="6">
+                  <c:v>51-55 лет</c:v>
+                </c:pt>
+                <c:pt idx="7">
+                  <c:v>56-60 лет</c:v>
+                </c:pt>
+                <c:pt idx="8">
+                  <c:v>61-65 лет</c:v>
+                </c:pt>
+                <c:pt idx="9">
+                  <c:v>66-70 лет</c:v>
+                </c:pt>
+              </c:strCache>
+            </c:strRef>
+          </c:cat>
+          <c:val>
+            <c:numRef>
+              <c:f>Гречанки!$B$6:$B$15</c:f>
+              <c:numCache>
+                <c:formatCode>General</c:formatCode>
+                <c:ptCount val="10"/>
+                <c:pt idx="0">
+                  <c:v>16</c:v>
+                </c:pt>
+                <c:pt idx="1">
+                  <c:v>16</c:v>
+                </c:pt>
+                <c:pt idx="2">
+                  <c:v>22</c:v>
+                </c:pt>
+                <c:pt idx="3">
+                  <c:v>25</c:v>
+                </c:pt>
+                <c:pt idx="4">
+                  <c:v>19</c:v>
+                </c:pt>
+                <c:pt idx="5">
+                  <c:v>17</c:v>
+                </c:pt>
+                <c:pt idx="6">
+                  <c:v>14</c:v>
+                </c:pt>
+                <c:pt idx="7">
+                  <c:v>4</c:v>
+                </c:pt>
+                <c:pt idx="8">
+                  <c:v>3</c:v>
+                </c:pt>
+                <c:pt idx="9">
+                  <c:v>1</c:v>
+                </c:pt>
+              </c:numCache>
+            </c:numRef>
+          </c:val>
+          <c:extLst>
+            <c:ext xmlns:c16="http://schemas.microsoft.com/office/drawing/2014/chart" uri="{C3380CC4-5D6E-409C-BE32-E72D297353CC}">
+              <c16:uniqueId val="{00000000-EF34-452F-AF91-1B4E041ABE0F}"/>
+            </c:ext>
+          </c:extLst>
+        </c:ser>
+        <c:dLbls>
+          <c:showLegendKey val="0"/>
+          <c:showVal val="0"/>
+          <c:showCatName val="0"/>
+          <c:showSerName val="0"/>
+          <c:showPercent val="0"/>
+          <c:showBubbleSize val="0"/>
+        </c:dLbls>
+        <c:gapWidth val="83"/>
+        <c:shape val="box"/>
+        <c:axId val="904673775"/>
+        <c:axId val="904655055"/>
+        <c:axId val="0"/>
+      </c:bar3DChart>
+      <c:catAx>
+        <c:axId val="904673775"/>
+        <c:scaling>
+          <c:orientation val="minMax"/>
+        </c:scaling>
+        <c:delete val="0"/>
+        <c:axPos val="b"/>
+        <c:numFmt formatCode="General" sourceLinked="1"/>
+        <c:majorTickMark val="out"/>
+        <c:minorTickMark val="none"/>
+        <c:tickLblPos val="nextTo"/>
+        <c:spPr>
+          <a:noFill/>
+          <a:ln w="9525" cap="flat" cmpd="sng" algn="ctr">
+            <a:solidFill>
+              <a:schemeClr val="tx1">
+                <a:lumMod val="15000"/>
+                <a:lumOff val="85000"/>
+              </a:schemeClr>
+            </a:solidFill>
+            <a:round/>
+          </a:ln>
+          <a:effectLst/>
+        </c:spPr>
+        <c:txPr>
+          <a:bodyPr rot="0" spcFirstLastPara="1" vertOverflow="ellipsis" wrap="square" anchor="ctr" anchorCtr="1"/>
+          <a:lstStyle/>
+          <a:p>
+            <a:pPr>
+              <a:defRPr sz="1000" b="0" i="0" u="none" strike="noStrike" kern="1200" baseline="-10000">
+                <a:solidFill>
+                  <a:schemeClr val="tx1">
+                    <a:lumMod val="65000"/>
+                    <a:lumOff val="35000"/>
+                  </a:schemeClr>
+                </a:solidFill>
+                <a:latin typeface="Arial" panose="020B0604020202020204" pitchFamily="34" charset="0"/>
+                <a:ea typeface="+mn-ea"/>
+                <a:cs typeface="+mn-cs"/>
+              </a:defRPr>
+            </a:pPr>
+            <a:endParaRPr lang="en-US"/>
+          </a:p>
+        </c:txPr>
+        <c:crossAx val="904655055"/>
+        <c:crossesAt val="0"/>
+        <c:auto val="0"/>
+        <c:lblAlgn val="ctr"/>
+        <c:lblOffset val="100"/>
+        <c:noMultiLvlLbl val="0"/>
+      </c:catAx>
+      <c:valAx>
+        <c:axId val="904655055"/>
+        <c:scaling>
+          <c:orientation val="minMax"/>
+          <c:max val="26"/>
+        </c:scaling>
+        <c:delete val="1"/>
+        <c:axPos val="l"/>
+        <c:numFmt formatCode="General" sourceLinked="1"/>
+        <c:majorTickMark val="out"/>
+        <c:minorTickMark val="none"/>
+        <c:tickLblPos val="nextTo"/>
+        <c:crossAx val="904673775"/>
+        <c:crosses val="autoZero"/>
+        <c:crossBetween val="between"/>
+        <c:majorUnit val="2"/>
+        <c:minorUnit val="1"/>
+      </c:valAx>
+      <c:spPr>
+        <a:noFill/>
+        <a:ln>
+          <a:noFill/>
+        </a:ln>
+        <a:effectLst/>
+      </c:spPr>
+    </c:plotArea>
+    <c:plotVisOnly val="1"/>
+    <c:dispBlanksAs val="gap"/>
+    <c:extLst>
+      <c:ext xmlns:c16r3="http://schemas.microsoft.com/office/drawing/2017/03/chart" uri="{56B9EC1D-385E-4148-901F-78D8002777C0}">
+        <c16r3:dataDisplayOptions16>
+          <c16r3:dispNaAsBlank val="1"/>
+        </c16r3:dataDisplayOptions16>
+      </c:ext>
+    </c:extLst>
+    <c:showDLblsOverMax val="0"/>
+  </c:chart>
+  <c:spPr>
+    <a:solidFill>
+      <a:schemeClr val="bg1"/>
+    </a:solidFill>
+    <a:ln w="9525" cap="flat" cmpd="sng" algn="ctr">
+      <a:solidFill>
+        <a:schemeClr val="tx1">
+          <a:lumMod val="15000"/>
+          <a:lumOff val="85000"/>
+        </a:schemeClr>
+      </a:solidFill>
+      <a:round/>
+    </a:ln>
+    <a:effectLst/>
+  </c:spPr>
+  <c:txPr>
+    <a:bodyPr/>
+    <a:lstStyle/>
+    <a:p>
+      <a:pPr>
+        <a:defRPr/>
+      </a:pPr>
+      <a:endParaRPr lang="en-US"/>
+    </a:p>
+  </c:txPr>
+  <c:externalData r:id="rId4">
+    <c:autoUpdate val="0"/>
+  </c:externalData>
+</c:chartSpace>
+</file>
+
+<file path=word/charts/colors1.xml><?xml version="1.0" encoding="utf-8"?>
+<cs:colorStyle xmlns:cs="http://schemas.microsoft.com/office/drawing/2012/chartStyle" xmlns:a="http://schemas.openxmlformats.org/drawingml/2006/main" meth="cycle" id="10">
+  <a:schemeClr val="accent1"/>
+  <a:schemeClr val="accent2"/>
+  <a:schemeClr val="accent3"/>
+  <a:schemeClr val="accent4"/>
+  <a:schemeClr val="accent5"/>
+  <a:schemeClr val="accent6"/>
+  <cs:variation/>
+  <cs:variation>
+    <a:lumMod val="60000"/>
+  </cs:variation>
+  <cs:variation>
+    <a:lumMod val="80000"/>
+    <a:lumOff val="20000"/>
+  </cs:variation>
+  <cs:variation>
+    <a:lumMod val="80000"/>
+  </cs:variation>
+  <cs:variation>
+    <a:lumMod val="60000"/>
+    <a:lumOff val="40000"/>
+  </cs:variation>
+  <cs:variation>
+    <a:lumMod val="50000"/>
+  </cs:variation>
+  <cs:variation>
+    <a:lumMod val="70000"/>
+    <a:lumOff val="30000"/>
+  </cs:variation>
+  <cs:variation>
+    <a:lumMod val="70000"/>
+  </cs:variation>
+  <cs:variation>
+    <a:lumMod val="50000"/>
+    <a:lumOff val="50000"/>
+  </cs:variation>
+</cs:colorStyle>
+</file>
+
+<file path=word/charts/colors2.xml><?xml version="1.0" encoding="utf-8"?>
+<cs:colorStyle xmlns:cs="http://schemas.microsoft.com/office/drawing/2012/chartStyle" xmlns:a="http://schemas.openxmlformats.org/drawingml/2006/main" meth="cycle" id="10">
+  <a:schemeClr val="accent1"/>
+  <a:schemeClr val="accent2"/>
+  <a:schemeClr val="accent3"/>
+  <a:schemeClr val="accent4"/>
+  <a:schemeClr val="accent5"/>
+  <a:schemeClr val="accent6"/>
+  <cs:variation/>
+  <cs:variation>
+    <a:lumMod val="60000"/>
+  </cs:variation>
+  <cs:variation>
+    <a:lumMod val="80000"/>
+    <a:lumOff val="20000"/>
+  </cs:variation>
+  <cs:variation>
+    <a:lumMod val="80000"/>
+  </cs:variation>
+  <cs:variation>
+    <a:lumMod val="60000"/>
+    <a:lumOff val="40000"/>
+  </cs:variation>
+  <cs:variation>
+    <a:lumMod val="50000"/>
+  </cs:variation>
+  <cs:variation>
+    <a:lumMod val="70000"/>
+    <a:lumOff val="30000"/>
+  </cs:variation>
+  <cs:variation>
+    <a:lumMod val="70000"/>
+  </cs:variation>
+  <cs:variation>
+    <a:lumMod val="50000"/>
+    <a:lumOff val="50000"/>
+  </cs:variation>
+</cs:colorStyle>
+</file>
+
+<file path=word/charts/style1.xml><?xml version="1.0" encoding="utf-8"?>
+<cs:chartStyle xmlns:cs="http://schemas.microsoft.com/office/drawing/2012/chartStyle" xmlns:a="http://schemas.openxmlformats.org/drawingml/2006/main" id="332">
+  <cs:axisTitle>
+    <cs:lnRef idx="0"/>
+    <cs:fillRef idx="0"/>
+    <cs:effectRef idx="0"/>
+    <cs:fontRef idx="minor">
+      <a:schemeClr val="tx1">
+        <a:lumMod val="65000"/>
+        <a:lumOff val="35000"/>
+      </a:schemeClr>
+    </cs:fontRef>
+    <cs:defRPr sz="1000" kern="1200"/>
+  </cs:axisTitle>
+  <cs:categoryAxis>
+    <cs:lnRef idx="0"/>
+    <cs:fillRef idx="0"/>
+    <cs:effectRef idx="0"/>
+    <cs:fontRef idx="minor">
+      <a:schemeClr val="tx1">
+        <a:lumMod val="65000"/>
+        <a:lumOff val="35000"/>
+      </a:schemeClr>
+    </cs:fontRef>
+    <cs:spPr>
+      <a:ln w="9525" cap="flat" cmpd="sng" algn="ctr">
+        <a:solidFill>
+          <a:schemeClr val="tx1">
+            <a:lumMod val="15000"/>
+            <a:lumOff val="85000"/>
+          </a:schemeClr>
+        </a:solidFill>
+        <a:round/>
+      </a:ln>
+    </cs:spPr>
+    <cs:defRPr sz="900" kern="1200"/>
+  </cs:categoryAxis>
+  <cs:chartArea mods="allowNoFillOverride allowNoLineOverride">
+    <cs:lnRef idx="0"/>
+    <cs:fillRef idx="0"/>
+    <cs:effectRef idx="0"/>
+    <cs:fontRef idx="minor">
+      <a:schemeClr val="tx1"/>
+    </cs:fontRef>
+    <cs:spPr>
+      <a:solidFill>
+        <a:schemeClr val="bg1"/>
+      </a:solidFill>
+      <a:ln w="9525" cap="flat" cmpd="sng" algn="ctr">
+        <a:solidFill>
+          <a:schemeClr val="tx1">
+            <a:lumMod val="15000"/>
+            <a:lumOff val="85000"/>
+          </a:schemeClr>
+        </a:solidFill>
+        <a:round/>
+      </a:ln>
+    </cs:spPr>
+    <cs:defRPr sz="1000" kern="1200"/>
+  </cs:chartArea>
+  <cs:dataLabel>
+    <cs:lnRef idx="0"/>
+    <cs:fillRef idx="0"/>
+    <cs:effectRef idx="0"/>
+    <cs:fontRef idx="minor">
+      <a:schemeClr val="tx1">
+        <a:lumMod val="75000"/>
+        <a:lumOff val="25000"/>
+      </a:schemeClr>
+    </cs:fontRef>
+    <cs:defRPr sz="900" kern="1200"/>
+  </cs:dataLabel>
+  <cs:dataLabelCallout>
+    <cs:lnRef idx="0"/>
+    <cs:fillRef idx="0"/>
+    <cs:effectRef idx="0"/>
+    <cs:fontRef idx="minor">
+      <a:schemeClr val="dk1">
+        <a:lumMod val="65000"/>
+        <a:lumOff val="35000"/>
+      </a:schemeClr>
+    </cs:fontRef>
+    <cs:spPr>
+      <a:solidFill>
+        <a:schemeClr val="lt1"/>
+      </a:solidFill>
+      <a:ln>
+        <a:solidFill>
+          <a:schemeClr val="dk1">
+            <a:lumMod val="25000"/>
+            <a:lumOff val="75000"/>
+          </a:schemeClr>
+        </a:solidFill>
+      </a:ln>
+    </cs:spPr>
+    <cs:defRPr sz="900" kern="1200"/>
+    <cs:bodyPr rot="0" spcFirstLastPara="1" vertOverflow="clip" horzOverflow="clip" vert="horz" wrap="square" lIns="36576" tIns="18288" rIns="36576" bIns="18288" anchor="ctr" anchorCtr="1">
+      <a:spAutoFit/>
+    </cs:bodyPr>
+  </cs:dataLabelCallout>
+  <cs:dataPoint>
+    <cs:lnRef idx="0"/>
+    <cs:fillRef idx="1">
+      <cs:styleClr val="auto"/>
+    </cs:fillRef>
+    <cs:effectRef idx="0"/>
+    <cs:fontRef idx="minor">
+      <a:schemeClr val="tx1"/>
+    </cs:fontRef>
+  </cs:dataPoint>
+  <cs:dataPoint3D>
+    <cs:lnRef idx="0"/>
+    <cs:fillRef idx="1">
+      <cs:styleClr val="auto"/>
+    </cs:fillRef>
+    <cs:effectRef idx="0"/>
+    <cs:fontRef idx="minor">
+      <a:schemeClr val="tx1"/>
+    </cs:fontRef>
+  </cs:dataPoint3D>
+  <cs:dataPointLine>
+    <cs:lnRef idx="0">
+      <cs:styleClr val="auto"/>
+    </cs:lnRef>
+    <cs:fillRef idx="1"/>
+    <cs:effectRef idx="0"/>
+    <cs:fontRef idx="minor">
+      <a:schemeClr val="tx1"/>
+    </cs:fontRef>
+    <cs:spPr>
+      <a:ln w="28575" cap="rnd">
+        <a:solidFill>
+          <a:schemeClr val="phClr"/>
+        </a:solidFill>
+        <a:round/>
+      </a:ln>
+    </cs:spPr>
+  </cs:dataPointLine>
+  <cs:dataPointMarker>
+    <cs:lnRef idx="0">
+      <cs:styleClr val="auto"/>
+    </cs:lnRef>
+    <cs:fillRef idx="1">
+      <cs:styleClr val="auto"/>
+    </cs:fillRef>
+    <cs:effectRef idx="0"/>
+    <cs:fontRef idx="minor">
+      <a:schemeClr val="tx1"/>
+    </cs:fontRef>
+    <cs:spPr>
+      <a:ln w="9525">
+        <a:solidFill>
+          <a:schemeClr val="phClr"/>
+        </a:solidFill>
+      </a:ln>
+    </cs:spPr>
+  </cs:dataPointMarker>
+  <cs:dataPointMarkerLayout symbol="circle" size="5"/>
+  <cs:dataPointWireframe>
+    <cs:lnRef idx="0">
+      <cs:styleClr val="auto"/>
+    </cs:lnRef>
+    <cs:fillRef idx="1"/>
+    <cs:effectRef idx="0"/>
+    <cs:fontRef idx="minor">
+      <a:schemeClr val="tx1"/>
+    </cs:fontRef>
+    <cs:spPr>
+      <a:ln w="9525" cap="rnd">
+        <a:solidFill>
+          <a:schemeClr val="phClr"/>
+        </a:solidFill>
+        <a:round/>
+      </a:ln>
+    </cs:spPr>
+  </cs:dataPointWireframe>
+  <cs:dataTable>
+    <cs:lnRef idx="0"/>
+    <cs:fillRef idx="0"/>
+    <cs:effectRef idx="0"/>
+    <cs:fontRef idx="minor">
+      <a:schemeClr val="tx1">
+        <a:lumMod val="65000"/>
+        <a:lumOff val="35000"/>
+      </a:schemeClr>
+    </cs:fontRef>
+    <cs:spPr>
+      <a:noFill/>
+      <a:ln w="9525" cap="flat" cmpd="sng" algn="ctr">
+        <a:solidFill>
+          <a:schemeClr val="tx1">
+            <a:lumMod val="15000"/>
+            <a:lumOff val="85000"/>
+          </a:schemeClr>
+        </a:solidFill>
+        <a:round/>
+      </a:ln>
+    </cs:spPr>
+    <cs:defRPr sz="900" kern="1200"/>
+  </cs:dataTable>
+  <cs:downBar>
+    <cs:lnRef idx="0"/>
+    <cs:fillRef idx="0"/>
+    <cs:effectRef idx="0"/>
+    <cs:fontRef idx="minor">
+      <a:schemeClr val="dk1"/>
+    </cs:fontRef>
+    <cs:spPr>
+      <a:solidFill>
+        <a:schemeClr val="dk1">
+          <a:lumMod val="65000"/>
+          <a:lumOff val="35000"/>
+        </a:schemeClr>
+      </a:solidFill>
+      <a:ln w="9525">
+        <a:solidFill>
+          <a:schemeClr val="tx1">
+            <a:lumMod val="65000"/>
+            <a:lumOff val="35000"/>
+          </a:schemeClr>
+        </a:solidFill>
+      </a:ln>
+    </cs:spPr>
+  </cs:downBar>
+  <cs:dropLine>
+    <cs:lnRef idx="0"/>
+    <cs:fillRef idx="0"/>
+    <cs:effectRef idx="0"/>
+    <cs:fontRef idx="minor">
+      <a:schemeClr val="tx1"/>
+    </cs:fontRef>
+    <cs:spPr>
+      <a:ln w="9525" cap="flat" cmpd="sng" algn="ctr">
+        <a:solidFill>
+          <a:schemeClr val="tx1">
+            <a:lumMod val="35000"/>
+            <a:lumOff val="65000"/>
+          </a:schemeClr>
+        </a:solidFill>
+        <a:round/>
+      </a:ln>
+    </cs:spPr>
+  </cs:dropLine>
+  <cs:errorBar>
+    <cs:lnRef idx="0"/>
+    <cs:fillRef idx="0"/>
+    <cs:effectRef idx="0"/>
+    <cs:fontRef idx="minor">
+      <a:schemeClr val="tx1"/>
+    </cs:fontRef>
+    <cs:spPr>
+      <a:ln w="9525" cap="flat" cmpd="sng" algn="ctr">
+        <a:solidFill>
+          <a:schemeClr val="tx1">
+            <a:lumMod val="65000"/>
+            <a:lumOff val="35000"/>
+          </a:schemeClr>
+        </a:solidFill>
+        <a:round/>
+      </a:ln>
+    </cs:spPr>
+  </cs:errorBar>
+  <cs:floor>
+    <cs:lnRef idx="0"/>
+    <cs:fillRef idx="0"/>
+    <cs:effectRef idx="0"/>
+    <cs:fontRef idx="minor">
+      <a:schemeClr val="tx1"/>
+    </cs:fontRef>
+    <cs:spPr>
+      <a:noFill/>
+      <a:ln>
+        <a:noFill/>
+      </a:ln>
+    </cs:spPr>
+  </cs:floor>
+  <cs:gridlineMajor>
+    <cs:lnRef idx="0"/>
+    <cs:fillRef idx="0"/>
+    <cs:effectRef idx="0"/>
+    <cs:fontRef idx="minor">
+      <a:schemeClr val="tx1"/>
+    </cs:fontRef>
+    <cs:spPr>
+      <a:ln w="9525" cap="flat" cmpd="sng" algn="ctr">
+        <a:solidFill>
+          <a:schemeClr val="tx1">
+            <a:lumMod val="15000"/>
+            <a:lumOff val="85000"/>
+          </a:schemeClr>
+        </a:solidFill>
+        <a:round/>
+      </a:ln>
+    </cs:spPr>
+  </cs:gridlineMajor>
+  <cs:gridlineMinor>
+    <cs:lnRef idx="0"/>
+    <cs:fillRef idx="0"/>
+    <cs:effectRef idx="0"/>
+    <cs:fontRef idx="minor">
+      <a:schemeClr val="tx1"/>
+    </cs:fontRef>
+    <cs:spPr>
+      <a:ln w="9525" cap="flat" cmpd="sng" algn="ctr">
+        <a:solidFill>
+          <a:schemeClr val="tx1">
+            <a:lumMod val="5000"/>
+            <a:lumOff val="95000"/>
+          </a:schemeClr>
+        </a:solidFill>
+        <a:round/>
+      </a:ln>
+    </cs:spPr>
+  </cs:gridlineMinor>
+  <cs:hiLoLine>
+    <cs:lnRef idx="0"/>
+    <cs:fillRef idx="0"/>
+    <cs:effectRef idx="0"/>
+    <cs:fontRef idx="minor">
+      <a:schemeClr val="tx1"/>
+    </cs:fontRef>
+    <cs:spPr>
+      <a:ln w="9525" cap="flat" cmpd="sng" algn="ctr">
+        <a:solidFill>
+          <a:schemeClr val="tx1">
+            <a:lumMod val="75000"/>
+            <a:lumOff val="25000"/>
+          </a:schemeClr>
+        </a:solidFill>
+        <a:round/>
+      </a:ln>
+    </cs:spPr>
+  </cs:hiLoLine>
+  <cs:leaderLine>
+    <cs:lnRef idx="0"/>
+    <cs:fillRef idx="0"/>
+    <cs:effectRef idx="0"/>
+    <cs:fontRef idx="minor">
+      <a:schemeClr val="tx1"/>
+    </cs:fontRef>
+    <cs:spPr>
+      <a:ln w="9525" cap="flat" cmpd="sng" algn="ctr">
+        <a:solidFill>
+          <a:schemeClr val="tx1">
+            <a:lumMod val="35000"/>
+            <a:lumOff val="65000"/>
+          </a:schemeClr>
+        </a:solidFill>
+        <a:round/>
+      </a:ln>
+    </cs:spPr>
+  </cs:leaderLine>
+  <cs:legend>
+    <cs:lnRef idx="0"/>
+    <cs:fillRef idx="0"/>
+    <cs:effectRef idx="0"/>
+    <cs:fontRef idx="minor">
+      <a:schemeClr val="tx1">
+        <a:lumMod val="65000"/>
+        <a:lumOff val="35000"/>
+      </a:schemeClr>
+    </cs:fontRef>
+    <cs:defRPr sz="900" kern="1200"/>
+  </cs:legend>
+  <cs:plotArea mods="allowNoFillOverride allowNoLineOverride">
+    <cs:lnRef idx="0"/>
+    <cs:fillRef idx="0"/>
+    <cs:effectRef idx="0"/>
+    <cs:fontRef idx="minor">
+      <a:schemeClr val="tx1"/>
+    </cs:fontRef>
+  </cs:plotArea>
+  <cs:plotArea3D mods="allowNoFillOverride allowNoLineOverride">
+    <cs:lnRef idx="0"/>
+    <cs:fillRef idx="0"/>
+    <cs:effectRef idx="0"/>
+    <cs:fontRef idx="minor">
+      <a:schemeClr val="tx1"/>
+    </cs:fontRef>
+  </cs:plotArea3D>
+  <cs:seriesAxis>
+    <cs:lnRef idx="0"/>
+    <cs:fillRef idx="0"/>
+    <cs:effectRef idx="0"/>
+    <cs:fontRef idx="minor">
+      <a:schemeClr val="tx1">
+        <a:lumMod val="65000"/>
+        <a:lumOff val="35000"/>
+      </a:schemeClr>
+    </cs:fontRef>
+    <cs:defRPr sz="900" kern="1200"/>
+  </cs:seriesAxis>
+  <cs:seriesLine>
+    <cs:lnRef idx="0"/>
+    <cs:fillRef idx="0"/>
+    <cs:effectRef idx="0"/>
+    <cs:fontRef idx="minor">
+      <a:schemeClr val="tx1"/>
+    </cs:fontRef>
+    <cs:spPr>
+      <a:ln w="9525" cap="flat" cmpd="sng" algn="ctr">
+        <a:solidFill>
+          <a:schemeClr val="tx1">
+            <a:lumMod val="35000"/>
+            <a:lumOff val="65000"/>
+          </a:schemeClr>
+        </a:solidFill>
+        <a:round/>
+      </a:ln>
+    </cs:spPr>
+  </cs:seriesLine>
+  <cs:title>
+    <cs:lnRef idx="0"/>
+    <cs:fillRef idx="0"/>
+    <cs:effectRef idx="0"/>
+    <cs:fontRef idx="minor">
+      <a:schemeClr val="tx1">
+        <a:lumMod val="65000"/>
+        <a:lumOff val="35000"/>
+      </a:schemeClr>
+    </cs:fontRef>
+    <cs:defRPr sz="1400" b="0" kern="1200" spc="0" baseline="0"/>
+  </cs:title>
+  <cs:trendline>
+    <cs:lnRef idx="0">
+      <cs:styleClr val="auto"/>
+    </cs:lnRef>
+    <cs:fillRef idx="0"/>
+    <cs:effectRef idx="0"/>
+    <cs:fontRef idx="minor">
+      <a:schemeClr val="tx1"/>
+    </cs:fontRef>
+    <cs:spPr>
+      <a:ln w="19050" cap="rnd">
+        <a:solidFill>
+          <a:schemeClr val="phClr"/>
+        </a:solidFill>
+        <a:prstDash val="sysDot"/>
+      </a:ln>
+    </cs:spPr>
+  </cs:trendline>
+  <cs:trendlineLabel>
+    <cs:lnRef idx="0"/>
+    <cs:fillRef idx="0"/>
+    <cs:effectRef idx="0"/>
+    <cs:fontRef idx="minor">
+      <a:schemeClr val="tx1">
+        <a:lumMod val="65000"/>
+        <a:lumOff val="35000"/>
+      </a:schemeClr>
+    </cs:fontRef>
+    <cs:defRPr sz="900" kern="1200"/>
+  </cs:trendlineLabel>
+  <cs:upBar>
+    <cs:lnRef idx="0"/>
+    <cs:fillRef idx="0"/>
+    <cs:effectRef idx="0"/>
+    <cs:fontRef idx="minor">
+      <a:schemeClr val="dk1"/>
+    </cs:fontRef>
+    <cs:spPr>
+      <a:solidFill>
+        <a:schemeClr val="lt1"/>
+      </a:solidFill>
+      <a:ln w="9525">
+        <a:solidFill>
+          <a:schemeClr val="tx1">
+            <a:lumMod val="15000"/>
+            <a:lumOff val="85000"/>
+          </a:schemeClr>
+        </a:solidFill>
+      </a:ln>
+    </cs:spPr>
+  </cs:upBar>
+  <cs:valueAxis>
+    <cs:lnRef idx="0"/>
+    <cs:fillRef idx="0"/>
+    <cs:effectRef idx="0"/>
+    <cs:fontRef idx="minor">
+      <a:schemeClr val="tx1">
+        <a:lumMod val="65000"/>
+        <a:lumOff val="35000"/>
+      </a:schemeClr>
+    </cs:fontRef>
+    <cs:defRPr sz="900" kern="1200"/>
+  </cs:valueAxis>
+  <cs:wall>
+    <cs:lnRef idx="0"/>
+    <cs:fillRef idx="0"/>
+    <cs:effectRef idx="0"/>
+    <cs:fontRef idx="minor">
+      <a:schemeClr val="tx1"/>
+    </cs:fontRef>
+    <cs:spPr>
+      <a:noFill/>
+      <a:ln>
+        <a:noFill/>
+      </a:ln>
+    </cs:spPr>
+  </cs:wall>
+</cs:chartStyle>
+</file>
+
+<file path=word/charts/style2.xml><?xml version="1.0" encoding="utf-8"?>
+<cs:chartStyle xmlns:cs="http://schemas.microsoft.com/office/drawing/2012/chartStyle" xmlns:a="http://schemas.openxmlformats.org/drawingml/2006/main" id="332">
+  <cs:axisTitle>
+    <cs:lnRef idx="0"/>
+    <cs:fillRef idx="0"/>
+    <cs:effectRef idx="0"/>
+    <cs:fontRef idx="minor">
+      <a:schemeClr val="tx1">
+        <a:lumMod val="65000"/>
+        <a:lumOff val="35000"/>
+      </a:schemeClr>
+    </cs:fontRef>
+    <cs:defRPr sz="1000" kern="1200"/>
+  </cs:axisTitle>
+  <cs:categoryAxis>
+    <cs:lnRef idx="0"/>
+    <cs:fillRef idx="0"/>
+    <cs:effectRef idx="0"/>
+    <cs:fontRef idx="minor">
+      <a:schemeClr val="tx1">
+        <a:lumMod val="65000"/>
+        <a:lumOff val="35000"/>
+      </a:schemeClr>
+    </cs:fontRef>
+    <cs:spPr>
+      <a:ln w="9525" cap="flat" cmpd="sng" algn="ctr">
+        <a:solidFill>
+          <a:schemeClr val="tx1">
+            <a:lumMod val="15000"/>
+            <a:lumOff val="85000"/>
+          </a:schemeClr>
+        </a:solidFill>
+        <a:round/>
+      </a:ln>
+    </cs:spPr>
+    <cs:defRPr sz="900" kern="1200"/>
+  </cs:categoryAxis>
+  <cs:chartArea mods="allowNoFillOverride allowNoLineOverride">
+    <cs:lnRef idx="0"/>
+    <cs:fillRef idx="0"/>
+    <cs:effectRef idx="0"/>
+    <cs:fontRef idx="minor">
+      <a:schemeClr val="tx1"/>
+    </cs:fontRef>
+    <cs:spPr>
+      <a:solidFill>
+        <a:schemeClr val="bg1"/>
+      </a:solidFill>
+      <a:ln w="9525" cap="flat" cmpd="sng" algn="ctr">
+        <a:solidFill>
+          <a:schemeClr val="tx1">
+            <a:lumMod val="15000"/>
+            <a:lumOff val="85000"/>
+          </a:schemeClr>
+        </a:solidFill>
+        <a:round/>
+      </a:ln>
+    </cs:spPr>
+    <cs:defRPr sz="1000" kern="1200"/>
+  </cs:chartArea>
+  <cs:dataLabel>
+    <cs:lnRef idx="0"/>
+    <cs:fillRef idx="0"/>
+    <cs:effectRef idx="0"/>
+    <cs:fontRef idx="minor">
+      <a:schemeClr val="tx1">
+        <a:lumMod val="75000"/>
+        <a:lumOff val="25000"/>
+      </a:schemeClr>
+    </cs:fontRef>
+    <cs:defRPr sz="900" kern="1200"/>
+  </cs:dataLabel>
+  <cs:dataLabelCallout>
+    <cs:lnRef idx="0"/>
+    <cs:fillRef idx="0"/>
+    <cs:effectRef idx="0"/>
+    <cs:fontRef idx="minor">
+      <a:schemeClr val="dk1">
+        <a:lumMod val="65000"/>
+        <a:lumOff val="35000"/>
+      </a:schemeClr>
+    </cs:fontRef>
+    <cs:spPr>
+      <a:solidFill>
+        <a:schemeClr val="lt1"/>
+      </a:solidFill>
+      <a:ln>
+        <a:solidFill>
+          <a:schemeClr val="dk1">
+            <a:lumMod val="25000"/>
+            <a:lumOff val="75000"/>
+          </a:schemeClr>
+        </a:solidFill>
+      </a:ln>
+    </cs:spPr>
+    <cs:defRPr sz="900" kern="1200"/>
+    <cs:bodyPr rot="0" spcFirstLastPara="1" vertOverflow="clip" horzOverflow="clip" vert="horz" wrap="square" lIns="36576" tIns="18288" rIns="36576" bIns="18288" anchor="ctr" anchorCtr="1">
+      <a:spAutoFit/>
+    </cs:bodyPr>
+  </cs:dataLabelCallout>
+  <cs:dataPoint>
+    <cs:lnRef idx="0"/>
+    <cs:fillRef idx="1">
+      <cs:styleClr val="auto"/>
+    </cs:fillRef>
+    <cs:effectRef idx="0"/>
+    <cs:fontRef idx="minor">
+      <a:schemeClr val="tx1"/>
+    </cs:fontRef>
+  </cs:dataPoint>
+  <cs:dataPoint3D>
+    <cs:lnRef idx="0"/>
+    <cs:fillRef idx="1">
+      <cs:styleClr val="auto"/>
+    </cs:fillRef>
+    <cs:effectRef idx="0"/>
+    <cs:fontRef idx="minor">
+      <a:schemeClr val="tx1"/>
+    </cs:fontRef>
+  </cs:dataPoint3D>
+  <cs:dataPointLine>
+    <cs:lnRef idx="0">
+      <cs:styleClr val="auto"/>
+    </cs:lnRef>
+    <cs:fillRef idx="1"/>
+    <cs:effectRef idx="0"/>
+    <cs:fontRef idx="minor">
+      <a:schemeClr val="tx1"/>
+    </cs:fontRef>
+    <cs:spPr>
+      <a:ln w="28575" cap="rnd">
+        <a:solidFill>
+          <a:schemeClr val="phClr"/>
+        </a:solidFill>
+        <a:round/>
+      </a:ln>
+    </cs:spPr>
+  </cs:dataPointLine>
+  <cs:dataPointMarker>
+    <cs:lnRef idx="0">
+      <cs:styleClr val="auto"/>
+    </cs:lnRef>
+    <cs:fillRef idx="1">
+      <cs:styleClr val="auto"/>
+    </cs:fillRef>
+    <cs:effectRef idx="0"/>
+    <cs:fontRef idx="minor">
+      <a:schemeClr val="tx1"/>
+    </cs:fontRef>
+    <cs:spPr>
+      <a:ln w="9525">
+        <a:solidFill>
+          <a:schemeClr val="phClr"/>
+        </a:solidFill>
+      </a:ln>
+    </cs:spPr>
+  </cs:dataPointMarker>
+  <cs:dataPointMarkerLayout symbol="circle" size="5"/>
+  <cs:dataPointWireframe>
+    <cs:lnRef idx="0">
+      <cs:styleClr val="auto"/>
+    </cs:lnRef>
+    <cs:fillRef idx="1"/>
+    <cs:effectRef idx="0"/>
+    <cs:fontRef idx="minor">
+      <a:schemeClr val="tx1"/>
+    </cs:fontRef>
+    <cs:spPr>
+      <a:ln w="9525" cap="rnd">
+        <a:solidFill>
+          <a:schemeClr val="phClr"/>
+        </a:solidFill>
+        <a:round/>
+      </a:ln>
+    </cs:spPr>
+  </cs:dataPointWireframe>
+  <cs:dataTable>
+    <cs:lnRef idx="0"/>
+    <cs:fillRef idx="0"/>
+    <cs:effectRef idx="0"/>
+    <cs:fontRef idx="minor">
+      <a:schemeClr val="tx1">
+        <a:lumMod val="65000"/>
+        <a:lumOff val="35000"/>
+      </a:schemeClr>
+    </cs:fontRef>
+    <cs:spPr>
+      <a:noFill/>
+      <a:ln w="9525" cap="flat" cmpd="sng" algn="ctr">
+        <a:solidFill>
+          <a:schemeClr val="tx1">
+            <a:lumMod val="15000"/>
+            <a:lumOff val="85000"/>
+          </a:schemeClr>
+        </a:solidFill>
+        <a:round/>
+      </a:ln>
+    </cs:spPr>
+    <cs:defRPr sz="900" kern="1200"/>
+  </cs:dataTable>
+  <cs:downBar>
+    <cs:lnRef idx="0"/>
+    <cs:fillRef idx="0"/>
+    <cs:effectRef idx="0"/>
+    <cs:fontRef idx="minor">
+      <a:schemeClr val="dk1"/>
+    </cs:fontRef>
+    <cs:spPr>
+      <a:solidFill>
+        <a:schemeClr val="dk1">
+          <a:lumMod val="65000"/>
+          <a:lumOff val="35000"/>
+        </a:schemeClr>
+      </a:solidFill>
+      <a:ln w="9525">
+        <a:solidFill>
+          <a:schemeClr val="tx1">
+            <a:lumMod val="65000"/>
+            <a:lumOff val="35000"/>
+          </a:schemeClr>
+        </a:solidFill>
+      </a:ln>
+    </cs:spPr>
+  </cs:downBar>
+  <cs:dropLine>
+    <cs:lnRef idx="0"/>
+    <cs:fillRef idx="0"/>
+    <cs:effectRef idx="0"/>
+    <cs:fontRef idx="minor">
+      <a:schemeClr val="tx1"/>
+    </cs:fontRef>
+    <cs:spPr>
+      <a:ln w="9525" cap="flat" cmpd="sng" algn="ctr">
+        <a:solidFill>
+          <a:schemeClr val="tx1">
+            <a:lumMod val="35000"/>
+            <a:lumOff val="65000"/>
+          </a:schemeClr>
+        </a:solidFill>
+        <a:round/>
+      </a:ln>
+    </cs:spPr>
+  </cs:dropLine>
+  <cs:errorBar>
+    <cs:lnRef idx="0"/>
+    <cs:fillRef idx="0"/>
+    <cs:effectRef idx="0"/>
+    <cs:fontRef idx="minor">
+      <a:schemeClr val="tx1"/>
+    </cs:fontRef>
+    <cs:spPr>
+      <a:ln w="9525" cap="flat" cmpd="sng" algn="ctr">
+        <a:solidFill>
+          <a:schemeClr val="tx1">
+            <a:lumMod val="65000"/>
+            <a:lumOff val="35000"/>
+          </a:schemeClr>
+        </a:solidFill>
+        <a:round/>
+      </a:ln>
+    </cs:spPr>
+  </cs:errorBar>
+  <cs:floor>
+    <cs:lnRef idx="0"/>
+    <cs:fillRef idx="0"/>
+    <cs:effectRef idx="0"/>
+    <cs:fontRef idx="minor">
+      <a:schemeClr val="tx1"/>
+    </cs:fontRef>
+    <cs:spPr>
+      <a:noFill/>
+      <a:ln>
+        <a:noFill/>
+      </a:ln>
+    </cs:spPr>
+  </cs:floor>
+  <cs:gridlineMajor>
+    <cs:lnRef idx="0"/>
+    <cs:fillRef idx="0"/>
+    <cs:effectRef idx="0"/>
+    <cs:fontRef idx="minor">
+      <a:schemeClr val="tx1"/>
+    </cs:fontRef>
+    <cs:spPr>
+      <a:ln w="9525" cap="flat" cmpd="sng" algn="ctr">
+        <a:solidFill>
+          <a:schemeClr val="tx1">
+            <a:lumMod val="15000"/>
+            <a:lumOff val="85000"/>
+          </a:schemeClr>
+        </a:solidFill>
+        <a:round/>
+      </a:ln>
+    </cs:spPr>
+  </cs:gridlineMajor>
+  <cs:gridlineMinor>
+    <cs:lnRef idx="0"/>
+    <cs:fillRef idx="0"/>
+    <cs:effectRef idx="0"/>
+    <cs:fontRef idx="minor">
+      <a:schemeClr val="tx1"/>
+    </cs:fontRef>
+    <cs:spPr>
+      <a:ln w="9525" cap="flat" cmpd="sng" algn="ctr">
+        <a:solidFill>
+          <a:schemeClr val="tx1">
+            <a:lumMod val="5000"/>
+            <a:lumOff val="95000"/>
+          </a:schemeClr>
+        </a:solidFill>
+        <a:round/>
+      </a:ln>
+    </cs:spPr>
+  </cs:gridlineMinor>
+  <cs:hiLoLine>
+    <cs:lnRef idx="0"/>
+    <cs:fillRef idx="0"/>
+    <cs:effectRef idx="0"/>
+    <cs:fontRef idx="minor">
+      <a:schemeClr val="tx1"/>
+    </cs:fontRef>
+    <cs:spPr>
+      <a:ln w="9525" cap="flat" cmpd="sng" algn="ctr">
+        <a:solidFill>
+          <a:schemeClr val="tx1">
+            <a:lumMod val="75000"/>
+            <a:lumOff val="25000"/>
+          </a:schemeClr>
+        </a:solidFill>
+        <a:round/>
+      </a:ln>
+    </cs:spPr>
+  </cs:hiLoLine>
+  <cs:leaderLine>
+    <cs:lnRef idx="0"/>
+    <cs:fillRef idx="0"/>
+    <cs:effectRef idx="0"/>
+    <cs:fontRef idx="minor">
+      <a:schemeClr val="tx1"/>
+    </cs:fontRef>
+    <cs:spPr>
+      <a:ln w="9525" cap="flat" cmpd="sng" algn="ctr">
+        <a:solidFill>
+          <a:schemeClr val="tx1">
+            <a:lumMod val="35000"/>
+            <a:lumOff val="65000"/>
+          </a:schemeClr>
+        </a:solidFill>
+        <a:round/>
+      </a:ln>
+    </cs:spPr>
+  </cs:leaderLine>
+  <cs:legend>
+    <cs:lnRef idx="0"/>
+    <cs:fillRef idx="0"/>
+    <cs:effectRef idx="0"/>
+    <cs:fontRef idx="minor">
+      <a:schemeClr val="tx1">
+        <a:lumMod val="65000"/>
+        <a:lumOff val="35000"/>
+      </a:schemeClr>
+    </cs:fontRef>
+    <cs:defRPr sz="900" kern="1200"/>
+  </cs:legend>
+  <cs:plotArea mods="allowNoFillOverride allowNoLineOverride">
+    <cs:lnRef idx="0"/>
+    <cs:fillRef idx="0"/>
+    <cs:effectRef idx="0"/>
+    <cs:fontRef idx="minor">
+      <a:schemeClr val="tx1"/>
+    </cs:fontRef>
+  </cs:plotArea>
+  <cs:plotArea3D mods="allowNoFillOverride allowNoLineOverride">
+    <cs:lnRef idx="0"/>
+    <cs:fillRef idx="0"/>
+    <cs:effectRef idx="0"/>
+    <cs:fontRef idx="minor">
+      <a:schemeClr val="tx1"/>
+    </cs:fontRef>
+  </cs:plotArea3D>
+  <cs:seriesAxis>
+    <cs:lnRef idx="0"/>
+    <cs:fillRef idx="0"/>
+    <cs:effectRef idx="0"/>
+    <cs:fontRef idx="minor">
+      <a:schemeClr val="tx1">
+        <a:lumMod val="65000"/>
+        <a:lumOff val="35000"/>
+      </a:schemeClr>
+    </cs:fontRef>
+    <cs:defRPr sz="900" kern="1200"/>
+  </cs:seriesAxis>
+  <cs:seriesLine>
+    <cs:lnRef idx="0"/>
+    <cs:fillRef idx="0"/>
+    <cs:effectRef idx="0"/>
+    <cs:fontRef idx="minor">
+      <a:schemeClr val="tx1"/>
+    </cs:fontRef>
+    <cs:spPr>
+      <a:ln w="9525" cap="flat" cmpd="sng" algn="ctr">
+        <a:solidFill>
+          <a:schemeClr val="tx1">
+            <a:lumMod val="35000"/>
+            <a:lumOff val="65000"/>
+          </a:schemeClr>
+        </a:solidFill>
+        <a:round/>
+      </a:ln>
+    </cs:spPr>
+  </cs:seriesLine>
+  <cs:title>
+    <cs:lnRef idx="0"/>
+    <cs:fillRef idx="0"/>
+    <cs:effectRef idx="0"/>
+    <cs:fontRef idx="minor">
+      <a:schemeClr val="tx1">
+        <a:lumMod val="65000"/>
+        <a:lumOff val="35000"/>
+      </a:schemeClr>
+    </cs:fontRef>
+    <cs:defRPr sz="1400" b="0" kern="1200" spc="0" baseline="0"/>
+  </cs:title>
+  <cs:trendline>
+    <cs:lnRef idx="0">
+      <cs:styleClr val="auto"/>
+    </cs:lnRef>
+    <cs:fillRef idx="0"/>
+    <cs:effectRef idx="0"/>
+    <cs:fontRef idx="minor">
+      <a:schemeClr val="tx1"/>
+    </cs:fontRef>
+    <cs:spPr>
+      <a:ln w="19050" cap="rnd">
+        <a:solidFill>
+          <a:schemeClr val="phClr"/>
+        </a:solidFill>
+        <a:prstDash val="sysDot"/>
+      </a:ln>
+    </cs:spPr>
+  </cs:trendline>
+  <cs:trendlineLabel>
+    <cs:lnRef idx="0"/>
+    <cs:fillRef idx="0"/>
+    <cs:effectRef idx="0"/>
+    <cs:fontRef idx="minor">
+      <a:schemeClr val="tx1">
+        <a:lumMod val="65000"/>
+        <a:lumOff val="35000"/>
+      </a:schemeClr>
+    </cs:fontRef>
+    <cs:defRPr sz="900" kern="1200"/>
+  </cs:trendlineLabel>
+  <cs:upBar>
+    <cs:lnRef idx="0"/>
+    <cs:fillRef idx="0"/>
+    <cs:effectRef idx="0"/>
+    <cs:fontRef idx="minor">
+      <a:schemeClr val="dk1"/>
+    </cs:fontRef>
+    <cs:spPr>
+      <a:solidFill>
+        <a:schemeClr val="lt1"/>
+      </a:solidFill>
+      <a:ln w="9525">
+        <a:solidFill>
+          <a:schemeClr val="tx1">
+            <a:lumMod val="15000"/>
+            <a:lumOff val="85000"/>
+          </a:schemeClr>
+        </a:solidFill>
+      </a:ln>
+    </cs:spPr>
+  </cs:upBar>
+  <cs:valueAxis>
+    <cs:lnRef idx="0"/>
+    <cs:fillRef idx="0"/>
+    <cs:effectRef idx="0"/>
+    <cs:fontRef idx="minor">
+      <a:schemeClr val="tx1">
+        <a:lumMod val="65000"/>
+        <a:lumOff val="35000"/>
+      </a:schemeClr>
+    </cs:fontRef>
+    <cs:defRPr sz="900" kern="1200"/>
+  </cs:valueAxis>
+  <cs:wall>
+    <cs:lnRef idx="0"/>
+    <cs:fillRef idx="0"/>
+    <cs:effectRef idx="0"/>
+    <cs:fontRef idx="minor">
+      <a:schemeClr val="tx1"/>
+    </cs:fontRef>
+    <cs:spPr>
+      <a:noFill/>
+      <a:ln>
+        <a:noFill/>
+      </a:ln>
+    </cs:spPr>
+  </cs:wall>
+</cs:chartStyle>
+</file>
+
 <file path=word/theme/theme1.xml><?xml version="1.0" encoding="utf-8"?>
 <a:theme xmlns:a="http://schemas.openxmlformats.org/drawingml/2006/main" name="Office Theme">
   <a:themeElements>
@@ -54338,4 +54507,290 @@
     </a:ext>
   </a:extLst>
 </a:theme>
+</file>
+
+<file path=word/theme/themeOverride1.xml><?xml version="1.0" encoding="utf-8"?>
+<a:themeOverride xmlns:a="http://schemas.openxmlformats.org/drawingml/2006/main">
+  <a:clrScheme name="Office">
+    <a:dk1>
+      <a:sysClr val="windowText" lastClr="000000"/>
+    </a:dk1>
+    <a:lt1>
+      <a:sysClr val="window" lastClr="FFFFFF"/>
+    </a:lt1>
+    <a:dk2>
+      <a:srgbClr val="44546A"/>
+    </a:dk2>
+    <a:lt2>
+      <a:srgbClr val="E7E6E6"/>
+    </a:lt2>
+    <a:accent1>
+      <a:srgbClr val="4472C4"/>
+    </a:accent1>
+    <a:accent2>
+      <a:srgbClr val="ED7D31"/>
+    </a:accent2>
+    <a:accent3>
+      <a:srgbClr val="A5A5A5"/>
+    </a:accent3>
+    <a:accent4>
+      <a:srgbClr val="FFC000"/>
+    </a:accent4>
+    <a:accent5>
+      <a:srgbClr val="5B9BD5"/>
+    </a:accent5>
+    <a:accent6>
+      <a:srgbClr val="70AD47"/>
+    </a:accent6>
+    <a:hlink>
+      <a:srgbClr val="0563C1"/>
+    </a:hlink>
+    <a:folHlink>
+      <a:srgbClr val="954F72"/>
+    </a:folHlink>
+  </a:clrScheme>
+  <a:fontScheme name="Office">
+    <a:majorFont>
+      <a:latin typeface="Calibri Light" panose="020F0302020204030204"/>
+      <a:ea typeface=""/>
+      <a:cs typeface=""/>
+      <a:font script="Jpan" typeface="游ゴシック Light"/>
+      <a:font script="Hang" typeface="맑은 고딕"/>
+      <a:font script="Hans" typeface="等线 Light"/>
+      <a:font script="Hant" typeface="新細明體"/>
+      <a:font script="Arab" typeface="Times New Roman"/>
+      <a:font script="Hebr" typeface="Times New Roman"/>
+      <a:font script="Thai" typeface="Tahoma"/>
+      <a:font script="Ethi" typeface="Nyala"/>
+      <a:font script="Beng" typeface="Vrinda"/>
+      <a:font script="Gujr" typeface="Shruti"/>
+      <a:font script="Khmr" typeface="MoolBoran"/>
+      <a:font script="Knda" typeface="Tunga"/>
+      <a:font script="Guru" typeface="Raavi"/>
+      <a:font script="Cans" typeface="Euphemia"/>
+      <a:font script="Cher" typeface="Plantagenet Cherokee"/>
+      <a:font script="Yiii" typeface="Microsoft Yi Baiti"/>
+      <a:font script="Tibt" typeface="Microsoft Himalaya"/>
+      <a:font script="Thaa" typeface="MV Boli"/>
+      <a:font script="Deva" typeface="Mangal"/>
+      <a:font script="Telu" typeface="Gautami"/>
+      <a:font script="Taml" typeface="Latha"/>
+      <a:font script="Syrc" typeface="Estrangelo Edessa"/>
+      <a:font script="Orya" typeface="Kalinga"/>
+      <a:font script="Mlym" typeface="Kartika"/>
+      <a:font script="Laoo" typeface="DokChampa"/>
+      <a:font script="Sinh" typeface="Iskoola Pota"/>
+      <a:font script="Mong" typeface="Mongolian Baiti"/>
+      <a:font script="Viet" typeface="Times New Roman"/>
+      <a:font script="Uigh" typeface="Microsoft Uighur"/>
+      <a:font script="Geor" typeface="Sylfaen"/>
+      <a:font script="Armn" typeface="Arial"/>
+      <a:font script="Bugi" typeface="Leelawadee UI"/>
+      <a:font script="Bopo" typeface="Microsoft JhengHei"/>
+      <a:font script="Java" typeface="Javanese Text"/>
+      <a:font script="Lisu" typeface="Segoe UI"/>
+      <a:font script="Mymr" typeface="Myanmar Text"/>
+      <a:font script="Nkoo" typeface="Ebrima"/>
+      <a:font script="Olck" typeface="Nirmala UI"/>
+      <a:font script="Osma" typeface="Ebrima"/>
+      <a:font script="Phag" typeface="Phagspa"/>
+      <a:font script="Syrn" typeface="Estrangelo Edessa"/>
+      <a:font script="Syrj" typeface="Estrangelo Edessa"/>
+      <a:font script="Syre" typeface="Estrangelo Edessa"/>
+      <a:font script="Sora" typeface="Nirmala UI"/>
+      <a:font script="Tale" typeface="Microsoft Tai Le"/>
+      <a:font script="Talu" typeface="Microsoft New Tai Lue"/>
+      <a:font script="Tfng" typeface="Ebrima"/>
+    </a:majorFont>
+    <a:minorFont>
+      <a:latin typeface="Calibri" panose="020F0502020204030204"/>
+      <a:ea typeface=""/>
+      <a:cs typeface=""/>
+      <a:font script="Jpan" typeface="游ゴシック"/>
+      <a:font script="Hang" typeface="맑은 고딕"/>
+      <a:font script="Hans" typeface="等线"/>
+      <a:font script="Hant" typeface="新細明體"/>
+      <a:font script="Arab" typeface="Arial"/>
+      <a:font script="Hebr" typeface="Arial"/>
+      <a:font script="Thai" typeface="Tahoma"/>
+      <a:font script="Ethi" typeface="Nyala"/>
+      <a:font script="Beng" typeface="Vrinda"/>
+      <a:font script="Gujr" typeface="Shruti"/>
+      <a:font script="Khmr" typeface="DaunPenh"/>
+      <a:font script="Knda" typeface="Tunga"/>
+      <a:font script="Guru" typeface="Raavi"/>
+      <a:font script="Cans" typeface="Euphemia"/>
+      <a:font script="Cher" typeface="Plantagenet Cherokee"/>
+      <a:font script="Yiii" typeface="Microsoft Yi Baiti"/>
+      <a:font script="Tibt" typeface="Microsoft Himalaya"/>
+      <a:font script="Thaa" typeface="MV Boli"/>
+      <a:font script="Deva" typeface="Mangal"/>
+      <a:font script="Telu" typeface="Gautami"/>
+      <a:font script="Taml" typeface="Latha"/>
+      <a:font script="Syrc" typeface="Estrangelo Edessa"/>
+      <a:font script="Orya" typeface="Kalinga"/>
+      <a:font script="Mlym" typeface="Kartika"/>
+      <a:font script="Laoo" typeface="DokChampa"/>
+      <a:font script="Sinh" typeface="Iskoola Pota"/>
+      <a:font script="Mong" typeface="Mongolian Baiti"/>
+      <a:font script="Viet" typeface="Arial"/>
+      <a:font script="Uigh" typeface="Microsoft Uighur"/>
+      <a:font script="Geor" typeface="Sylfaen"/>
+      <a:font script="Armn" typeface="Arial"/>
+      <a:font script="Bugi" typeface="Leelawadee UI"/>
+      <a:font script="Bopo" typeface="Microsoft JhengHei"/>
+      <a:font script="Java" typeface="Javanese Text"/>
+      <a:font script="Lisu" typeface="Segoe UI"/>
+      <a:font script="Mymr" typeface="Myanmar Text"/>
+      <a:font script="Nkoo" typeface="Ebrima"/>
+      <a:font script="Olck" typeface="Nirmala UI"/>
+      <a:font script="Osma" typeface="Ebrima"/>
+      <a:font script="Phag" typeface="Phagspa"/>
+      <a:font script="Syrn" typeface="Estrangelo Edessa"/>
+      <a:font script="Syrj" typeface="Estrangelo Edessa"/>
+      <a:font script="Syre" typeface="Estrangelo Edessa"/>
+      <a:font script="Sora" typeface="Nirmala UI"/>
+      <a:font script="Tale" typeface="Microsoft Tai Le"/>
+      <a:font script="Talu" typeface="Microsoft New Tai Lue"/>
+      <a:font script="Tfng" typeface="Ebrima"/>
+    </a:minorFont>
+  </a:fontScheme>
+  <a:fmtScheme name="Office">
+    <a:fillStyleLst>
+      <a:solidFill>
+        <a:schemeClr val="phClr"/>
+      </a:solidFill>
+      <a:gradFill rotWithShape="1">
+        <a:gsLst>
+          <a:gs pos="0">
+            <a:schemeClr val="phClr">
+              <a:lumMod val="110000"/>
+              <a:satMod val="105000"/>
+              <a:tint val="67000"/>
+            </a:schemeClr>
+          </a:gs>
+          <a:gs pos="50000">
+            <a:schemeClr val="phClr">
+              <a:lumMod val="105000"/>
+              <a:satMod val="103000"/>
+              <a:tint val="73000"/>
+            </a:schemeClr>
+          </a:gs>
+          <a:gs pos="100000">
+            <a:schemeClr val="phClr">
+              <a:lumMod val="105000"/>
+              <a:satMod val="109000"/>
+              <a:tint val="81000"/>
+            </a:schemeClr>
+          </a:gs>
+        </a:gsLst>
+        <a:lin ang="5400000" scaled="0"/>
+      </a:gradFill>
+      <a:gradFill rotWithShape="1">
+        <a:gsLst>
+          <a:gs pos="0">
+            <a:schemeClr val="phClr">
+              <a:satMod val="103000"/>
+              <a:lumMod val="102000"/>
+              <a:tint val="94000"/>
+            </a:schemeClr>
+          </a:gs>
+          <a:gs pos="50000">
+            <a:schemeClr val="phClr">
+              <a:satMod val="110000"/>
+              <a:lumMod val="100000"/>
+              <a:shade val="100000"/>
+            </a:schemeClr>
+          </a:gs>
+          <a:gs pos="100000">
+            <a:schemeClr val="phClr">
+              <a:lumMod val="99000"/>
+              <a:satMod val="120000"/>
+              <a:shade val="78000"/>
+            </a:schemeClr>
+          </a:gs>
+        </a:gsLst>
+        <a:lin ang="5400000" scaled="0"/>
+      </a:gradFill>
+    </a:fillStyleLst>
+    <a:lnStyleLst>
+      <a:ln w="6350" cap="flat" cmpd="sng" algn="ctr">
+        <a:solidFill>
+          <a:schemeClr val="phClr"/>
+        </a:solidFill>
+        <a:prstDash val="solid"/>
+        <a:miter lim="800000"/>
+      </a:ln>
+      <a:ln w="12700" cap="flat" cmpd="sng" algn="ctr">
+        <a:solidFill>
+          <a:schemeClr val="phClr"/>
+        </a:solidFill>
+        <a:prstDash val="solid"/>
+        <a:miter lim="800000"/>
+      </a:ln>
+      <a:ln w="19050" cap="flat" cmpd="sng" algn="ctr">
+        <a:solidFill>
+          <a:schemeClr val="phClr"/>
+        </a:solidFill>
+        <a:prstDash val="solid"/>
+        <a:miter lim="800000"/>
+      </a:ln>
+    </a:lnStyleLst>
+    <a:effectStyleLst>
+      <a:effectStyle>
+        <a:effectLst/>
+      </a:effectStyle>
+      <a:effectStyle>
+        <a:effectLst/>
+      </a:effectStyle>
+      <a:effectStyle>
+        <a:effectLst>
+          <a:outerShdw blurRad="57150" dist="19050" dir="5400000" algn="ctr" rotWithShape="0">
+            <a:srgbClr val="000000">
+              <a:alpha val="63000"/>
+            </a:srgbClr>
+          </a:outerShdw>
+        </a:effectLst>
+      </a:effectStyle>
+    </a:effectStyleLst>
+    <a:bgFillStyleLst>
+      <a:solidFill>
+        <a:schemeClr val="phClr"/>
+      </a:solidFill>
+      <a:solidFill>
+        <a:schemeClr val="phClr">
+          <a:tint val="95000"/>
+          <a:satMod val="170000"/>
+        </a:schemeClr>
+      </a:solidFill>
+      <a:gradFill rotWithShape="1">
+        <a:gsLst>
+          <a:gs pos="0">
+            <a:schemeClr val="phClr">
+              <a:tint val="93000"/>
+              <a:satMod val="150000"/>
+              <a:shade val="98000"/>
+              <a:lumMod val="102000"/>
+            </a:schemeClr>
+          </a:gs>
+          <a:gs pos="50000">
+            <a:schemeClr val="phClr">
+              <a:tint val="98000"/>
+              <a:satMod val="130000"/>
+              <a:shade val="90000"/>
+              <a:lumMod val="103000"/>
+            </a:schemeClr>
+          </a:gs>
+          <a:gs pos="100000">
+            <a:schemeClr val="phClr">
+              <a:shade val="63000"/>
+              <a:satMod val="120000"/>
+            </a:schemeClr>
+          </a:gs>
+        </a:gsLst>
+        <a:lin ang="5400000" scaled="0"/>
+      </a:gradFill>
+    </a:bgFillStyleLst>
+  </a:fmtScheme>
+</a:themeOverride>
 </file>
--- a/docs/BYNATIONALITY/Гречанки.docx
+++ b/docs/BYNATIONALITY/Гречанки.docx
@@ -353,7 +353,25 @@
                 <w:szCs w:val="16"/>
                 <w:lang w:val="ru-RU"/>
               </w:rPr>
-              <w:t xml:space="preserve">Данный список составлен на основе открытых и доступных на </w:t>
+              <w:t xml:space="preserve">Данный список составлен на основе открытых и доступных </w:t>
+            </w:r>
+            <w:r>
+              <w:rPr>
+                <w:rFonts w:ascii="Arial" w:hAnsi="Arial" w:cs="Arial"/>
+                <w:sz w:val="16"/>
+                <w:szCs w:val="16"/>
+                <w:lang w:val="ru-RU"/>
+              </w:rPr>
+              <w:t>в</w:t>
+            </w:r>
+            <w:r>
+              <w:rPr>
+                <w:rFonts w:ascii="Arial" w:hAnsi="Arial" w:cs="Arial"/>
+                <w:sz w:val="16"/>
+                <w:szCs w:val="16"/>
+                <w:lang w:val="ru-RU"/>
+              </w:rPr>
+              <w:t xml:space="preserve"> </w:t>
             </w:r>
             <w:r>
               <w:rPr>
@@ -499,6 +517,15 @@
                 <w:szCs w:val="16"/>
                 <w:lang w:val="ru-RU"/>
               </w:rPr>
+              <w:t>х</w:t>
+            </w:r>
+            <w:r>
+              <w:rPr>
+                <w:rFonts w:ascii="Arial" w:hAnsi="Arial" w:cs="Arial"/>
+                <w:sz w:val="16"/>
+                <w:szCs w:val="16"/>
+                <w:lang w:val="ru-RU"/>
+              </w:rPr>
               <w:t xml:space="preserve"> </w:t>
             </w:r>
             <w:r>
@@ -535,7 +562,43 @@
                 <w:szCs w:val="16"/>
                 <w:lang w:val="ru-RU"/>
               </w:rPr>
-              <w:t xml:space="preserve"> это безвозвратные потери нации которые составляют 0,05% от общего числа греков проживавших на тот момент в СССР</w:t>
+              <w:t xml:space="preserve"> это безвозвратные потери </w:t>
+            </w:r>
+            <w:r>
+              <w:rPr>
+                <w:rFonts w:ascii="Arial" w:hAnsi="Arial" w:cs="Arial"/>
+                <w:sz w:val="16"/>
+                <w:szCs w:val="16"/>
+                <w:lang w:val="ru-RU"/>
+              </w:rPr>
+              <w:t>нации,</w:t>
+            </w:r>
+            <w:r>
+              <w:rPr>
+                <w:rFonts w:ascii="Arial" w:hAnsi="Arial" w:cs="Arial"/>
+                <w:sz w:val="16"/>
+                <w:szCs w:val="16"/>
+                <w:lang w:val="ru-RU"/>
+              </w:rPr>
+              <w:t xml:space="preserve"> которые составляют 0,05% от общего числа </w:t>
+            </w:r>
+            <w:r>
+              <w:rPr>
+                <w:rFonts w:ascii="Arial" w:hAnsi="Arial" w:cs="Arial"/>
+                <w:sz w:val="16"/>
+                <w:szCs w:val="16"/>
+                <w:lang w:val="ru-RU"/>
+              </w:rPr>
+              <w:t>греков,</w:t>
+            </w:r>
+            <w:r>
+              <w:rPr>
+                <w:rFonts w:ascii="Arial" w:hAnsi="Arial" w:cs="Arial"/>
+                <w:sz w:val="16"/>
+                <w:szCs w:val="16"/>
+                <w:lang w:val="ru-RU"/>
+              </w:rPr>
+              <w:t xml:space="preserve"> проживавших на тот момент в СССР</w:t>
             </w:r>
             <w:r>
               <w:rPr>
@@ -800,79 +863,6 @@
                 <w:lang w:val="ru-RU"/>
               </w:rPr>
               <w:t>лет.</w:t>
-            </w:r>
-          </w:p>
-          <w:p>
-            <w:pPr>
-              <w:rPr>
-                <w:rFonts w:ascii="Arial" w:hAnsi="Arial" w:cs="Arial"/>
-                <w:sz w:val="16"/>
-                <w:szCs w:val="16"/>
-                <w:lang w:val="ru-RU"/>
-              </w:rPr>
-            </w:pPr>
-            <w:r>
-              <w:rPr>
-                <w:rFonts w:ascii="Arial" w:hAnsi="Arial" w:cs="Arial"/>
-                <w:sz w:val="16"/>
-                <w:szCs w:val="16"/>
-                <w:lang w:val="ru-RU"/>
-              </w:rPr>
-              <w:t>М</w:t>
-            </w:r>
-            <w:r>
-              <w:rPr>
-                <w:rFonts w:ascii="Arial" w:hAnsi="Arial" w:cs="Arial"/>
-                <w:sz w:val="16"/>
-                <w:szCs w:val="16"/>
-                <w:lang w:val="ru-RU"/>
-              </w:rPr>
-              <w:t>аксимальное число – 12</w:t>
-            </w:r>
-            <w:r>
-              <w:rPr>
-                <w:rFonts w:ascii="Arial" w:hAnsi="Arial" w:cs="Arial"/>
-                <w:sz w:val="16"/>
-                <w:szCs w:val="16"/>
-                <w:lang w:val="ru-RU"/>
-              </w:rPr>
-              <w:t xml:space="preserve"> (9%) расстреляны</w:t>
-            </w:r>
-            <w:r>
-              <w:rPr>
-                <w:rFonts w:ascii="Arial" w:hAnsi="Arial" w:cs="Arial"/>
-                <w:sz w:val="16"/>
-                <w:szCs w:val="16"/>
-                <w:lang w:val="ru-RU"/>
-              </w:rPr>
-              <w:t xml:space="preserve"> в возрасте 40</w:t>
-            </w:r>
-            <w:r>
-              <w:rPr>
-                <w:rFonts w:ascii="Arial" w:hAnsi="Arial" w:cs="Arial"/>
-                <w:sz w:val="16"/>
-                <w:szCs w:val="16"/>
-                <w:lang w:val="ru-RU"/>
-              </w:rPr>
-              <w:t xml:space="preserve"> </w:t>
-            </w:r>
-            <w:r>
-              <w:rPr>
-                <w:rFonts w:ascii="Arial" w:hAnsi="Arial" w:cs="Arial"/>
-                <w:sz w:val="16"/>
-                <w:szCs w:val="16"/>
-                <w:lang w:val="ru-RU"/>
-              </w:rPr>
-              <w:t>лет</w:t>
-            </w:r>
-            <w:r>
-              <w:rPr>
-                <w:rFonts w:ascii="Arial" w:hAnsi="Arial" w:cs="Arial"/>
-                <w:sz w:val="16"/>
-                <w:szCs w:val="16"/>
-                <w:lang w:val="ru-RU"/>
-              </w:rPr>
-              <w:t>.</w:t>
             </w:r>
           </w:p>
           <w:p>
@@ -2133,10 +2123,10 @@
           <w:lang w:val="ru-RU"/>
         </w:rPr>
         <w:drawing>
-          <wp:inline distT="0" distB="0" distL="0" distR="0" wp14:anchorId="195CE609" wp14:editId="4EAFBE8D">
+          <wp:inline distT="0" distB="0" distL="0" distR="0" wp14:anchorId="1DE9B9D5" wp14:editId="195EB061">
             <wp:extent cx="4450715" cy="1914525"/>
             <wp:effectExtent l="0" t="0" r="6985" b="9525"/>
-            <wp:docPr id="2060552642" name="Picture 1"/>
+            <wp:docPr id="2031078440" name="Picture 1"/>
             <wp:cNvGraphicFramePr>
               <a:graphicFrameLocks xmlns:a="http://schemas.openxmlformats.org/drawingml/2006/main" noChangeAspect="1"/>
             </wp:cNvGraphicFramePr>
@@ -2323,7 +2313,6 @@
           <w:noProof/>
           <w:lang w:val="ru-RU"/>
         </w:rPr>
-        <w:lastRenderedPageBreak/>
         <w:drawing>
           <wp:inline distT="0" distB="0" distL="0" distR="0" wp14:anchorId="60AFFDEF" wp14:editId="18A8542D">
             <wp:extent cx="5334635" cy="2761615"/>
@@ -5117,7 +5106,6 @@
                 <w:szCs w:val="16"/>
                 <w:lang w:val="ru-RU"/>
               </w:rPr>
-              <w:lastRenderedPageBreak/>
               <w:t xml:space="preserve">Источник: </w:t>
             </w:r>
             <w:r>
@@ -5224,7 +5212,6 @@
                 <w:szCs w:val="16"/>
                 <w:lang w:val="ru-RU"/>
               </w:rPr>
-              <w:lastRenderedPageBreak/>
               <w:t>Ачихая Кириаки Исааковна</w:t>
             </w:r>
             <w:r>
@@ -6595,6 +6582,7 @@
                 <w:szCs w:val="16"/>
                 <w:lang w:val="ru-RU"/>
               </w:rPr>
+              <w:lastRenderedPageBreak/>
               <w:t xml:space="preserve">Источник: </w:t>
             </w:r>
             <w:r>
@@ -6717,6 +6705,7 @@
                 <w:szCs w:val="16"/>
                 <w:lang w:val="ru-RU"/>
               </w:rPr>
+              <w:lastRenderedPageBreak/>
               <w:t>Бахчиваджи Ульяна Михайловна</w:t>
             </w:r>
             <w:r>
@@ -9613,7 +9602,6 @@
                 <w:szCs w:val="16"/>
                 <w:lang w:val="ru-RU"/>
               </w:rPr>
-              <w:lastRenderedPageBreak/>
               <w:t xml:space="preserve">1898 г.р., м.р.: с. Сартана. Гражд. СССР, гречанка, образ. высшее, врач-терапевт эндокринологической клиники. </w:t>
             </w:r>
             <w:r>
@@ -9752,7 +9740,6 @@
                 <w:szCs w:val="16"/>
                 <w:lang w:val="ru-RU"/>
               </w:rPr>
-              <w:lastRenderedPageBreak/>
               <w:t>Георгиади Фекла Фоминична (Фомовна)</w:t>
             </w:r>
             <w:r>
@@ -11011,6 +10998,7 @@
                 <w:szCs w:val="16"/>
                 <w:lang w:val="ru-RU"/>
               </w:rPr>
+              <w:lastRenderedPageBreak/>
               <w:t>Григориади Феофила Панайотовна</w:t>
             </w:r>
             <w:r>
@@ -13732,7 +13720,6 @@
                 <w:szCs w:val="16"/>
                 <w:lang w:val="ru-RU"/>
               </w:rPr>
-              <w:lastRenderedPageBreak/>
               <w:t xml:space="preserve">Источник: </w:t>
             </w:r>
             <w:r>
@@ -13918,7 +13905,6 @@
                 <w:szCs w:val="16"/>
                 <w:lang w:val="ru-RU"/>
               </w:rPr>
-              <w:lastRenderedPageBreak/>
               <w:t>Ефимова-Клещ Мария Викторовна</w:t>
             </w:r>
             <w:r>
@@ -15327,6 +15313,7 @@
                 <w:szCs w:val="16"/>
                 <w:lang w:val="ru-RU"/>
               </w:rPr>
+              <w:lastRenderedPageBreak/>
               <w:t>1880 г.р., м.р.: Херсонская губ., гречанка.</w:t>
             </w:r>
             <w:r>
@@ -15555,6 +15542,7 @@
                 <w:szCs w:val="16"/>
                 <w:lang w:val="ru-RU"/>
               </w:rPr>
+              <w:lastRenderedPageBreak/>
               <w:t>Зурнаджиди Роди Ивановна</w:t>
             </w:r>
             <w:r>
@@ -17934,7 +17922,6 @@
                 <w:szCs w:val="16"/>
                 <w:lang w:val="ru-RU"/>
               </w:rPr>
-              <w:lastRenderedPageBreak/>
               <w:t xml:space="preserve">Источник: </w:t>
             </w:r>
             <w:r>
@@ -18120,7 +18107,6 @@
                 <w:szCs w:val="16"/>
                 <w:lang w:val="ru-RU"/>
               </w:rPr>
-              <w:lastRenderedPageBreak/>
               <w:t>Кафидис Мария Исааковна</w:t>
             </w:r>
             <w:r>
@@ -19637,6 +19623,7 @@
                 <w:szCs w:val="16"/>
                 <w:lang w:val="ru-RU"/>
               </w:rPr>
+              <w:lastRenderedPageBreak/>
               <w:t>прожив.:</w:t>
             </w:r>
             <w:r>
@@ -19971,6 +19958,7 @@
                 <w:szCs w:val="16"/>
                 <w:lang w:val="ru-RU"/>
               </w:rPr>
+              <w:lastRenderedPageBreak/>
               <w:t>Коркодас Василиса Георгиевна</w:t>
             </w:r>
             <w:r>
@@ -21173,6 +21161,7 @@
                 <w:bCs/>
                 <w:sz w:val="16"/>
                 <w:szCs w:val="16"/>
+                <w:lang w:val="ru-RU"/>
               </w:rPr>
               <w:t xml:space="preserve">Источник: </w:t>
             </w:r>
@@ -21183,6 +21172,7 @@
                 <w:bCs/>
                 <w:sz w:val="16"/>
                 <w:szCs w:val="16"/>
+                <w:lang w:val="ru-RU"/>
               </w:rPr>
               <w:t>Сведения Одесского академического центра (Украина)</w:t>
             </w:r>
@@ -22062,7 +22052,6 @@
                 <w:szCs w:val="16"/>
                 <w:lang w:val="ru-RU"/>
               </w:rPr>
-              <w:lastRenderedPageBreak/>
               <w:t>1889 г.р., м.р.: Подольская губ., г. Жмеринка, гречанка, преподаватель музыки на дому.</w:t>
             </w:r>
             <w:r>
@@ -22315,7 +22304,6 @@
                 <w:szCs w:val="16"/>
                 <w:lang w:val="ru-RU"/>
               </w:rPr>
-              <w:lastRenderedPageBreak/>
               <w:t>Леветис (Левитис) Мария Федоровна</w:t>
             </w:r>
             <w:r>
@@ -23294,7 +23282,17 @@
                 <w:szCs w:val="16"/>
                 <w:lang w:val="ru-RU"/>
               </w:rPr>
-              <w:t>ВМН. Расстреляна 14.03.1938. Реабилитация: судебной коллегией ВС РСФСР, 15.12.1958</w:t>
+              <w:t xml:space="preserve">ВМН. Расстреляна 14.03.1938. Реабилитация: судебной </w:t>
+            </w:r>
+            <w:r>
+              <w:rPr>
+                <w:rFonts w:ascii="Arial" w:hAnsi="Arial" w:cs="Arial"/>
+                <w:sz w:val="16"/>
+                <w:szCs w:val="16"/>
+                <w:lang w:val="ru-RU"/>
+              </w:rPr>
+              <w:lastRenderedPageBreak/>
+              <w:t>коллегией ВС РСФСР, 15.12.1958</w:t>
             </w:r>
             <w:r>
               <w:rPr>
@@ -23465,6 +23463,7 @@
                 <w:szCs w:val="16"/>
                 <w:lang w:val="ru-RU"/>
               </w:rPr>
+              <w:lastRenderedPageBreak/>
               <w:t>Мавиди Елизавета Васильевна</w:t>
             </w:r>
             <w:r>
@@ -25905,7 +25904,6 @@
                 <w:szCs w:val="16"/>
                 <w:lang w:val="ru-RU"/>
               </w:rPr>
-              <w:lastRenderedPageBreak/>
               <w:t>Родилась в 1888 г., с. Керменчик, Куйбыш. р-н, Крым. Гражданство (подданство): СССР, прожив.: Крымская АССР. Осуждена: 7 февраля 1938 г.,</w:t>
             </w:r>
             <w:r>
@@ -26136,7 +26134,6 @@
                 <w:szCs w:val="16"/>
                 <w:lang w:val="ru-RU"/>
               </w:rPr>
-              <w:lastRenderedPageBreak/>
               <w:t>Музаки Мария Афанасьевна</w:t>
             </w:r>
             <w:r>
@@ -27125,6 +27122,7 @@
                 <w:szCs w:val="16"/>
                 <w:lang w:val="ru-RU"/>
               </w:rPr>
+              <w:lastRenderedPageBreak/>
               <w:t xml:space="preserve">Источник: </w:t>
             </w:r>
             <w:r>
@@ -27306,6 +27304,7 @@
                 <w:szCs w:val="16"/>
                 <w:lang w:val="ru-RU"/>
               </w:rPr>
+              <w:lastRenderedPageBreak/>
               <w:t>Павлиди Елизавета Федоровна</w:t>
             </w:r>
             <w:r>
@@ -30129,7 +30128,6 @@
                 <w:szCs w:val="16"/>
                 <w:lang w:val="ru-RU"/>
               </w:rPr>
-              <w:lastRenderedPageBreak/>
               <w:t xml:space="preserve">1906 г.р., м.р.: Турция, г. Трапезунд, гречанка, образование: грамотная, помощник бухгалтера «Совтанкера», </w:t>
             </w:r>
             <w:r>
@@ -30362,7 +30360,6 @@
                 <w:szCs w:val="16"/>
                 <w:lang w:val="ru-RU"/>
               </w:rPr>
-              <w:lastRenderedPageBreak/>
               <w:t>Попандопуло Любовь Георгиевна</w:t>
             </w:r>
             <w:r>
@@ -31305,6 +31302,7 @@
                 <w:szCs w:val="16"/>
                 <w:lang w:val="ru-RU"/>
               </w:rPr>
+              <w:lastRenderedPageBreak/>
               <w:t>Арх.дело: ГААРК, ф.р-4808, оп.1, д. 09006</w:t>
             </w:r>
           </w:p>
@@ -31439,6 +31437,7 @@
                 <w:szCs w:val="16"/>
                 <w:lang w:val="ru-RU"/>
               </w:rPr>
+              <w:lastRenderedPageBreak/>
               <w:t>Саввиди Вера Георгиевна</w:t>
             </w:r>
             <w:r>
@@ -33882,7 +33881,6 @@
                 <w:szCs w:val="16"/>
                 <w:lang w:val="ru-RU"/>
               </w:rPr>
-              <w:lastRenderedPageBreak/>
               <w:t xml:space="preserve">Родилась в 1902 г., г. Трапезунд, Турция. Гражданство (подданство): СССР, прожив.: </w:t>
             </w:r>
             <w:r>
@@ -34057,7 +34055,6 @@
                 <w:szCs w:val="16"/>
                 <w:lang w:val="ru-RU"/>
               </w:rPr>
-              <w:lastRenderedPageBreak/>
               <w:t>Симилиди Екатерина Ивановна</w:t>
             </w:r>
             <w:r>
@@ -35169,6 +35166,7 @@
                 <w:szCs w:val="16"/>
                 <w:lang w:val="ru-RU"/>
               </w:rPr>
+              <w:lastRenderedPageBreak/>
               <w:t xml:space="preserve">Родилась в 1886 г., ст.Холмская, Краснодарский край. Гражданство (подданство): Греция, </w:t>
             </w:r>
             <w:r>
@@ -35427,6 +35425,7 @@
                 <w:szCs w:val="16"/>
                 <w:lang w:val="ru-RU"/>
               </w:rPr>
+              <w:lastRenderedPageBreak/>
               <w:t>Сусанис Елена Николаевна</w:t>
             </w:r>
             <w:r>
@@ -37699,7 +37698,6 @@
                 <w:szCs w:val="16"/>
                 <w:lang w:val="ru-RU"/>
               </w:rPr>
-              <w:lastRenderedPageBreak/>
               <w:t xml:space="preserve">Источник: </w:t>
             </w:r>
             <w:r>
@@ -37883,7 +37881,6 @@
                 <w:szCs w:val="16"/>
                 <w:lang w:val="ru-RU"/>
               </w:rPr>
-              <w:lastRenderedPageBreak/>
               <w:t>Фотиади Надежда Ивановна</w:t>
             </w:r>
             <w:r>
@@ -39188,6 +39185,7 @@
                 <w:szCs w:val="16"/>
                 <w:lang w:val="ru-RU"/>
               </w:rPr>
+              <w:lastRenderedPageBreak/>
               <w:t>1896 г.</w:t>
             </w:r>
             <w:r>
@@ -39380,6 +39378,7 @@
                 <w:szCs w:val="16"/>
                 <w:lang w:val="ru-RU"/>
               </w:rPr>
+              <w:lastRenderedPageBreak/>
               <w:t>Ченкелиди Елена Николаевна</w:t>
             </w:r>
             <w:r>
@@ -41788,7 +41787,6 @@
                 <w:szCs w:val="16"/>
                 <w:lang w:val="ru-RU"/>
               </w:rPr>
-              <w:lastRenderedPageBreak/>
               <w:t>Дата рождения: 1900 г., гречанка. Место проживания: Краснодарский кр., ст-ца Абинская. Обвинение: по национальному признаку (греки)</w:t>
             </w:r>
             <w:r>
@@ -41904,7 +41902,6 @@
                 <w:shd w:val="clear" w:color="auto" w:fill="FFFFFF"/>
                 <w:lang w:val="ru-RU"/>
               </w:rPr>
-              <w:lastRenderedPageBreak/>
               <w:t>Влизмас (Влисмас) Анна Еваангимивна (Евангельевна)</w:t>
             </w:r>
             <w:r>
@@ -42511,6 +42508,7 @@
                 <w:szCs w:val="16"/>
                 <w:lang w:val="ru-RU"/>
               </w:rPr>
+              <w:lastRenderedPageBreak/>
               <w:t>Чичекова Екатерина Ивановна 57 лет, умерла в заключении в 1942 году</w:t>
             </w:r>
           </w:p>
